--- a/docs/2026人工智能创意赛（鸿蒙赛道）作品说明文档-Beat-Per-Mile跑步电台.docx
+++ b/docs/2026人工智能创意赛（鸿蒙赛道）作品说明文档-Beat-Per-Mile跑步电台.docx
@@ -1827,7 +1827,7 @@
                 <w:color w:val="808080" w:themeColor="background1" w:themeShade="80"/>
                 <w:szCs w:val="21"/>
               </w:rPr>
-              <w:t>刘晓樑</w:t>
+              <w:t>梁晓</w:t>
             </w:r>
           </w:p>
         </w:tc>
@@ -2078,6 +2078,7 @@
           <w:szCs w:val="40"/>
         </w:rPr>
       </w:pPr>
+      <w:proofErr w:type="gramStart"/>
       <w:r>
         <w:rPr>
           <w:rFonts w:ascii="宋体" w:eastAsia="宋体" w:hAnsi="宋体" w:hint="eastAsia"/>
@@ -2087,30 +2088,28 @@
           <w:u w:val="single"/>
         </w:rPr>
         <w:lastRenderedPageBreak/>
-        <w:t>《 Beat-Per-Mile 跑步电台 》</w:t>
-      </w:r>
+        <w:t xml:space="preserve">《 </w:t>
+      </w:r>
+      <w:proofErr w:type="gramEnd"/>
       <w:r>
         <w:rPr>
           <w:rFonts w:ascii="宋体" w:eastAsia="宋体" w:hAnsi="宋体" w:hint="eastAsia"/>
           <w:b/>
           <w:sz w:val="40"/>
           <w:szCs w:val="40"/>
-        </w:rPr>
-        <w:t xml:space="preserve">  作品原创性声明</w:t>
-      </w:r>
-    </w:p>
-    <w:p>
-      <w:pPr>
-        <w:adjustRightInd w:val="0"/>
-        <w:snapToGrid w:val="0"/>
-        <w:jc w:val="center"/>
+          <w:u w:val="single"/>
+        </w:rPr>
+        <w:t>Beat-Per-Mile 跑步电台》</w:t>
+      </w:r>
+      <w:r>
         <w:rPr>
           <w:rFonts w:ascii="宋体" w:eastAsia="宋体" w:hAnsi="宋体" w:hint="eastAsia"/>
           <w:b/>
-          <w:sz w:val="36"/>
-          <w:szCs w:val="36"/>
-        </w:rPr>
-      </w:pPr>
+          <w:sz w:val="40"/>
+          <w:szCs w:val="40"/>
+        </w:rPr>
+        <w:t>作品原创性声明</w:t>
+      </w:r>
     </w:p>
     <w:p>
       <w:pPr>
@@ -2381,7 +2380,7 @@
           <w:szCs w:val="44"/>
         </w:rPr>
         <w:lastRenderedPageBreak/>
-        <w:t>《Beat-Per-Mile 跑步电台》作品说明文档</w:t>
+        <w:t>《Beat-Per-Mile跑步电台》作品说明文档</w:t>
       </w:r>
     </w:p>
     <w:p>
@@ -2458,16 +2457,6 @@
     </w:p>
     <w:p>
       <w:pPr>
-        <w:adjustRightInd w:val="0"/>
-        <w:snapToGrid w:val="0"/>
-        <w:rPr>
-          <w:rFonts w:ascii="宋体" w:eastAsia="宋体" w:hAnsi="宋体" w:hint="eastAsia"/>
-          <w:szCs w:val="21"/>
-        </w:rPr>
-      </w:pPr>
-    </w:p>
-    <w:p>
-      <w:pPr>
         <w:keepNext/>
         <w:adjustRightInd w:val="0"/>
         <w:snapToGrid w:val="0"/>
@@ -2514,36 +2503,20 @@
       <w:pPr>
         <w:adjustRightInd w:val="0"/>
         <w:snapToGrid w:val="0"/>
-        <w:jc w:val="center"/>
-        <w:rPr>
-          <w:rFonts w:ascii="宋体" w:eastAsia="宋体" w:hAnsi="宋体" w:hint="eastAsia"/>
-          <w:szCs w:val="21"/>
-        </w:rPr>
-      </w:pPr>
-      <w:r>
-        <w:rPr>
-          <w:rFonts w:ascii="宋体" w:eastAsia="宋体" w:hAnsi="宋体" w:hint="eastAsia"/>
-          <w:szCs w:val="21"/>
-        </w:rPr>
-        <w:t>【预留位：此处插入图 1 —— 应用交互流程图】</w:t>
-      </w:r>
-    </w:p>
-    <w:p>
-      <w:pPr>
-        <w:adjustRightInd w:val="0"/>
-        <w:snapToGrid w:val="0"/>
-        <w:jc w:val="center"/>
-        <w:rPr>
-          <w:rFonts w:ascii="宋体" w:eastAsia="宋体" w:hAnsi="宋体" w:hint="eastAsia"/>
-          <w:szCs w:val="21"/>
-        </w:rPr>
-      </w:pPr>
-      <w:r>
-        <w:rPr>
-          <w:rFonts w:ascii="宋体" w:eastAsia="宋体" w:hAnsi="宋体" w:hint="eastAsia"/>
-          <w:szCs w:val="21"/>
-        </w:rPr>
-        <w:t>图 1  应用交互流程图</w:t>
+        <w:ind w:firstLine="420"/>
+        <w:rPr>
+          <w:rFonts w:ascii="宋体" w:eastAsia="宋体" w:hAnsi="宋体" w:cs="宋体"/>
+          <w:szCs w:val="21"/>
+          <w:lang w:eastAsia="zh"/>
+        </w:rPr>
+      </w:pPr>
+      <w:r>
+        <w:rPr>
+          <w:rFonts w:ascii="宋体" w:eastAsia="宋体" w:hAnsi="宋体" w:cs="宋体" w:hint="eastAsia"/>
+          <w:szCs w:val="21"/>
+          <w:lang w:eastAsia="zh"/>
+        </w:rPr>
+        <w:t>《Beat-Per-Mile跑步电台》是面向跑步人群的智能音频处理应用，通过无损音频变速技术，在不改变歌曲音高的前提下调节乐曲节奏，创新采用实时步频捕获、预设步频曲线两套控制方  案，让本地音乐自动匹配跑步步频，实现脚步与乐曲精准踩点，满足休闲慢跑与专业节奏训练双重场景。</w:t>
       </w:r>
     </w:p>
     <w:p>
@@ -2551,6 +2524,146 @@
         <w:keepNext/>
         <w:adjustRightInd w:val="0"/>
         <w:snapToGrid w:val="0"/>
+        <w:ind w:firstLine="420"/>
+        <w:jc w:val="center"/>
+        <w:rPr>
+          <w:rFonts w:hint="eastAsia"/>
+        </w:rPr>
+      </w:pPr>
+      <w:r>
+        <w:rPr>
+          <w:rFonts w:ascii="宋体" w:eastAsia="宋体" w:hAnsi="宋体" w:cs="宋体"/>
+          <w:noProof/>
+          <w:color w:val="7F7F7F" w:themeColor="text1" w:themeTint="80"/>
+          <w:sz w:val="24"/>
+          <w:szCs w:val="24"/>
+          <w:lang w:eastAsia="zh"/>
+        </w:rPr>
+        <w:drawing>
+          <wp:inline distT="0" distB="0" distL="114300" distR="114300" wp14:anchorId="40CC93D0" wp14:editId="034F6F54">
+            <wp:extent cx="3757930" cy="5312410"/>
+            <wp:effectExtent l="0" t="0" r="13970" b="2540"/>
+            <wp:docPr id="30" name="图片 30"/>
+            <wp:cNvGraphicFramePr>
+              <a:graphicFrameLocks xmlns:a="http://schemas.openxmlformats.org/drawingml/2006/main" noChangeAspect="1"/>
+            </wp:cNvGraphicFramePr>
+            <a:graphic xmlns:a="http://schemas.openxmlformats.org/drawingml/2006/main">
+              <a:graphicData uri="http://schemas.openxmlformats.org/drawingml/2006/picture">
+                <pic:pic xmlns:pic="http://schemas.openxmlformats.org/drawingml/2006/picture">
+                  <pic:nvPicPr>
+                    <pic:cNvPr id="30" name="图片 30"/>
+                    <pic:cNvPicPr>
+                      <a:picLocks noChangeAspect="1"/>
+                    </pic:cNvPicPr>
+                  </pic:nvPicPr>
+                  <pic:blipFill>
+                    <a:blip r:embed="rId8"/>
+                    <a:stretch>
+                      <a:fillRect/>
+                    </a:stretch>
+                  </pic:blipFill>
+                  <pic:spPr>
+                    <a:xfrm>
+                      <a:off x="0" y="0"/>
+                      <a:ext cx="3757930" cy="5312410"/>
+                    </a:xfrm>
+                    <a:prstGeom prst="rect">
+                      <a:avLst/>
+                    </a:prstGeom>
+                  </pic:spPr>
+                </pic:pic>
+              </a:graphicData>
+            </a:graphic>
+          </wp:inline>
+        </w:drawing>
+      </w:r>
+    </w:p>
+    <w:p>
+      <w:pPr>
+        <w:pStyle w:val="ac"/>
+        <w:jc w:val="center"/>
+      </w:pPr>
+      <w:r>
+        <w:rPr>
+          <w:rFonts w:hint="eastAsia"/>
+        </w:rPr>
+        <w:t>图</w:t>
+      </w:r>
+      <w:r>
+        <w:rPr>
+          <w:rFonts w:hint="eastAsia"/>
+        </w:rPr>
+        <w:t xml:space="preserve"> </w:t>
+      </w:r>
+      <w:r>
+        <w:rPr>
+          <w:rFonts w:hint="eastAsia"/>
+        </w:rPr>
+        <w:fldChar w:fldCharType="begin"/>
+      </w:r>
+      <w:r>
+        <w:rPr>
+          <w:rFonts w:hint="eastAsia"/>
+        </w:rPr>
+        <w:instrText xml:space="preserve"> SEQ </w:instrText>
+      </w:r>
+      <w:r>
+        <w:rPr>
+          <w:rFonts w:hint="eastAsia"/>
+        </w:rPr>
+        <w:instrText>图</w:instrText>
+      </w:r>
+      <w:r>
+        <w:rPr>
+          <w:rFonts w:hint="eastAsia"/>
+        </w:rPr>
+        <w:instrText xml:space="preserve"> \* ARABIC </w:instrText>
+      </w:r>
+      <w:r>
+        <w:rPr>
+          <w:rFonts w:hint="eastAsia"/>
+        </w:rPr>
+        <w:fldChar w:fldCharType="separate"/>
+      </w:r>
+      <w:r>
+        <w:rPr>
+          <w:rFonts w:hint="eastAsia"/>
+          <w:noProof/>
+        </w:rPr>
+        <w:t>1</w:t>
+      </w:r>
+      <w:r>
+        <w:rPr>
+          <w:rFonts w:hint="eastAsia"/>
+        </w:rPr>
+        <w:fldChar w:fldCharType="end"/>
+      </w:r>
+      <w:r>
+        <w:rPr>
+          <w:rFonts w:hint="eastAsia"/>
+        </w:rPr>
+        <w:t xml:space="preserve"> </w:t>
+      </w:r>
+      <w:r>
+        <w:rPr>
+          <w:rFonts w:hint="eastAsia"/>
+        </w:rPr>
+        <w:t>应用交互流程图</w:t>
+      </w:r>
+    </w:p>
+    <w:p/>
+    <w:p>
+      <w:pPr>
+        <w:rPr>
+          <w:rFonts w:hint="eastAsia"/>
+        </w:rPr>
+      </w:pPr>
+    </w:p>
+    <w:p>
+      <w:pPr>
+        <w:keepNext/>
+        <w:adjustRightInd w:val="0"/>
+        <w:snapToGrid w:val="0"/>
         <w:rPr>
           <w:rFonts w:ascii="宋体" w:eastAsia="宋体" w:hAnsi="宋体" w:hint="eastAsia"/>
           <w:b/>
@@ -2565,43 +2678,229 @@
           <w:sz w:val="24"/>
           <w:szCs w:val="24"/>
         </w:rPr>
-        <w:t>（2）系统技术架构</w:t>
-      </w:r>
-    </w:p>
-    <w:p>
-      <w:pPr>
-        <w:adjustRightInd w:val="0"/>
-        <w:snapToGrid w:val="0"/>
-        <w:jc w:val="center"/>
-        <w:rPr>
-          <w:rFonts w:ascii="宋体" w:eastAsia="宋体" w:hAnsi="宋体" w:hint="eastAsia"/>
-          <w:szCs w:val="21"/>
-        </w:rPr>
-      </w:pPr>
-      <w:r>
-        <w:rPr>
-          <w:rFonts w:ascii="宋体" w:eastAsia="宋体" w:hAnsi="宋体" w:hint="eastAsia"/>
-          <w:szCs w:val="21"/>
-        </w:rPr>
-        <w:t>【预留位：此处插入图 2 —— 系统技术架构图】</w:t>
-      </w:r>
-    </w:p>
-    <w:p>
-      <w:pPr>
-        <w:adjustRightInd w:val="0"/>
-        <w:snapToGrid w:val="0"/>
-        <w:jc w:val="center"/>
-        <w:rPr>
-          <w:rFonts w:ascii="宋体" w:eastAsia="宋体" w:hAnsi="宋体" w:hint="eastAsia"/>
-          <w:szCs w:val="21"/>
-        </w:rPr>
-      </w:pPr>
-      <w:r>
-        <w:rPr>
-          <w:rFonts w:ascii="宋体" w:eastAsia="宋体" w:hAnsi="宋体" w:hint="eastAsia"/>
-          <w:szCs w:val="21"/>
-        </w:rPr>
-        <w:t>图 2  系统技术架构图</w:t>
+        <w:lastRenderedPageBreak/>
+        <w:t>（3）应用宣传海报</w:t>
+      </w:r>
+    </w:p>
+    <w:p>
+      <w:pPr>
+        <w:widowControl/>
+        <w:ind w:firstLine="420"/>
+        <w:jc w:val="left"/>
+        <w:rPr>
+          <w:rFonts w:ascii="宋体" w:eastAsia="宋体" w:hAnsi="宋体" w:cs="宋体" w:hint="eastAsia"/>
+          <w:szCs w:val="21"/>
+          <w:lang w:eastAsia="zh"/>
+        </w:rPr>
+      </w:pPr>
+      <w:r>
+        <w:rPr>
+          <w:rFonts w:ascii="宋体" w:eastAsia="宋体" w:hAnsi="宋体" w:cs="宋体" w:hint="eastAsia"/>
+          <w:szCs w:val="21"/>
+          <w:lang w:eastAsia="zh"/>
+        </w:rPr>
+        <w:t>还在为歌单节奏快慢两难妥协？</w:t>
+      </w:r>
+    </w:p>
+    <w:p>
+      <w:pPr>
+        <w:widowControl/>
+        <w:ind w:firstLine="420"/>
+        <w:jc w:val="left"/>
+        <w:rPr>
+          <w:rFonts w:ascii="宋体" w:eastAsia="宋体" w:hAnsi="宋体" w:cs="宋体" w:hint="eastAsia"/>
+          <w:szCs w:val="21"/>
+          <w:lang w:eastAsia="zh"/>
+        </w:rPr>
+      </w:pPr>
+      <w:r>
+        <w:rPr>
+          <w:rFonts w:ascii="宋体" w:eastAsia="宋体" w:hAnsi="宋体" w:cs="宋体" w:hint="eastAsia"/>
+          <w:szCs w:val="21"/>
+          <w:lang w:eastAsia="zh"/>
+        </w:rPr>
+        <w:t>喜欢的慢歌跟不上配速，高燃快歌打乱呼吸节奏，倍速播放人声变尖、音质崩坏，跑步氛围感直接归零。</w:t>
+      </w:r>
+    </w:p>
+    <w:p>
+      <w:pPr>
+        <w:widowControl/>
+        <w:ind w:firstLine="420"/>
+        <w:jc w:val="left"/>
+        <w:rPr>
+          <w:rFonts w:ascii="宋体" w:eastAsia="宋体" w:hAnsi="宋体" w:cs="宋体"/>
+          <w:szCs w:val="21"/>
+          <w:lang w:eastAsia="zh"/>
+        </w:rPr>
+      </w:pPr>
+      <w:r>
+        <w:rPr>
+          <w:rFonts w:ascii="宋体" w:eastAsia="宋体" w:hAnsi="宋体" w:cs="宋体" w:hint="eastAsia"/>
+          <w:szCs w:val="21"/>
+          <w:lang w:eastAsia="zh"/>
+        </w:rPr>
+        <w:t>《Beat-Per-Mile跑步电台》搭载鸿蒙实时音频处理引擎，无损变速算法，只调速度、不改音高，你手机里所有本地歌曲，都能精准适配160-180BPM黄金跑步步频，原声质感丝毫不减。</w:t>
+      </w:r>
+    </w:p>
+    <w:p>
+      <w:pPr>
+        <w:widowControl/>
+        <w:ind w:firstLine="420"/>
+        <w:jc w:val="left"/>
+        <w:rPr>
+          <w:rFonts w:ascii="宋体" w:eastAsia="宋体" w:hAnsi="宋体" w:cs="宋体"/>
+          <w:szCs w:val="21"/>
+          <w:lang w:eastAsia="zh"/>
+        </w:rPr>
+      </w:pPr>
+      <w:r>
+        <w:rPr>
+          <w:rFonts w:ascii="宋体" w:eastAsia="宋体" w:hAnsi="宋体" w:cs="宋体" w:hint="eastAsia"/>
+          <w:noProof/>
+          <w:szCs w:val="21"/>
+          <w:lang w:eastAsia="zh"/>
+        </w:rPr>
+        <w:drawing>
+          <wp:inline distT="0" distB="0" distL="114300" distR="114300" wp14:anchorId="59CC9380" wp14:editId="7884585F">
+            <wp:extent cx="5092071" cy="7202816"/>
+            <wp:effectExtent l="0" t="0" r="0" b="0"/>
+            <wp:docPr id="14" name="图片 14"/>
+            <wp:cNvGraphicFramePr>
+              <a:graphicFrameLocks xmlns:a="http://schemas.openxmlformats.org/drawingml/2006/main" noChangeAspect="1"/>
+            </wp:cNvGraphicFramePr>
+            <a:graphic xmlns:a="http://schemas.openxmlformats.org/drawingml/2006/main">
+              <a:graphicData uri="http://schemas.openxmlformats.org/drawingml/2006/picture">
+                <pic:pic xmlns:pic="http://schemas.openxmlformats.org/drawingml/2006/picture">
+                  <pic:nvPicPr>
+                    <pic:cNvPr id="14" name="图片 14"/>
+                    <pic:cNvPicPr>
+                      <a:picLocks noChangeAspect="1"/>
+                    </pic:cNvPicPr>
+                  </pic:nvPicPr>
+                  <pic:blipFill>
+                    <a:blip r:embed="rId9"/>
+                    <a:stretch>
+                      <a:fillRect/>
+                    </a:stretch>
+                  </pic:blipFill>
+                  <pic:spPr>
+                    <a:xfrm>
+                      <a:off x="0" y="0"/>
+                      <a:ext cx="5117649" cy="7238996"/>
+                    </a:xfrm>
+                    <a:prstGeom prst="rect">
+                      <a:avLst/>
+                    </a:prstGeom>
+                  </pic:spPr>
+                </pic:pic>
+              </a:graphicData>
+            </a:graphic>
+          </wp:inline>
+        </w:drawing>
+      </w:r>
+    </w:p>
+    <w:p>
+      <w:pPr>
+        <w:widowControl/>
+        <w:ind w:firstLine="420"/>
+        <w:jc w:val="left"/>
+        <w:rPr>
+          <w:rFonts w:ascii="宋体" w:eastAsia="宋体" w:hAnsi="宋体" w:cs="宋体" w:hint="eastAsia"/>
+          <w:szCs w:val="21"/>
+          <w:lang w:eastAsia="zh"/>
+        </w:rPr>
+      </w:pPr>
+      <w:r>
+        <w:rPr>
+          <w:rFonts w:ascii="宋体" w:eastAsia="宋体" w:hAnsi="宋体" w:cs="宋体" w:hint="eastAsia"/>
+          <w:noProof/>
+          <w:szCs w:val="21"/>
+          <w:lang w:eastAsia="zh"/>
+        </w:rPr>
+        <w:lastRenderedPageBreak/>
+        <w:drawing>
+          <wp:inline distT="0" distB="0" distL="114300" distR="114300" wp14:anchorId="474C792E" wp14:editId="4C1FCB3D">
+            <wp:extent cx="5270093" cy="7454632"/>
+            <wp:effectExtent l="0" t="0" r="6985" b="0"/>
+            <wp:docPr id="12" name="图片 12"/>
+            <wp:cNvGraphicFramePr>
+              <a:graphicFrameLocks xmlns:a="http://schemas.openxmlformats.org/drawingml/2006/main" noChangeAspect="1"/>
+            </wp:cNvGraphicFramePr>
+            <a:graphic xmlns:a="http://schemas.openxmlformats.org/drawingml/2006/main">
+              <a:graphicData uri="http://schemas.openxmlformats.org/drawingml/2006/picture">
+                <pic:pic xmlns:pic="http://schemas.openxmlformats.org/drawingml/2006/picture">
+                  <pic:nvPicPr>
+                    <pic:cNvPr id="12" name="图片 12"/>
+                    <pic:cNvPicPr>
+                      <a:picLocks noChangeAspect="1"/>
+                    </pic:cNvPicPr>
+                  </pic:nvPicPr>
+                  <pic:blipFill>
+                    <a:blip r:embed="rId10"/>
+                    <a:stretch>
+                      <a:fillRect/>
+                    </a:stretch>
+                  </pic:blipFill>
+                  <pic:spPr>
+                    <a:xfrm>
+                      <a:off x="0" y="0"/>
+                      <a:ext cx="5270093" cy="7454632"/>
+                    </a:xfrm>
+                    <a:prstGeom prst="rect">
+                      <a:avLst/>
+                    </a:prstGeom>
+                  </pic:spPr>
+                </pic:pic>
+              </a:graphicData>
+            </a:graphic>
+          </wp:inline>
+        </w:drawing>
+      </w:r>
+      <w:r>
+        <w:rPr>
+          <w:rFonts w:ascii="宋体" w:eastAsia="宋体" w:hAnsi="宋体" w:cs="宋体" w:hint="eastAsia"/>
+          <w:noProof/>
+          <w:szCs w:val="21"/>
+          <w:lang w:eastAsia="zh"/>
+        </w:rPr>
+        <w:lastRenderedPageBreak/>
+        <w:drawing>
+          <wp:inline distT="0" distB="0" distL="114300" distR="114300" wp14:anchorId="3A43DB96" wp14:editId="14251739">
+            <wp:extent cx="5270093" cy="7454632"/>
+            <wp:effectExtent l="0" t="0" r="6985" b="0"/>
+            <wp:docPr id="13" name="图片 13"/>
+            <wp:cNvGraphicFramePr>
+              <a:graphicFrameLocks xmlns:a="http://schemas.openxmlformats.org/drawingml/2006/main" noChangeAspect="1"/>
+            </wp:cNvGraphicFramePr>
+            <a:graphic xmlns:a="http://schemas.openxmlformats.org/drawingml/2006/main">
+              <a:graphicData uri="http://schemas.openxmlformats.org/drawingml/2006/picture">
+                <pic:pic xmlns:pic="http://schemas.openxmlformats.org/drawingml/2006/picture">
+                  <pic:nvPicPr>
+                    <pic:cNvPr id="13" name="图片 13"/>
+                    <pic:cNvPicPr>
+                      <a:picLocks noChangeAspect="1"/>
+                    </pic:cNvPicPr>
+                  </pic:nvPicPr>
+                  <pic:blipFill>
+                    <a:blip r:embed="rId11"/>
+                    <a:stretch>
+                      <a:fillRect/>
+                    </a:stretch>
+                  </pic:blipFill>
+                  <pic:spPr>
+                    <a:xfrm>
+                      <a:off x="0" y="0"/>
+                      <a:ext cx="5270093" cy="7454632"/>
+                    </a:xfrm>
+                    <a:prstGeom prst="rect">
+                      <a:avLst/>
+                    </a:prstGeom>
+                  </pic:spPr>
+                </pic:pic>
+              </a:graphicData>
+            </a:graphic>
+          </wp:inline>
+        </w:drawing>
       </w:r>
     </w:p>
     <w:p>
@@ -2623,43 +2922,7 @@
           <w:sz w:val="24"/>
           <w:szCs w:val="24"/>
         </w:rPr>
-        <w:t>（3）应用宣传海报</w:t>
-      </w:r>
-    </w:p>
-    <w:p>
-      <w:pPr>
-        <w:adjustRightInd w:val="0"/>
-        <w:snapToGrid w:val="0"/>
-        <w:jc w:val="center"/>
-        <w:rPr>
-          <w:rFonts w:ascii="宋体" w:eastAsia="宋体" w:hAnsi="宋体" w:hint="eastAsia"/>
-          <w:szCs w:val="21"/>
-        </w:rPr>
-      </w:pPr>
-      <w:r>
-        <w:rPr>
-          <w:rFonts w:ascii="宋体" w:eastAsia="宋体" w:hAnsi="宋体" w:hint="eastAsia"/>
-          <w:szCs w:val="21"/>
-        </w:rPr>
-        <w:t>【预留位：此处插入图 3 —— 应用宣传海报】</w:t>
-      </w:r>
-    </w:p>
-    <w:p>
-      <w:pPr>
-        <w:adjustRightInd w:val="0"/>
-        <w:snapToGrid w:val="0"/>
-        <w:jc w:val="center"/>
-        <w:rPr>
-          <w:rFonts w:ascii="宋体" w:eastAsia="宋体" w:hAnsi="宋体" w:hint="eastAsia"/>
-          <w:szCs w:val="21"/>
-        </w:rPr>
-      </w:pPr>
-      <w:r>
-        <w:rPr>
-          <w:rFonts w:ascii="宋体" w:eastAsia="宋体" w:hAnsi="宋体" w:hint="eastAsia"/>
-          <w:szCs w:val="21"/>
-        </w:rPr>
-        <w:t>图 3  应用宣传海报</w:t>
+        <w:br w:type="page"/>
       </w:r>
     </w:p>
     <w:p>
@@ -2681,54 +2944,2531 @@
           <w:sz w:val="24"/>
           <w:szCs w:val="24"/>
         </w:rPr>
+        <w:lastRenderedPageBreak/>
         <w:t>（4）核心界面展示</w:t>
       </w:r>
     </w:p>
     <w:p>
       <w:pPr>
-        <w:adjustRightInd w:val="0"/>
-        <w:snapToGrid w:val="0"/>
+        <w:widowControl/>
+        <w:ind w:left="420"/>
+        <w:jc w:val="left"/>
+        <w:rPr>
+          <w:rFonts w:ascii="宋体" w:eastAsia="宋体" w:hAnsi="宋体" w:cs="宋体" w:hint="eastAsia"/>
+          <w:szCs w:val="21"/>
+          <w:lang w:eastAsia="zh"/>
+        </w:rPr>
+      </w:pPr>
+      <w:r>
+        <w:rPr>
+          <w:rFonts w:ascii="宋体" w:eastAsia="宋体" w:hAnsi="宋体" w:cs="宋体" w:hint="eastAsia"/>
+          <w:szCs w:val="21"/>
+          <w:lang w:eastAsia="zh"/>
+        </w:rPr>
+        <w:t>4.1 主界面</w:t>
+      </w:r>
+    </w:p>
+    <w:p>
+      <w:pPr>
+        <w:widowControl/>
+        <w:ind w:firstLine="420"/>
         <w:jc w:val="center"/>
         <w:rPr>
-          <w:rFonts w:ascii="宋体" w:eastAsia="宋体" w:hAnsi="宋体" w:hint="eastAsia"/>
-          <w:szCs w:val="21"/>
-        </w:rPr>
-      </w:pPr>
-      <w:r>
-        <w:rPr>
-          <w:rFonts w:ascii="宋体" w:eastAsia="宋体" w:hAnsi="宋体" w:hint="eastAsia"/>
-          <w:szCs w:val="21"/>
-        </w:rPr>
-        <w:t>【预留位：此处插入图 4 —— 主界面／运动播放界面／曲线编辑器／曲线选择界面／歌曲列表】</w:t>
-      </w:r>
-    </w:p>
-    <w:p>
-      <w:pPr>
-        <w:adjustRightInd w:val="0"/>
-        <w:snapToGrid w:val="0"/>
+          <w:rFonts w:ascii="宋体" w:eastAsia="宋体" w:hAnsi="宋体" w:cs="宋体" w:hint="eastAsia"/>
+          <w:szCs w:val="21"/>
+          <w:lang w:eastAsia="zh"/>
+        </w:rPr>
+      </w:pPr>
+      <w:r>
+        <w:rPr>
+          <w:rFonts w:ascii="宋体" w:eastAsia="宋体" w:hAnsi="宋体" w:cs="宋体" w:hint="eastAsia"/>
+          <w:noProof/>
+          <w:szCs w:val="21"/>
+          <w:lang w:eastAsia="zh"/>
+        </w:rPr>
+        <w:drawing>
+          <wp:inline distT="0" distB="0" distL="114300" distR="114300" wp14:anchorId="3E6EA984" wp14:editId="402A80F7">
+            <wp:extent cx="1136676" cy="2459355"/>
+            <wp:effectExtent l="0" t="0" r="6350" b="0"/>
+            <wp:docPr id="18" name="图片 18"/>
+            <wp:cNvGraphicFramePr>
+              <a:graphicFrameLocks xmlns:a="http://schemas.openxmlformats.org/drawingml/2006/main" noChangeAspect="1"/>
+            </wp:cNvGraphicFramePr>
+            <a:graphic xmlns:a="http://schemas.openxmlformats.org/drawingml/2006/main">
+              <a:graphicData uri="http://schemas.openxmlformats.org/drawingml/2006/picture">
+                <pic:pic xmlns:pic="http://schemas.openxmlformats.org/drawingml/2006/picture">
+                  <pic:nvPicPr>
+                    <pic:cNvPr id="18" name="图片 18"/>
+                    <pic:cNvPicPr>
+                      <a:picLocks noChangeAspect="1"/>
+                    </pic:cNvPicPr>
+                  </pic:nvPicPr>
+                  <pic:blipFill>
+                    <a:blip r:embed="rId12"/>
+                    <a:stretch>
+                      <a:fillRect/>
+                    </a:stretch>
+                  </pic:blipFill>
+                  <pic:spPr>
+                    <a:xfrm>
+                      <a:off x="0" y="0"/>
+                      <a:ext cx="1136676" cy="2459355"/>
+                    </a:xfrm>
+                    <a:prstGeom prst="rect">
+                      <a:avLst/>
+                    </a:prstGeom>
+                  </pic:spPr>
+                </pic:pic>
+              </a:graphicData>
+            </a:graphic>
+          </wp:inline>
+        </w:drawing>
+      </w:r>
+    </w:p>
+    <w:p>
+      <w:pPr>
+        <w:widowControl/>
+        <w:ind w:firstLine="420"/>
         <w:jc w:val="center"/>
         <w:rPr>
-          <w:rFonts w:ascii="宋体" w:eastAsia="宋体" w:hAnsi="宋体" w:hint="eastAsia"/>
-          <w:szCs w:val="21"/>
-        </w:rPr>
-      </w:pPr>
-      <w:r>
-        <w:rPr>
-          <w:rFonts w:ascii="宋体" w:eastAsia="宋体" w:hAnsi="宋体" w:hint="eastAsia"/>
-          <w:szCs w:val="21"/>
-        </w:rPr>
-        <w:t>图 4  核心界面展示</w:t>
-      </w:r>
-    </w:p>
-    <w:p>
-      <w:pPr>
-        <w:adjustRightInd w:val="0"/>
-        <w:snapToGrid w:val="0"/>
-        <w:rPr>
-          <w:rFonts w:ascii="宋体" w:eastAsia="宋体" w:hAnsi="宋体" w:hint="eastAsia"/>
-          <w:szCs w:val="21"/>
-        </w:rPr>
-      </w:pPr>
+          <w:rFonts w:ascii="宋体" w:eastAsia="宋体" w:hAnsi="宋体" w:cs="宋体" w:hint="eastAsia"/>
+          <w:szCs w:val="21"/>
+          <w:lang w:eastAsia="zh"/>
+        </w:rPr>
+      </w:pPr>
+      <w:r>
+        <w:rPr>
+          <w:rFonts w:ascii="宋体" w:eastAsia="宋体" w:hAnsi="宋体" w:cs="宋体" w:hint="eastAsia"/>
+          <w:szCs w:val="21"/>
+          <w:lang w:eastAsia="zh"/>
+        </w:rPr>
+        <w:t>图 5 应用主界面</w:t>
+      </w:r>
+    </w:p>
+    <w:p>
+      <w:pPr>
+        <w:widowControl/>
+        <w:ind w:left="840" w:firstLine="420"/>
+        <w:jc w:val="left"/>
+        <w:rPr>
+          <w:rFonts w:ascii="宋体" w:eastAsia="宋体" w:hAnsi="宋体" w:cs="宋体" w:hint="eastAsia"/>
+          <w:szCs w:val="21"/>
+        </w:rPr>
+      </w:pPr>
+      <w:r>
+        <w:rPr>
+          <w:rFonts w:ascii="宋体" w:eastAsia="宋体" w:hAnsi="宋体" w:cs="宋体"/>
+          <w:szCs w:val="21"/>
+        </w:rPr>
+        <w:t>1. 整体布局</w:t>
+      </w:r>
+      <w:r>
+        <w:rPr>
+          <w:rFonts w:ascii="宋体" w:eastAsia="宋体" w:hAnsi="宋体" w:cs="宋体"/>
+          <w:szCs w:val="21"/>
+        </w:rPr>
+        <w:br/>
+      </w:r>
+      <w:r>
+        <w:rPr>
+          <w:rFonts w:ascii="宋体" w:eastAsia="宋体" w:hAnsi="宋体" w:cs="宋体" w:hint="eastAsia"/>
+          <w:szCs w:val="21"/>
+          <w:lang w:eastAsia="zh"/>
+        </w:rPr>
+        <w:tab/>
+      </w:r>
+      <w:r>
+        <w:rPr>
+          <w:rFonts w:ascii="宋体" w:eastAsia="宋体" w:hAnsi="宋体" w:cs="宋体" w:hint="eastAsia"/>
+          <w:szCs w:val="21"/>
+          <w:lang w:eastAsia="zh"/>
+        </w:rPr>
+        <w:tab/>
+      </w:r>
+      <w:r>
+        <w:rPr>
+          <w:rFonts w:ascii="宋体" w:eastAsia="宋体" w:hAnsi="宋体" w:cs="宋体"/>
+          <w:szCs w:val="21"/>
+        </w:rPr>
+        <w:t>界面主要由三部分构成：顶部三个 Column 组件、中心可左右滑动的圆形按钮，以及底部吸顶的浮动 Tab 切换组件。</w:t>
+      </w:r>
+    </w:p>
+    <w:p>
+      <w:pPr>
+        <w:widowControl/>
+        <w:ind w:left="840" w:firstLine="420"/>
+        <w:jc w:val="left"/>
+        <w:rPr>
+          <w:rFonts w:ascii="宋体" w:eastAsia="宋体" w:hAnsi="宋体" w:cs="宋体" w:hint="eastAsia"/>
+          <w:szCs w:val="21"/>
+        </w:rPr>
+      </w:pPr>
+      <w:r>
+        <w:rPr>
+          <w:rFonts w:ascii="宋体" w:eastAsia="宋体" w:hAnsi="宋体" w:cs="宋体"/>
+          <w:szCs w:val="21"/>
+        </w:rPr>
+        <w:t>2. 顶部 Column 组件交互</w:t>
+      </w:r>
+    </w:p>
+    <w:p>
+      <w:pPr>
+        <w:widowControl/>
+        <w:ind w:left="1260" w:firstLine="420"/>
+        <w:jc w:val="left"/>
+        <w:rPr>
+          <w:rFonts w:ascii="宋体" w:eastAsia="宋体" w:hAnsi="宋体" w:cs="宋体" w:hint="eastAsia"/>
+          <w:szCs w:val="21"/>
+        </w:rPr>
+      </w:pPr>
+      <w:r>
+        <w:rPr>
+          <w:rFonts w:ascii="宋体" w:eastAsia="宋体" w:hAnsi="宋体" w:cs="宋体"/>
+          <w:szCs w:val="21"/>
+        </w:rPr>
+        <w:t>长按悬浮：长按任意 Column 组件，该组件将悬浮并放大，以便用户查看更详细的信息。</w:t>
+      </w:r>
+    </w:p>
+    <w:p>
+      <w:pPr>
+        <w:widowControl/>
+        <w:ind w:left="840" w:firstLine="420"/>
+        <w:jc w:val="left"/>
+        <w:rPr>
+          <w:rFonts w:ascii="宋体" w:eastAsia="宋体" w:hAnsi="宋体" w:cs="宋体" w:hint="eastAsia"/>
+          <w:szCs w:val="21"/>
+          <w:lang w:eastAsia="zh"/>
+        </w:rPr>
+      </w:pPr>
+      <w:r>
+        <w:rPr>
+          <w:rFonts w:ascii="宋体" w:eastAsia="宋体" w:hAnsi="宋体" w:cs="宋体"/>
+          <w:szCs w:val="21"/>
+        </w:rPr>
+        <w:t>3. 中心圆形按钮（核心控制区）</w:t>
+      </w:r>
+      <w:r>
+        <w:rPr>
+          <w:rFonts w:ascii="宋体" w:eastAsia="宋体" w:hAnsi="宋体" w:cs="宋体"/>
+          <w:szCs w:val="21"/>
+        </w:rPr>
+        <w:br/>
+      </w:r>
+      <w:r>
+        <w:rPr>
+          <w:rFonts w:ascii="宋体" w:eastAsia="宋体" w:hAnsi="宋体" w:cs="宋体" w:hint="eastAsia"/>
+          <w:szCs w:val="21"/>
+          <w:lang w:eastAsia="zh"/>
+        </w:rPr>
+        <w:tab/>
+      </w:r>
+      <w:r>
+        <w:rPr>
+          <w:rFonts w:ascii="宋体" w:eastAsia="宋体" w:hAnsi="宋体" w:cs="宋体" w:hint="eastAsia"/>
+          <w:szCs w:val="21"/>
+          <w:lang w:eastAsia="zh"/>
+        </w:rPr>
+        <w:tab/>
+      </w:r>
+      <w:r>
+        <w:rPr>
+          <w:rFonts w:ascii="宋体" w:eastAsia="宋体" w:hAnsi="宋体" w:cs="宋体"/>
+          <w:szCs w:val="21"/>
+        </w:rPr>
+        <w:t>该按钮支持左右滑动，用于切换两种运动模式：</w:t>
+      </w:r>
+    </w:p>
+    <w:p>
+      <w:pPr>
+        <w:widowControl/>
+        <w:ind w:left="1260" w:firstLine="420"/>
+        <w:jc w:val="left"/>
+        <w:rPr>
+          <w:rFonts w:ascii="宋体" w:eastAsia="宋体" w:hAnsi="宋体" w:cs="宋体" w:hint="eastAsia"/>
+          <w:szCs w:val="21"/>
+          <w:lang w:eastAsia="zh"/>
+        </w:rPr>
+      </w:pPr>
+      <w:r>
+        <w:rPr>
+          <w:rFonts w:ascii="宋体" w:eastAsia="宋体" w:hAnsi="宋体" w:cs="宋体" w:hint="eastAsia"/>
+          <w:szCs w:val="21"/>
+          <w:lang w:eastAsia="zh"/>
+        </w:rPr>
+        <w:t>·</w:t>
+      </w:r>
+      <w:r>
+        <w:rPr>
+          <w:rFonts w:ascii="宋体" w:eastAsia="宋体" w:hAnsi="宋体" w:cs="宋体"/>
+          <w:szCs w:val="21"/>
+        </w:rPr>
+        <w:t>固定模式（默认状态）：</w:t>
+      </w:r>
+    </w:p>
+    <w:p>
+      <w:pPr>
+        <w:widowControl/>
+        <w:ind w:left="1680" w:firstLine="420"/>
+        <w:jc w:val="left"/>
+        <w:rPr>
+          <w:rFonts w:ascii="宋体" w:eastAsia="宋体" w:hAnsi="宋体" w:cs="宋体" w:hint="eastAsia"/>
+          <w:szCs w:val="21"/>
+          <w:lang w:eastAsia="zh"/>
+        </w:rPr>
+      </w:pPr>
+      <w:r>
+        <w:rPr>
+          <w:rFonts w:ascii="宋体" w:eastAsia="宋体" w:hAnsi="宋体" w:cs="宋体"/>
+          <w:szCs w:val="21"/>
+          <w:lang w:eastAsia="zh"/>
+        </w:rPr>
+        <w:t>状态：按钮位置固定。</w:t>
+      </w:r>
+    </w:p>
+    <w:p>
+      <w:pPr>
+        <w:widowControl/>
+        <w:ind w:left="1680" w:firstLine="420"/>
+        <w:jc w:val="left"/>
+        <w:rPr>
+          <w:rFonts w:ascii="宋体" w:eastAsia="宋体" w:hAnsi="宋体" w:cs="宋体" w:hint="eastAsia"/>
+          <w:szCs w:val="21"/>
+          <w:lang w:eastAsia="zh"/>
+        </w:rPr>
+      </w:pPr>
+      <w:r>
+        <w:rPr>
+          <w:rFonts w:ascii="宋体" w:eastAsia="宋体" w:hAnsi="宋体" w:cs="宋体"/>
+          <w:szCs w:val="21"/>
+          <w:lang w:eastAsia="zh"/>
+        </w:rPr>
+        <w:t>辅助功能：按钮下方会出现一个悬浮的辅助按钮。</w:t>
+      </w:r>
+    </w:p>
+    <w:p>
+      <w:pPr>
+        <w:widowControl/>
+        <w:ind w:left="1680" w:firstLine="420"/>
+        <w:jc w:val="left"/>
+        <w:rPr>
+          <w:rFonts w:ascii="宋体" w:eastAsia="宋体" w:hAnsi="宋体" w:cs="宋体" w:hint="eastAsia"/>
+          <w:szCs w:val="21"/>
+          <w:lang w:eastAsia="zh"/>
+        </w:rPr>
+      </w:pPr>
+      <w:r>
+        <w:rPr>
+          <w:rFonts w:ascii="宋体" w:eastAsia="宋体" w:hAnsi="宋体" w:cs="宋体"/>
+          <w:szCs w:val="21"/>
+          <w:lang w:eastAsia="zh"/>
+        </w:rPr>
+        <w:t>操作：点击中心按钮进入运动播放界面；点击下方悬浮按钮进入“曲线选择界面”。</w:t>
+      </w:r>
+    </w:p>
+    <w:p>
+      <w:pPr>
+        <w:widowControl/>
+        <w:ind w:left="1680" w:firstLine="420"/>
+        <w:jc w:val="left"/>
+        <w:rPr>
+          <w:rFonts w:ascii="宋体" w:eastAsia="宋体" w:hAnsi="宋体" w:cs="宋体" w:hint="eastAsia"/>
+          <w:szCs w:val="21"/>
+          <w:lang w:eastAsia="zh"/>
+        </w:rPr>
+      </w:pPr>
+      <w:r>
+        <w:rPr>
+          <w:rFonts w:ascii="宋体" w:eastAsia="宋体" w:hAnsi="宋体" w:cs="宋体"/>
+          <w:szCs w:val="21"/>
+          <w:lang w:eastAsia="zh"/>
+        </w:rPr>
+        <w:t>逻辑：用户选择预设的运动 BPM 曲线后开始运动，系统将严格按照该曲线设置，实时调整播放歌曲的 BPM。</w:t>
+      </w:r>
+    </w:p>
+    <w:p>
+      <w:pPr>
+        <w:widowControl/>
+        <w:ind w:left="1260" w:firstLine="420"/>
+        <w:jc w:val="left"/>
+        <w:rPr>
+          <w:rFonts w:ascii="宋体" w:eastAsia="宋体" w:hAnsi="宋体" w:cs="宋体" w:hint="eastAsia"/>
+          <w:szCs w:val="21"/>
+          <w:lang w:eastAsia="zh"/>
+        </w:rPr>
+      </w:pPr>
+      <w:r>
+        <w:rPr>
+          <w:rFonts w:ascii="宋体" w:eastAsia="宋体" w:hAnsi="宋体" w:cs="宋体" w:hint="eastAsia"/>
+          <w:szCs w:val="21"/>
+          <w:lang w:eastAsia="zh"/>
+        </w:rPr>
+        <w:t>·</w:t>
+      </w:r>
+      <w:r>
+        <w:rPr>
+          <w:rFonts w:ascii="宋体" w:eastAsia="宋体" w:hAnsi="宋体" w:cs="宋体"/>
+          <w:szCs w:val="21"/>
+        </w:rPr>
+        <w:t>动态模式（滑动切换）：</w:t>
+      </w:r>
+    </w:p>
+    <w:p>
+      <w:pPr>
+        <w:widowControl/>
+        <w:ind w:left="1680" w:firstLine="420"/>
+        <w:jc w:val="left"/>
+        <w:rPr>
+          <w:rFonts w:ascii="宋体" w:eastAsia="宋体" w:hAnsi="宋体" w:cs="宋体" w:hint="eastAsia"/>
+          <w:szCs w:val="21"/>
+          <w:lang w:eastAsia="zh"/>
+        </w:rPr>
+      </w:pPr>
+      <w:r>
+        <w:rPr>
+          <w:rFonts w:ascii="宋体" w:eastAsia="宋体" w:hAnsi="宋体" w:cs="宋体"/>
+          <w:szCs w:val="21"/>
+          <w:lang w:eastAsia="zh"/>
+        </w:rPr>
+        <w:t>状态：将中心按钮向左右滑动即可进入此模式，此时下方的悬浮辅助按钮自动隐藏。</w:t>
+      </w:r>
+    </w:p>
+    <w:p>
+      <w:pPr>
+        <w:widowControl/>
+        <w:ind w:left="1680" w:firstLine="420"/>
+        <w:jc w:val="left"/>
+        <w:rPr>
+          <w:rFonts w:ascii="宋体" w:eastAsia="宋体" w:hAnsi="宋体" w:cs="宋体" w:hint="eastAsia"/>
+          <w:szCs w:val="21"/>
+          <w:lang w:eastAsia="zh"/>
+        </w:rPr>
+      </w:pPr>
+      <w:r>
+        <w:rPr>
+          <w:rFonts w:ascii="宋体" w:eastAsia="宋体" w:hAnsi="宋体" w:cs="宋体"/>
+          <w:szCs w:val="21"/>
+          <w:lang w:eastAsia="zh"/>
+        </w:rPr>
+        <w:t>操作：点击中心按钮直接进入运动播放界面。</w:t>
+      </w:r>
+    </w:p>
+    <w:p>
+      <w:pPr>
+        <w:widowControl/>
+        <w:ind w:left="1680" w:firstLine="420"/>
+        <w:jc w:val="left"/>
+        <w:rPr>
+          <w:rFonts w:ascii="宋体" w:eastAsia="宋体" w:hAnsi="宋体" w:cs="宋体" w:hint="eastAsia"/>
+          <w:szCs w:val="21"/>
+          <w:lang w:eastAsia="zh"/>
+        </w:rPr>
+      </w:pPr>
+      <w:r>
+        <w:rPr>
+          <w:rFonts w:ascii="宋体" w:eastAsia="宋体" w:hAnsi="宋体" w:cs="宋体"/>
+          <w:szCs w:val="21"/>
+          <w:lang w:eastAsia="zh"/>
+        </w:rPr>
+        <w:t>逻辑：开始运动后，系统不再依赖预设曲线，而是根据用户实时的步频数据，动态调整播放歌曲的 BPM。</w:t>
+      </w:r>
+    </w:p>
+    <w:p>
+      <w:pPr>
+        <w:widowControl/>
+        <w:ind w:firstLine="420"/>
+        <w:jc w:val="left"/>
+        <w:rPr>
+          <w:rFonts w:ascii="宋体" w:eastAsia="宋体" w:hAnsi="宋体" w:cs="宋体" w:hint="eastAsia"/>
+          <w:szCs w:val="21"/>
+          <w:lang w:eastAsia="zh"/>
+        </w:rPr>
+      </w:pPr>
+      <w:r>
+        <w:rPr>
+          <w:rFonts w:ascii="宋体" w:eastAsia="宋体" w:hAnsi="宋体" w:cs="宋体" w:hint="eastAsia"/>
+          <w:szCs w:val="21"/>
+          <w:lang w:eastAsia="zh"/>
+        </w:rPr>
+        <w:t>4.2 运动播放界面</w:t>
+      </w:r>
+    </w:p>
+    <w:p>
+      <w:pPr>
+        <w:widowControl/>
+        <w:ind w:firstLine="420"/>
+        <w:jc w:val="center"/>
+        <w:rPr>
+          <w:rFonts w:ascii="宋体" w:eastAsia="宋体" w:hAnsi="宋体" w:cs="宋体" w:hint="eastAsia"/>
+          <w:szCs w:val="21"/>
+          <w:lang w:eastAsia="zh"/>
+        </w:rPr>
+      </w:pPr>
+      <w:r>
+        <w:rPr>
+          <w:rFonts w:ascii="宋体" w:eastAsia="宋体" w:hAnsi="宋体" w:cs="宋体" w:hint="eastAsia"/>
+          <w:noProof/>
+          <w:szCs w:val="21"/>
+          <w:lang w:eastAsia="zh"/>
+        </w:rPr>
+        <w:lastRenderedPageBreak/>
+        <w:drawing>
+          <wp:inline distT="0" distB="0" distL="114300" distR="114300" wp14:anchorId="1E98D424" wp14:editId="780E8C52">
+            <wp:extent cx="1036597" cy="2242820"/>
+            <wp:effectExtent l="0" t="0" r="0" b="5080"/>
+            <wp:docPr id="19" name="图片 19"/>
+            <wp:cNvGraphicFramePr>
+              <a:graphicFrameLocks xmlns:a="http://schemas.openxmlformats.org/drawingml/2006/main" noChangeAspect="1"/>
+            </wp:cNvGraphicFramePr>
+            <a:graphic xmlns:a="http://schemas.openxmlformats.org/drawingml/2006/main">
+              <a:graphicData uri="http://schemas.openxmlformats.org/drawingml/2006/picture">
+                <pic:pic xmlns:pic="http://schemas.openxmlformats.org/drawingml/2006/picture">
+                  <pic:nvPicPr>
+                    <pic:cNvPr id="19" name="图片 19"/>
+                    <pic:cNvPicPr>
+                      <a:picLocks noChangeAspect="1"/>
+                    </pic:cNvPicPr>
+                  </pic:nvPicPr>
+                  <pic:blipFill>
+                    <a:blip r:embed="rId13"/>
+                    <a:stretch>
+                      <a:fillRect/>
+                    </a:stretch>
+                  </pic:blipFill>
+                  <pic:spPr>
+                    <a:xfrm>
+                      <a:off x="0" y="0"/>
+                      <a:ext cx="1036597" cy="2242820"/>
+                    </a:xfrm>
+                    <a:prstGeom prst="rect">
+                      <a:avLst/>
+                    </a:prstGeom>
+                  </pic:spPr>
+                </pic:pic>
+              </a:graphicData>
+            </a:graphic>
+          </wp:inline>
+        </w:drawing>
+      </w:r>
+      <w:r>
+        <w:rPr>
+          <w:rFonts w:ascii="宋体" w:eastAsia="宋体" w:hAnsi="宋体" w:cs="宋体" w:hint="eastAsia"/>
+          <w:szCs w:val="21"/>
+          <w:lang w:eastAsia="zh"/>
+        </w:rPr>
+        <w:t xml:space="preserve"> </w:t>
+      </w:r>
+    </w:p>
+    <w:p>
+      <w:pPr>
+        <w:widowControl/>
+        <w:ind w:firstLine="420"/>
+        <w:jc w:val="center"/>
+        <w:rPr>
+          <w:rFonts w:ascii="宋体" w:eastAsia="宋体" w:hAnsi="宋体" w:cs="宋体" w:hint="eastAsia"/>
+          <w:szCs w:val="21"/>
+          <w:lang w:eastAsia="zh"/>
+        </w:rPr>
+      </w:pPr>
+      <w:r>
+        <w:rPr>
+          <w:rFonts w:ascii="宋体" w:eastAsia="宋体" w:hAnsi="宋体" w:cs="宋体" w:hint="eastAsia"/>
+          <w:szCs w:val="21"/>
+          <w:lang w:eastAsia="zh"/>
+        </w:rPr>
+        <w:t>图 6 运动播放界面</w:t>
+      </w:r>
+    </w:p>
+    <w:p>
+      <w:pPr>
+        <w:widowControl/>
+        <w:ind w:left="420" w:firstLine="420"/>
+        <w:jc w:val="left"/>
+        <w:rPr>
+          <w:rFonts w:ascii="宋体" w:eastAsia="宋体" w:hAnsi="宋体" w:cs="宋体" w:hint="eastAsia"/>
+          <w:szCs w:val="21"/>
+          <w:lang w:eastAsia="zh"/>
+        </w:rPr>
+      </w:pPr>
+      <w:r>
+        <w:rPr>
+          <w:rFonts w:ascii="宋体" w:eastAsia="宋体" w:hAnsi="宋体" w:cs="宋体" w:hint="eastAsia"/>
+          <w:szCs w:val="21"/>
+          <w:lang w:eastAsia="zh"/>
+        </w:rPr>
+        <w:t>1. 界面整体布局</w:t>
+      </w:r>
+    </w:p>
+    <w:p>
+      <w:pPr>
+        <w:widowControl/>
+        <w:ind w:left="840" w:firstLine="420"/>
+        <w:jc w:val="left"/>
+        <w:rPr>
+          <w:rFonts w:ascii="宋体" w:eastAsia="宋体" w:hAnsi="宋体" w:cs="宋体" w:hint="eastAsia"/>
+          <w:szCs w:val="21"/>
+          <w:lang w:eastAsia="zh"/>
+        </w:rPr>
+      </w:pPr>
+      <w:r>
+        <w:rPr>
+          <w:rFonts w:ascii="宋体" w:eastAsia="宋体" w:hAnsi="宋体" w:cs="宋体" w:hint="eastAsia"/>
+          <w:szCs w:val="21"/>
+          <w:lang w:eastAsia="zh"/>
+        </w:rPr>
+        <w:t>从主界面点击按钮进入运动播放界面后，UI 会发生以下变化：</w:t>
+      </w:r>
+    </w:p>
+    <w:p>
+      <w:pPr>
+        <w:widowControl/>
+        <w:ind w:left="840" w:firstLine="420"/>
+        <w:jc w:val="left"/>
+        <w:rPr>
+          <w:rFonts w:ascii="宋体" w:eastAsia="宋体" w:hAnsi="宋体" w:cs="宋体" w:hint="eastAsia"/>
+          <w:szCs w:val="21"/>
+          <w:lang w:eastAsia="zh"/>
+        </w:rPr>
+      </w:pPr>
+      <w:r>
+        <w:rPr>
+          <w:rFonts w:ascii="宋体" w:eastAsia="宋体" w:hAnsi="宋体" w:cs="宋体" w:hint="eastAsia"/>
+          <w:szCs w:val="21"/>
+          <w:lang w:eastAsia="zh"/>
+        </w:rPr>
+        <w:t>底部控制区：中心的圆形按钮会放大变形，并吸附在屏幕底部。</w:t>
+      </w:r>
+    </w:p>
+    <w:p>
+      <w:pPr>
+        <w:widowControl/>
+        <w:ind w:left="840" w:firstLine="420"/>
+        <w:jc w:val="left"/>
+        <w:rPr>
+          <w:rFonts w:ascii="宋体" w:eastAsia="宋体" w:hAnsi="宋体" w:cs="宋体" w:hint="eastAsia"/>
+          <w:szCs w:val="21"/>
+          <w:lang w:eastAsia="zh"/>
+        </w:rPr>
+      </w:pPr>
+      <w:r>
+        <w:rPr>
+          <w:rFonts w:ascii="宋体" w:eastAsia="宋体" w:hAnsi="宋体" w:cs="宋体" w:hint="eastAsia"/>
+          <w:szCs w:val="21"/>
+          <w:lang w:eastAsia="zh"/>
+        </w:rPr>
+        <w:t>顶部信息区：界面上方的三个 Column 组件将开始展示实时的运动数据；同时，在这三个组件的上方，会显示当前正在播放的音乐信息。</w:t>
+      </w:r>
+    </w:p>
+    <w:p>
+      <w:pPr>
+        <w:widowControl/>
+        <w:ind w:left="420" w:firstLine="420"/>
+        <w:jc w:val="left"/>
+        <w:rPr>
+          <w:rFonts w:ascii="宋体" w:eastAsia="宋体" w:hAnsi="宋体" w:cs="宋体" w:hint="eastAsia"/>
+          <w:szCs w:val="21"/>
+          <w:lang w:eastAsia="zh"/>
+        </w:rPr>
+      </w:pPr>
+      <w:r>
+        <w:rPr>
+          <w:rFonts w:ascii="宋体" w:eastAsia="宋体" w:hAnsi="宋体" w:cs="宋体" w:hint="eastAsia"/>
+          <w:szCs w:val="21"/>
+          <w:lang w:eastAsia="zh"/>
+        </w:rPr>
+        <w:t>2. 悬浮窗与手势交互（核心控制）</w:t>
+      </w:r>
+    </w:p>
+    <w:p>
+      <w:pPr>
+        <w:widowControl/>
+        <w:ind w:left="840" w:firstLine="420"/>
+        <w:jc w:val="left"/>
+        <w:rPr>
+          <w:rFonts w:ascii="宋体" w:eastAsia="宋体" w:hAnsi="宋体" w:cs="宋体" w:hint="eastAsia"/>
+          <w:szCs w:val="21"/>
+          <w:lang w:eastAsia="zh"/>
+        </w:rPr>
+      </w:pPr>
+      <w:r>
+        <w:rPr>
+          <w:rFonts w:ascii="宋体" w:eastAsia="宋体" w:hAnsi="宋体" w:cs="宋体" w:hint="eastAsia"/>
+          <w:szCs w:val="21"/>
+          <w:lang w:eastAsia="zh"/>
+        </w:rPr>
+        <w:t>位置与拖动：屏幕左侧或右侧（系统会根据您的握持手自动判断）会出现一个悬浮窗。您可以上下拖动该悬浮窗，以调整其在屏幕上的垂直位置。</w:t>
+      </w:r>
+    </w:p>
+    <w:p>
+      <w:pPr>
+        <w:widowControl/>
+        <w:ind w:left="840" w:firstLine="420"/>
+        <w:jc w:val="left"/>
+        <w:rPr>
+          <w:rFonts w:ascii="宋体" w:eastAsia="宋体" w:hAnsi="宋体" w:cs="宋体" w:hint="eastAsia"/>
+          <w:szCs w:val="21"/>
+          <w:lang w:eastAsia="zh"/>
+        </w:rPr>
+      </w:pPr>
+      <w:r>
+        <w:rPr>
+          <w:rFonts w:ascii="宋体" w:eastAsia="宋体" w:hAnsi="宋体" w:cs="宋体" w:hint="eastAsia"/>
+          <w:szCs w:val="21"/>
+          <w:lang w:eastAsia="zh"/>
+        </w:rPr>
+        <w:t>唤出菜单：当您将悬浮窗向屏幕内侧滑动时，悬浮窗会放大并展开为一个“圆环状选择器”。该选择器提供两个选项：“暂停”和“调整音乐进度”。</w:t>
+      </w:r>
+    </w:p>
+    <w:p>
+      <w:pPr>
+        <w:widowControl/>
+        <w:ind w:left="420" w:firstLine="420"/>
+        <w:jc w:val="left"/>
+        <w:rPr>
+          <w:rFonts w:hint="eastAsia"/>
+        </w:rPr>
+      </w:pPr>
+      <w:r>
+        <w:rPr>
+          <w:rFonts w:ascii="宋体" w:eastAsia="宋体" w:hAnsi="宋体" w:cs="宋体" w:hint="eastAsia"/>
+          <w:szCs w:val="21"/>
+          <w:lang w:eastAsia="zh"/>
+        </w:rPr>
+        <w:t>3. 圆环选择器功能详情</w:t>
+      </w:r>
+    </w:p>
+    <w:p>
+      <w:pPr>
+        <w:widowControl/>
+        <w:ind w:left="840" w:firstLine="420"/>
+        <w:jc w:val="left"/>
+        <w:rPr>
+          <w:rFonts w:ascii="宋体" w:eastAsia="宋体" w:hAnsi="宋体" w:cs="宋体" w:hint="eastAsia"/>
+          <w:szCs w:val="21"/>
+          <w:lang w:eastAsia="zh"/>
+        </w:rPr>
+      </w:pPr>
+      <w:r>
+        <w:rPr>
+          <w:rFonts w:ascii="宋体" w:eastAsia="宋体" w:hAnsi="宋体" w:cs="宋体" w:hint="eastAsia"/>
+          <w:szCs w:val="21"/>
+          <w:lang w:bidi="ar"/>
+        </w:rPr>
+        <w:t>·</w:t>
+      </w:r>
+      <w:r>
+        <w:rPr>
+          <w:rFonts w:ascii="宋体" w:eastAsia="宋体" w:hAnsi="宋体" w:cs="宋体" w:hint="eastAsia"/>
+          <w:szCs w:val="21"/>
+          <w:lang w:eastAsia="zh"/>
+        </w:rPr>
+        <w:t>暂停功能：</w:t>
+      </w:r>
+    </w:p>
+    <w:p>
+      <w:pPr>
+        <w:widowControl/>
+        <w:ind w:left="1260" w:firstLine="420"/>
+        <w:jc w:val="left"/>
+        <w:rPr>
+          <w:rFonts w:ascii="宋体" w:eastAsia="宋体" w:hAnsi="宋体" w:cs="宋体" w:hint="eastAsia"/>
+          <w:szCs w:val="21"/>
+          <w:lang w:eastAsia="zh"/>
+        </w:rPr>
+      </w:pPr>
+      <w:r>
+        <w:rPr>
+          <w:rFonts w:ascii="宋体" w:eastAsia="宋体" w:hAnsi="宋体" w:cs="宋体" w:hint="eastAsia"/>
+          <w:szCs w:val="21"/>
+          <w:lang w:eastAsia="zh"/>
+        </w:rPr>
+        <w:t>当手指滑动至“暂停”选项时，运动会暂停。</w:t>
+      </w:r>
+    </w:p>
+    <w:p>
+      <w:pPr>
+        <w:widowControl/>
+        <w:ind w:left="1260" w:firstLine="420"/>
+        <w:jc w:val="left"/>
+        <w:rPr>
+          <w:rFonts w:ascii="宋体" w:eastAsia="宋体" w:hAnsi="宋体" w:cs="宋体" w:hint="eastAsia"/>
+          <w:szCs w:val="21"/>
+          <w:lang w:eastAsia="zh"/>
+        </w:rPr>
+      </w:pPr>
+      <w:r>
+        <w:rPr>
+          <w:rFonts w:ascii="宋体" w:eastAsia="宋体" w:hAnsi="宋体" w:cs="宋体" w:hint="eastAsia"/>
+          <w:szCs w:val="21"/>
+          <w:lang w:eastAsia="zh"/>
+        </w:rPr>
+        <w:t>此时，屏幕底部会弹出两个操作按钮：“结束运动”和“继续运动”。</w:t>
+      </w:r>
+    </w:p>
+    <w:p>
+      <w:pPr>
+        <w:widowControl/>
+        <w:ind w:left="840" w:firstLine="420"/>
+        <w:jc w:val="left"/>
+        <w:rPr>
+          <w:rFonts w:ascii="宋体" w:eastAsia="宋体" w:hAnsi="宋体" w:cs="宋体" w:hint="eastAsia"/>
+          <w:szCs w:val="21"/>
+          <w:lang w:eastAsia="zh"/>
+        </w:rPr>
+      </w:pPr>
+      <w:r>
+        <w:rPr>
+          <w:rFonts w:ascii="宋体" w:eastAsia="宋体" w:hAnsi="宋体" w:cs="宋体" w:hint="eastAsia"/>
+          <w:szCs w:val="21"/>
+          <w:lang w:bidi="ar"/>
+        </w:rPr>
+        <w:t>·</w:t>
+      </w:r>
+      <w:r>
+        <w:rPr>
+          <w:rFonts w:ascii="宋体" w:eastAsia="宋体" w:hAnsi="宋体" w:cs="宋体" w:hint="eastAsia"/>
+          <w:szCs w:val="21"/>
+          <w:lang w:eastAsia="zh"/>
+        </w:rPr>
+        <w:t>调整音乐进度：</w:t>
+      </w:r>
+    </w:p>
+    <w:p>
+      <w:pPr>
+        <w:widowControl/>
+        <w:ind w:left="1260" w:firstLine="420"/>
+        <w:jc w:val="left"/>
+        <w:rPr>
+          <w:rFonts w:ascii="宋体" w:eastAsia="宋体" w:hAnsi="宋体" w:cs="宋体" w:hint="eastAsia"/>
+          <w:szCs w:val="21"/>
+          <w:lang w:eastAsia="zh"/>
+        </w:rPr>
+      </w:pPr>
+      <w:r>
+        <w:rPr>
+          <w:rFonts w:ascii="宋体" w:eastAsia="宋体" w:hAnsi="宋体" w:cs="宋体" w:hint="eastAsia"/>
+          <w:szCs w:val="21"/>
+          <w:lang w:eastAsia="zh"/>
+        </w:rPr>
+        <w:t>当手指滑动至“调整音乐进度”选项时，悬浮窗会向下拉长，变成一个竖直的音乐进度条。</w:t>
+      </w:r>
+    </w:p>
+    <w:p>
+      <w:pPr>
+        <w:widowControl/>
+        <w:ind w:left="840" w:firstLine="420"/>
+        <w:jc w:val="left"/>
+        <w:rPr>
+          <w:rFonts w:ascii="宋体" w:eastAsia="宋体" w:hAnsi="宋体" w:cs="宋体" w:hint="eastAsia"/>
+          <w:szCs w:val="21"/>
+          <w:lang w:eastAsia="zh"/>
+        </w:rPr>
+      </w:pPr>
+      <w:r>
+        <w:rPr>
+          <w:rFonts w:ascii="宋体" w:eastAsia="宋体" w:hAnsi="宋体" w:cs="宋体" w:hint="eastAsia"/>
+          <w:szCs w:val="21"/>
+        </w:rPr>
+        <w:t>·</w:t>
+      </w:r>
+      <w:r>
+        <w:rPr>
+          <w:rFonts w:ascii="宋体" w:eastAsia="宋体" w:hAnsi="宋体" w:cs="宋体" w:hint="eastAsia"/>
+          <w:szCs w:val="21"/>
+          <w:lang w:eastAsia="zh"/>
+        </w:rPr>
+        <w:t>您可以通过上下滑动该进度条，来调整当前音乐的播放进度。</w:t>
+      </w:r>
+    </w:p>
+    <w:p>
+      <w:pPr>
+        <w:widowControl/>
+        <w:ind w:left="420" w:firstLine="420"/>
+        <w:jc w:val="left"/>
+        <w:rPr>
+          <w:rFonts w:ascii="宋体" w:eastAsia="宋体" w:hAnsi="宋体" w:cs="宋体" w:hint="eastAsia"/>
+          <w:szCs w:val="21"/>
+          <w:lang w:eastAsia="zh"/>
+        </w:rPr>
+      </w:pPr>
+      <w:r>
+        <w:rPr>
+          <w:rFonts w:ascii="宋体" w:eastAsia="宋体" w:hAnsi="宋体" w:cs="宋体" w:hint="eastAsia"/>
+          <w:szCs w:val="21"/>
+          <w:lang w:eastAsia="zh"/>
+        </w:rPr>
+        <w:t>4. 运动结束与分享</w:t>
+      </w:r>
+    </w:p>
+    <w:p>
+      <w:pPr>
+        <w:widowControl/>
+        <w:ind w:left="840" w:firstLine="420"/>
+        <w:jc w:val="left"/>
+        <w:rPr>
+          <w:rFonts w:ascii="宋体" w:eastAsia="宋体" w:hAnsi="宋体" w:cs="宋体" w:hint="eastAsia"/>
+          <w:szCs w:val="21"/>
+          <w:lang w:eastAsia="zh"/>
+        </w:rPr>
+      </w:pPr>
+      <w:r>
+        <w:rPr>
+          <w:rFonts w:ascii="宋体" w:eastAsia="宋体" w:hAnsi="宋体" w:cs="宋体" w:hint="eastAsia"/>
+          <w:szCs w:val="21"/>
+          <w:lang w:eastAsia="zh"/>
+        </w:rPr>
+        <w:t>运动结束后，系统会自动将您的运动数据与听歌数据（或预设的曲线数据）整合，生成一张精美的数据卡片。</w:t>
+      </w:r>
+    </w:p>
+    <w:p>
+      <w:pPr>
+        <w:widowControl/>
+        <w:ind w:left="840" w:firstLine="420"/>
+        <w:jc w:val="left"/>
+        <w:rPr>
+          <w:rFonts w:ascii="宋体" w:eastAsia="宋体" w:hAnsi="宋体" w:cs="宋体" w:hint="eastAsia"/>
+          <w:szCs w:val="21"/>
+          <w:lang w:eastAsia="zh"/>
+        </w:rPr>
+      </w:pPr>
+      <w:r>
+        <w:rPr>
+          <w:rFonts w:ascii="宋体" w:eastAsia="宋体" w:hAnsi="宋体" w:cs="宋体" w:hint="eastAsia"/>
+          <w:szCs w:val="21"/>
+          <w:lang w:eastAsia="zh"/>
+        </w:rPr>
+        <w:t>该卡片支持一键分享到其他社交平台。</w:t>
+      </w:r>
+      <w:r>
+        <w:rPr>
+          <w:rFonts w:ascii="宋体" w:eastAsia="宋体" w:hAnsi="宋体" w:cs="宋体" w:hint="eastAsia"/>
+          <w:szCs w:val="21"/>
+          <w:lang w:eastAsia="zh"/>
+        </w:rPr>
+        <w:br w:type="page"/>
+      </w:r>
+    </w:p>
+    <w:p>
+      <w:pPr>
+        <w:widowControl/>
+        <w:ind w:firstLine="420"/>
+        <w:jc w:val="left"/>
+        <w:rPr>
+          <w:rFonts w:ascii="宋体" w:eastAsia="宋体" w:hAnsi="宋体" w:cs="宋体" w:hint="eastAsia"/>
+          <w:szCs w:val="21"/>
+          <w:lang w:eastAsia="zh"/>
+        </w:rPr>
+      </w:pPr>
+      <w:r>
+        <w:rPr>
+          <w:rFonts w:ascii="宋体" w:eastAsia="宋体" w:hAnsi="宋体" w:cs="宋体" w:hint="eastAsia"/>
+          <w:szCs w:val="21"/>
+          <w:lang w:eastAsia="zh"/>
+        </w:rPr>
+        <w:lastRenderedPageBreak/>
+        <w:t>4.3 歌曲列表界面</w:t>
+      </w:r>
+    </w:p>
+    <w:p>
+      <w:pPr>
+        <w:widowControl/>
+        <w:ind w:firstLine="420"/>
+        <w:jc w:val="center"/>
+        <w:rPr>
+          <w:rFonts w:ascii="宋体" w:eastAsia="宋体" w:hAnsi="宋体" w:cs="宋体" w:hint="eastAsia"/>
+          <w:szCs w:val="21"/>
+          <w:lang w:eastAsia="zh"/>
+        </w:rPr>
+      </w:pPr>
+      <w:r>
+        <w:rPr>
+          <w:rFonts w:ascii="宋体" w:eastAsia="宋体" w:hAnsi="宋体" w:cs="宋体" w:hint="eastAsia"/>
+          <w:noProof/>
+          <w:szCs w:val="21"/>
+          <w:lang w:eastAsia="zh"/>
+        </w:rPr>
+        <w:drawing>
+          <wp:inline distT="0" distB="0" distL="114300" distR="114300" wp14:anchorId="2A875A11" wp14:editId="6948D52B">
+            <wp:extent cx="990813" cy="2143760"/>
+            <wp:effectExtent l="0" t="0" r="0" b="8890"/>
+            <wp:docPr id="21" name="图片 21"/>
+            <wp:cNvGraphicFramePr>
+              <a:graphicFrameLocks xmlns:a="http://schemas.openxmlformats.org/drawingml/2006/main" noChangeAspect="1"/>
+            </wp:cNvGraphicFramePr>
+            <a:graphic xmlns:a="http://schemas.openxmlformats.org/drawingml/2006/main">
+              <a:graphicData uri="http://schemas.openxmlformats.org/drawingml/2006/picture">
+                <pic:pic xmlns:pic="http://schemas.openxmlformats.org/drawingml/2006/picture">
+                  <pic:nvPicPr>
+                    <pic:cNvPr id="21" name="图片 21"/>
+                    <pic:cNvPicPr>
+                      <a:picLocks noChangeAspect="1"/>
+                    </pic:cNvPicPr>
+                  </pic:nvPicPr>
+                  <pic:blipFill>
+                    <a:blip r:embed="rId14"/>
+                    <a:stretch>
+                      <a:fillRect/>
+                    </a:stretch>
+                  </pic:blipFill>
+                  <pic:spPr>
+                    <a:xfrm>
+                      <a:off x="0" y="0"/>
+                      <a:ext cx="990813" cy="2143760"/>
+                    </a:xfrm>
+                    <a:prstGeom prst="rect">
+                      <a:avLst/>
+                    </a:prstGeom>
+                  </pic:spPr>
+                </pic:pic>
+              </a:graphicData>
+            </a:graphic>
+          </wp:inline>
+        </w:drawing>
+      </w:r>
+    </w:p>
+    <w:p>
+      <w:pPr>
+        <w:widowControl/>
+        <w:ind w:firstLine="420"/>
+        <w:jc w:val="center"/>
+        <w:rPr>
+          <w:rFonts w:ascii="宋体" w:eastAsia="宋体" w:hAnsi="宋体" w:cs="宋体" w:hint="eastAsia"/>
+          <w:szCs w:val="21"/>
+          <w:lang w:eastAsia="zh"/>
+        </w:rPr>
+      </w:pPr>
+      <w:r>
+        <w:rPr>
+          <w:rFonts w:ascii="宋体" w:eastAsia="宋体" w:hAnsi="宋体" w:cs="宋体" w:hint="eastAsia"/>
+          <w:szCs w:val="21"/>
+          <w:lang w:eastAsia="zh"/>
+        </w:rPr>
+        <w:t>图 7 播放列表界面</w:t>
+      </w:r>
+    </w:p>
+    <w:p>
+      <w:pPr>
+        <w:widowControl/>
+        <w:ind w:left="420" w:firstLine="420"/>
+        <w:jc w:val="left"/>
+        <w:rPr>
+          <w:rFonts w:ascii="宋体" w:eastAsia="宋体" w:hAnsi="宋体" w:cs="宋体" w:hint="eastAsia"/>
+          <w:szCs w:val="21"/>
+          <w:lang w:eastAsia="zh"/>
+        </w:rPr>
+      </w:pPr>
+      <w:r>
+        <w:rPr>
+          <w:rFonts w:ascii="宋体" w:eastAsia="宋体" w:hAnsi="宋体" w:cs="宋体" w:hint="eastAsia"/>
+          <w:szCs w:val="21"/>
+          <w:lang w:eastAsia="zh"/>
+        </w:rPr>
+        <w:t>1. 界面整体功能</w:t>
+      </w:r>
+      <w:r>
+        <w:rPr>
+          <w:rFonts w:ascii="宋体" w:eastAsia="宋体" w:hAnsi="宋体" w:cs="宋体" w:hint="eastAsia"/>
+          <w:szCs w:val="21"/>
+          <w:lang w:eastAsia="zh"/>
+        </w:rPr>
+        <w:br/>
+      </w:r>
+      <w:r>
+        <w:rPr>
+          <w:rFonts w:ascii="宋体" w:eastAsia="宋体" w:hAnsi="宋体" w:cs="宋体" w:hint="eastAsia"/>
+          <w:szCs w:val="21"/>
+          <w:lang w:eastAsia="zh"/>
+        </w:rPr>
+        <w:tab/>
+      </w:r>
+      <w:r>
+        <w:rPr>
+          <w:rFonts w:ascii="宋体" w:eastAsia="宋体" w:hAnsi="宋体" w:cs="宋体" w:hint="eastAsia"/>
+          <w:szCs w:val="21"/>
+          <w:lang w:eastAsia="zh"/>
+        </w:rPr>
+        <w:tab/>
+        <w:t>播放列表界面主要用于管理已导入应用程序的音乐文件。</w:t>
+      </w:r>
+    </w:p>
+    <w:p>
+      <w:pPr>
+        <w:widowControl/>
+        <w:ind w:left="420" w:firstLine="420"/>
+        <w:jc w:val="left"/>
+        <w:rPr>
+          <w:rFonts w:ascii="宋体" w:eastAsia="宋体" w:hAnsi="宋体" w:cs="宋体" w:hint="eastAsia"/>
+          <w:szCs w:val="21"/>
+          <w:lang w:eastAsia="zh"/>
+        </w:rPr>
+      </w:pPr>
+      <w:r>
+        <w:rPr>
+          <w:rFonts w:ascii="宋体" w:eastAsia="宋体" w:hAnsi="宋体" w:cs="宋体" w:hint="eastAsia"/>
+          <w:szCs w:val="21"/>
+          <w:lang w:eastAsia="zh"/>
+        </w:rPr>
+        <w:t>2. 歌曲与列表管理（右上角菜单）</w:t>
+      </w:r>
+    </w:p>
+    <w:p>
+      <w:pPr>
+        <w:widowControl/>
+        <w:ind w:left="840" w:firstLine="420"/>
+        <w:jc w:val="left"/>
+        <w:rPr>
+          <w:rFonts w:ascii="宋体" w:eastAsia="宋体" w:hAnsi="宋体" w:cs="宋体" w:hint="eastAsia"/>
+          <w:szCs w:val="21"/>
+          <w:lang w:eastAsia="zh"/>
+        </w:rPr>
+      </w:pPr>
+      <w:r>
+        <w:rPr>
+          <w:rFonts w:ascii="宋体" w:eastAsia="宋体" w:hAnsi="宋体" w:cs="宋体" w:hint="eastAsia"/>
+          <w:szCs w:val="21"/>
+          <w:lang w:eastAsia="zh"/>
+        </w:rPr>
+        <w:t>Menu 控件：界面右上角设有“+”号菜单控件，点击后会弹出下拉选择框。</w:t>
+      </w:r>
+    </w:p>
+    <w:p>
+      <w:pPr>
+        <w:widowControl/>
+        <w:ind w:left="840" w:firstLine="420"/>
+        <w:jc w:val="left"/>
+        <w:rPr>
+          <w:rFonts w:ascii="宋体" w:eastAsia="宋体" w:hAnsi="宋体" w:cs="宋体" w:hint="eastAsia"/>
+          <w:szCs w:val="21"/>
+          <w:lang w:eastAsia="zh"/>
+        </w:rPr>
+      </w:pPr>
+      <w:r>
+        <w:rPr>
+          <w:rFonts w:ascii="宋体" w:eastAsia="宋体" w:hAnsi="宋体" w:cs="宋体" w:hint="eastAsia"/>
+          <w:szCs w:val="21"/>
+          <w:lang w:eastAsia="zh"/>
+        </w:rPr>
+        <w:t>操作选项：提供“从文件载入歌曲”、“新建播放列表”以及“从服务器加载歌曲”三种操作。</w:t>
+      </w:r>
+    </w:p>
+    <w:p>
+      <w:pPr>
+        <w:widowControl/>
+        <w:ind w:left="840" w:firstLine="420"/>
+        <w:jc w:val="left"/>
+        <w:rPr>
+          <w:rFonts w:ascii="宋体" w:eastAsia="宋体" w:hAnsi="宋体" w:cs="宋体" w:hint="eastAsia"/>
+          <w:szCs w:val="21"/>
+          <w:lang w:eastAsia="zh"/>
+        </w:rPr>
+      </w:pPr>
+      <w:r>
+        <w:rPr>
+          <w:rFonts w:ascii="宋体" w:eastAsia="宋体" w:hAnsi="宋体" w:cs="宋体" w:hint="eastAsia"/>
+          <w:szCs w:val="21"/>
+          <w:lang w:eastAsia="zh"/>
+        </w:rPr>
+        <w:t>前置条件：在添加任何歌曲之前，必须先确保系统中至少存在一个播放列表。</w:t>
+      </w:r>
+    </w:p>
+    <w:p>
+      <w:pPr>
+        <w:widowControl/>
+        <w:ind w:left="420" w:firstLine="420"/>
+        <w:jc w:val="left"/>
+        <w:rPr>
+          <w:rFonts w:ascii="宋体" w:eastAsia="宋体" w:hAnsi="宋体" w:cs="宋体" w:hint="eastAsia"/>
+          <w:szCs w:val="21"/>
+          <w:lang w:eastAsia="zh"/>
+        </w:rPr>
+      </w:pPr>
+      <w:r>
+        <w:rPr>
+          <w:rFonts w:ascii="宋体" w:eastAsia="宋体" w:hAnsi="宋体" w:cs="宋体" w:hint="eastAsia"/>
+          <w:szCs w:val="21"/>
+          <w:lang w:eastAsia="zh"/>
+        </w:rPr>
+        <w:t>3. 播放列表交互</w:t>
+      </w:r>
+    </w:p>
+    <w:p>
+      <w:pPr>
+        <w:widowControl/>
+        <w:ind w:left="840" w:firstLine="420"/>
+        <w:jc w:val="left"/>
+        <w:rPr>
+          <w:rFonts w:ascii="宋体" w:eastAsia="宋体" w:hAnsi="宋体" w:cs="宋体" w:hint="eastAsia"/>
+          <w:szCs w:val="21"/>
+          <w:lang w:eastAsia="zh"/>
+        </w:rPr>
+      </w:pPr>
+      <w:r>
+        <w:rPr>
+          <w:rFonts w:ascii="宋体" w:eastAsia="宋体" w:hAnsi="宋体" w:cs="宋体" w:hint="eastAsia"/>
+          <w:szCs w:val="21"/>
+          <w:lang w:eastAsia="zh"/>
+        </w:rPr>
+        <w:t>重命名：点击播放列表上方的灰色栏，即可对该播放列表进行命名。</w:t>
+      </w:r>
+    </w:p>
+    <w:p>
+      <w:pPr>
+        <w:widowControl/>
+        <w:ind w:left="840" w:firstLine="420"/>
+        <w:jc w:val="left"/>
+        <w:rPr>
+          <w:rFonts w:ascii="宋体" w:eastAsia="宋体" w:hAnsi="宋体" w:cs="宋体" w:hint="eastAsia"/>
+          <w:szCs w:val="21"/>
+          <w:lang w:eastAsia="zh"/>
+        </w:rPr>
+      </w:pPr>
+      <w:r>
+        <w:rPr>
+          <w:rFonts w:ascii="宋体" w:eastAsia="宋体" w:hAnsi="宋体" w:cs="宋体" w:hint="eastAsia"/>
+          <w:szCs w:val="21"/>
+          <w:lang w:eastAsia="zh"/>
+        </w:rPr>
+        <w:t>加入播放队列：长按该播放列表，可将其加入播放队列；再次长按则取消加入。成功进入播放队列的列表组件，会显示相应的描边效果以示区分。</w:t>
+      </w:r>
+    </w:p>
+    <w:p>
+      <w:pPr>
+        <w:widowControl/>
+        <w:ind w:left="420" w:firstLine="420"/>
+        <w:jc w:val="left"/>
+        <w:rPr>
+          <w:rFonts w:ascii="宋体" w:eastAsia="宋体" w:hAnsi="宋体" w:cs="宋体" w:hint="eastAsia"/>
+          <w:szCs w:val="21"/>
+          <w:lang w:eastAsia="zh"/>
+        </w:rPr>
+      </w:pPr>
+      <w:r>
+        <w:rPr>
+          <w:rFonts w:ascii="宋体" w:eastAsia="宋体" w:hAnsi="宋体" w:cs="宋体" w:hint="eastAsia"/>
+          <w:szCs w:val="21"/>
+          <w:lang w:eastAsia="zh"/>
+        </w:rPr>
+        <w:t>4. 列表内歌曲交互</w:t>
+      </w:r>
+    </w:p>
+    <w:p>
+      <w:pPr>
+        <w:widowControl/>
+        <w:ind w:left="840" w:firstLine="420"/>
+        <w:jc w:val="left"/>
+        <w:rPr>
+          <w:rFonts w:ascii="宋体" w:eastAsia="宋体" w:hAnsi="宋体" w:cs="宋体" w:hint="eastAsia"/>
+          <w:szCs w:val="21"/>
+          <w:lang w:eastAsia="zh"/>
+        </w:rPr>
+      </w:pPr>
+      <w:r>
+        <w:rPr>
+          <w:rFonts w:ascii="宋体" w:eastAsia="宋体" w:hAnsi="宋体" w:cs="宋体" w:hint="eastAsia"/>
+          <w:szCs w:val="21"/>
+          <w:lang w:eastAsia="zh"/>
+        </w:rPr>
+        <w:t>快捷操作：对播放列表内的歌曲进行左滑操作，可唤出快捷菜单，包含“分享歌曲”和“删除歌曲”选项。</w:t>
+      </w:r>
+    </w:p>
+    <w:p>
+      <w:pPr>
+        <w:widowControl/>
+        <w:ind w:left="840" w:firstLine="420"/>
+        <w:jc w:val="left"/>
+        <w:rPr>
+          <w:rFonts w:ascii="宋体" w:eastAsia="宋体" w:hAnsi="宋体" w:cs="宋体" w:hint="eastAsia"/>
+          <w:szCs w:val="21"/>
+          <w:lang w:eastAsia="zh"/>
+        </w:rPr>
+      </w:pPr>
+      <w:r>
+        <w:rPr>
+          <w:rFonts w:ascii="宋体" w:eastAsia="宋体" w:hAnsi="宋体" w:cs="宋体" w:hint="eastAsia"/>
+          <w:szCs w:val="21"/>
+          <w:lang w:eastAsia="zh"/>
+        </w:rPr>
+        <w:t>排序调整：长按歌曲并上下拖动，即可自由改变该歌曲在当前播放列表中的排列顺序。</w:t>
+      </w:r>
+    </w:p>
+    <w:p>
+      <w:pPr>
+        <w:widowControl/>
+        <w:ind w:firstLine="420"/>
+        <w:jc w:val="left"/>
+        <w:rPr>
+          <w:rFonts w:ascii="宋体" w:eastAsia="宋体" w:hAnsi="宋体" w:cs="宋体" w:hint="eastAsia"/>
+          <w:szCs w:val="21"/>
+          <w:lang w:eastAsia="zh"/>
+        </w:rPr>
+      </w:pPr>
+      <w:r>
+        <w:rPr>
+          <w:rFonts w:ascii="宋体" w:eastAsia="宋体" w:hAnsi="宋体" w:cs="宋体" w:hint="eastAsia"/>
+          <w:szCs w:val="21"/>
+          <w:lang w:eastAsia="zh"/>
+        </w:rPr>
+        <w:t>4.4 曲线编辑界面</w:t>
+      </w:r>
+    </w:p>
+    <w:p>
+      <w:pPr>
+        <w:widowControl/>
+        <w:ind w:firstLine="420"/>
+        <w:jc w:val="center"/>
+        <w:rPr>
+          <w:rFonts w:ascii="宋体" w:eastAsia="宋体" w:hAnsi="宋体" w:cs="宋体" w:hint="eastAsia"/>
+          <w:szCs w:val="21"/>
+          <w:lang w:eastAsia="zh"/>
+        </w:rPr>
+      </w:pPr>
+      <w:r>
+        <w:rPr>
+          <w:rFonts w:ascii="宋体" w:eastAsia="宋体" w:hAnsi="宋体" w:cs="宋体" w:hint="eastAsia"/>
+          <w:noProof/>
+          <w:szCs w:val="21"/>
+          <w:lang w:eastAsia="zh"/>
+        </w:rPr>
+        <w:drawing>
+          <wp:inline distT="0" distB="0" distL="114300" distR="114300" wp14:anchorId="2B625E19" wp14:editId="696B0C7F">
+            <wp:extent cx="967040" cy="2092325"/>
+            <wp:effectExtent l="0" t="0" r="5080" b="3175"/>
+            <wp:docPr id="23" name="图片 23"/>
+            <wp:cNvGraphicFramePr>
+              <a:graphicFrameLocks xmlns:a="http://schemas.openxmlformats.org/drawingml/2006/main" noChangeAspect="1"/>
+            </wp:cNvGraphicFramePr>
+            <a:graphic xmlns:a="http://schemas.openxmlformats.org/drawingml/2006/main">
+              <a:graphicData uri="http://schemas.openxmlformats.org/drawingml/2006/picture">
+                <pic:pic xmlns:pic="http://schemas.openxmlformats.org/drawingml/2006/picture">
+                  <pic:nvPicPr>
+                    <pic:cNvPr id="23" name="图片 23"/>
+                    <pic:cNvPicPr>
+                      <a:picLocks noChangeAspect="1"/>
+                    </pic:cNvPicPr>
+                  </pic:nvPicPr>
+                  <pic:blipFill>
+                    <a:blip r:embed="rId15"/>
+                    <a:stretch>
+                      <a:fillRect/>
+                    </a:stretch>
+                  </pic:blipFill>
+                  <pic:spPr>
+                    <a:xfrm>
+                      <a:off x="0" y="0"/>
+                      <a:ext cx="967040" cy="2092325"/>
+                    </a:xfrm>
+                    <a:prstGeom prst="rect">
+                      <a:avLst/>
+                    </a:prstGeom>
+                  </pic:spPr>
+                </pic:pic>
+              </a:graphicData>
+            </a:graphic>
+          </wp:inline>
+        </w:drawing>
+      </w:r>
+    </w:p>
+    <w:p>
+      <w:pPr>
+        <w:widowControl/>
+        <w:ind w:firstLine="420"/>
+        <w:jc w:val="center"/>
+        <w:rPr>
+          <w:rFonts w:ascii="宋体" w:eastAsia="宋体" w:hAnsi="宋体" w:cs="宋体" w:hint="eastAsia"/>
+          <w:szCs w:val="21"/>
+          <w:lang w:eastAsia="zh"/>
+        </w:rPr>
+      </w:pPr>
+      <w:r>
+        <w:rPr>
+          <w:rFonts w:ascii="宋体" w:eastAsia="宋体" w:hAnsi="宋体" w:cs="宋体" w:hint="eastAsia"/>
+          <w:szCs w:val="21"/>
+          <w:lang w:eastAsia="zh"/>
+        </w:rPr>
+        <w:t>图 8 曲线编辑界面</w:t>
+      </w:r>
+    </w:p>
+    <w:p>
+      <w:pPr>
+        <w:widowControl/>
+        <w:numPr>
+          <w:ilvl w:val="0"/>
+          <w:numId w:val="5"/>
+        </w:numPr>
+        <w:ind w:firstLine="420"/>
+        <w:jc w:val="left"/>
+        <w:rPr>
+          <w:rFonts w:ascii="宋体" w:eastAsia="宋体" w:hAnsi="宋体" w:cs="宋体" w:hint="eastAsia"/>
+          <w:szCs w:val="21"/>
+          <w:lang w:eastAsia="zh"/>
+        </w:rPr>
+      </w:pPr>
+      <w:r>
+        <w:rPr>
+          <w:rFonts w:ascii="宋体" w:eastAsia="宋体" w:hAnsi="宋体" w:cs="宋体" w:hint="eastAsia"/>
+          <w:szCs w:val="21"/>
+          <w:lang w:eastAsia="zh"/>
+        </w:rPr>
+        <w:lastRenderedPageBreak/>
+        <w:t>界面整体功能</w:t>
+      </w:r>
+      <w:r>
+        <w:rPr>
+          <w:rFonts w:ascii="宋体" w:eastAsia="宋体" w:hAnsi="宋体" w:cs="宋体" w:hint="eastAsia"/>
+          <w:szCs w:val="21"/>
+          <w:lang w:eastAsia="zh"/>
+        </w:rPr>
+        <w:br/>
+      </w:r>
+      <w:r>
+        <w:rPr>
+          <w:rFonts w:ascii="宋体" w:eastAsia="宋体" w:hAnsi="宋体" w:cs="宋体" w:hint="eastAsia"/>
+          <w:szCs w:val="21"/>
+          <w:lang w:eastAsia="zh"/>
+        </w:rPr>
+        <w:tab/>
+      </w:r>
+      <w:r>
+        <w:rPr>
+          <w:rFonts w:ascii="宋体" w:eastAsia="宋体" w:hAnsi="宋体" w:cs="宋体" w:hint="eastAsia"/>
+          <w:szCs w:val="21"/>
+          <w:lang w:eastAsia="zh"/>
+        </w:rPr>
+        <w:tab/>
+        <w:t>曲线编辑界面主要用于让用户自定义“固定模式”下的运动 BPM 曲线。</w:t>
+      </w:r>
+    </w:p>
+    <w:p>
+      <w:pPr>
+        <w:widowControl/>
+        <w:ind w:left="840" w:firstLine="420"/>
+        <w:jc w:val="left"/>
+        <w:rPr>
+          <w:rFonts w:ascii="宋体" w:eastAsia="宋体" w:hAnsi="宋体" w:cs="宋体" w:hint="eastAsia"/>
+          <w:szCs w:val="21"/>
+          <w:lang w:eastAsia="zh"/>
+        </w:rPr>
+      </w:pPr>
+      <w:r>
+        <w:rPr>
+          <w:rFonts w:ascii="宋体" w:eastAsia="宋体" w:hAnsi="宋体" w:cs="宋体" w:hint="eastAsia"/>
+          <w:szCs w:val="21"/>
+          <w:lang w:eastAsia="zh"/>
+        </w:rPr>
+        <w:t>坐标轴说明：横轴代表时间，纵轴代表歌曲的 BPM（每分钟节拍数）。</w:t>
+      </w:r>
+    </w:p>
+    <w:p>
+      <w:pPr>
+        <w:widowControl/>
+        <w:numPr>
+          <w:ilvl w:val="0"/>
+          <w:numId w:val="6"/>
+        </w:numPr>
+        <w:jc w:val="left"/>
+        <w:rPr>
+          <w:rFonts w:ascii="宋体" w:eastAsia="宋体" w:hAnsi="宋体" w:cs="宋体" w:hint="eastAsia"/>
+          <w:szCs w:val="21"/>
+          <w:lang w:eastAsia="zh"/>
+        </w:rPr>
+      </w:pPr>
+      <w:r>
+        <w:rPr>
+          <w:rFonts w:ascii="宋体" w:eastAsia="宋体" w:hAnsi="宋体" w:cs="宋体" w:hint="eastAsia"/>
+          <w:szCs w:val="21"/>
+          <w:lang w:eastAsia="zh"/>
+        </w:rPr>
+        <w:t>绘制区交互</w:t>
+      </w:r>
+    </w:p>
+    <w:p>
+      <w:pPr>
+        <w:widowControl/>
+        <w:ind w:left="840" w:firstLine="420"/>
+        <w:jc w:val="left"/>
+        <w:rPr>
+          <w:rFonts w:ascii="宋体" w:eastAsia="宋体" w:hAnsi="宋体" w:cs="宋体" w:hint="eastAsia"/>
+          <w:szCs w:val="21"/>
+          <w:lang w:eastAsia="zh"/>
+        </w:rPr>
+      </w:pPr>
+      <w:r>
+        <w:rPr>
+          <w:rFonts w:ascii="宋体" w:eastAsia="宋体" w:hAnsi="宋体" w:cs="宋体" w:hint="eastAsia"/>
+          <w:szCs w:val="21"/>
+        </w:rPr>
+        <w:t>·</w:t>
+      </w:r>
+      <w:r>
+        <w:rPr>
+          <w:rFonts w:ascii="宋体" w:eastAsia="宋体" w:hAnsi="宋体" w:cs="宋体" w:hint="eastAsia"/>
+          <w:szCs w:val="21"/>
+          <w:lang w:eastAsia="zh"/>
+        </w:rPr>
+        <w:t>视图操作：绘制界面支持自由拖动。</w:t>
+      </w:r>
+    </w:p>
+    <w:p>
+      <w:pPr>
+        <w:widowControl/>
+        <w:ind w:left="840" w:firstLine="420"/>
+        <w:jc w:val="left"/>
+        <w:rPr>
+          <w:rFonts w:ascii="宋体" w:eastAsia="宋体" w:hAnsi="宋体" w:cs="宋体" w:hint="eastAsia"/>
+          <w:szCs w:val="21"/>
+          <w:lang w:eastAsia="zh"/>
+        </w:rPr>
+      </w:pPr>
+      <w:r>
+        <w:rPr>
+          <w:rFonts w:ascii="宋体" w:eastAsia="宋体" w:hAnsi="宋体" w:cs="宋体" w:hint="eastAsia"/>
+          <w:szCs w:val="21"/>
+        </w:rPr>
+        <w:t>·</w:t>
+      </w:r>
+      <w:r>
+        <w:rPr>
+          <w:rFonts w:ascii="宋体" w:eastAsia="宋体" w:hAnsi="宋体" w:cs="宋体" w:hint="eastAsia"/>
+          <w:szCs w:val="21"/>
+          <w:lang w:eastAsia="zh"/>
+        </w:rPr>
+        <w:t>创建节点：</w:t>
+      </w:r>
+    </w:p>
+    <w:p>
+      <w:pPr>
+        <w:widowControl/>
+        <w:ind w:left="1260" w:firstLine="420"/>
+        <w:jc w:val="left"/>
+        <w:rPr>
+          <w:rFonts w:ascii="宋体" w:eastAsia="宋体" w:hAnsi="宋体" w:cs="宋体" w:hint="eastAsia"/>
+          <w:szCs w:val="21"/>
+          <w:lang w:eastAsia="zh"/>
+        </w:rPr>
+      </w:pPr>
+      <w:r>
+        <w:rPr>
+          <w:rFonts w:ascii="宋体" w:eastAsia="宋体" w:hAnsi="宋体" w:cs="宋体" w:hint="eastAsia"/>
+          <w:szCs w:val="21"/>
+          <w:lang w:eastAsia="zh"/>
+        </w:rPr>
+        <w:t>手势创建：双击绘制界面的任意位置，即可在该处创建一个数据点。</w:t>
+      </w:r>
+    </w:p>
+    <w:p>
+      <w:pPr>
+        <w:widowControl/>
+        <w:ind w:left="1260" w:firstLine="420"/>
+        <w:jc w:val="left"/>
+        <w:rPr>
+          <w:rFonts w:ascii="宋体" w:eastAsia="宋体" w:hAnsi="宋体" w:cs="宋体" w:hint="eastAsia"/>
+          <w:szCs w:val="21"/>
+          <w:lang w:eastAsia="zh"/>
+        </w:rPr>
+      </w:pPr>
+      <w:r>
+        <w:rPr>
+          <w:rFonts w:ascii="宋体" w:eastAsia="宋体" w:hAnsi="宋体" w:cs="宋体" w:hint="eastAsia"/>
+          <w:szCs w:val="21"/>
+          <w:lang w:eastAsia="zh"/>
+        </w:rPr>
+        <w:t>顺序限制：后续创建的点，其对应的时间点必须晚于上一个点。</w:t>
+      </w:r>
+    </w:p>
+    <w:p>
+      <w:pPr>
+        <w:widowControl/>
+        <w:ind w:left="1260" w:firstLine="420"/>
+        <w:jc w:val="left"/>
+        <w:rPr>
+          <w:rFonts w:ascii="宋体" w:eastAsia="宋体" w:hAnsi="宋体" w:cs="宋体" w:hint="eastAsia"/>
+          <w:szCs w:val="21"/>
+          <w:lang w:eastAsia="zh"/>
+        </w:rPr>
+      </w:pPr>
+      <w:r>
+        <w:rPr>
+          <w:rFonts w:ascii="宋体" w:eastAsia="宋体" w:hAnsi="宋体" w:cs="宋体" w:hint="eastAsia"/>
+          <w:szCs w:val="21"/>
+          <w:lang w:eastAsia="zh"/>
+        </w:rPr>
+        <w:t>自动连线：创建好的数据点会自动连接成平滑的曲线。</w:t>
+      </w:r>
+    </w:p>
+    <w:p>
+      <w:pPr>
+        <w:widowControl/>
+        <w:ind w:left="840" w:firstLine="420"/>
+        <w:jc w:val="left"/>
+        <w:rPr>
+          <w:rFonts w:ascii="宋体" w:eastAsia="宋体" w:hAnsi="宋体" w:cs="宋体" w:hint="eastAsia"/>
+          <w:szCs w:val="21"/>
+          <w:lang w:eastAsia="zh"/>
+        </w:rPr>
+      </w:pPr>
+      <w:r>
+        <w:rPr>
+          <w:rFonts w:ascii="宋体" w:eastAsia="宋体" w:hAnsi="宋体" w:cs="宋体" w:hint="eastAsia"/>
+          <w:szCs w:val="21"/>
+        </w:rPr>
+        <w:t>·</w:t>
+      </w:r>
+      <w:r>
+        <w:rPr>
+          <w:rFonts w:ascii="宋体" w:eastAsia="宋体" w:hAnsi="宋体" w:cs="宋体" w:hint="eastAsia"/>
+          <w:szCs w:val="21"/>
+          <w:lang w:eastAsia="zh"/>
+        </w:rPr>
+        <w:t>选中与编辑节点：</w:t>
+      </w:r>
+    </w:p>
+    <w:p>
+      <w:pPr>
+        <w:widowControl/>
+        <w:ind w:left="1260" w:firstLine="420"/>
+        <w:jc w:val="left"/>
+        <w:rPr>
+          <w:rFonts w:ascii="宋体" w:eastAsia="宋体" w:hAnsi="宋体" w:cs="宋体" w:hint="eastAsia"/>
+          <w:szCs w:val="21"/>
+          <w:lang w:eastAsia="zh"/>
+        </w:rPr>
+      </w:pPr>
+      <w:r>
+        <w:rPr>
+          <w:rFonts w:ascii="宋体" w:eastAsia="宋体" w:hAnsi="宋体" w:cs="宋体" w:hint="eastAsia"/>
+          <w:szCs w:val="21"/>
+          <w:lang w:eastAsia="zh"/>
+        </w:rPr>
+        <w:t>选中：单击绘图区内的数据点即可选中该点；再次单击已选中的点，可取消选中状态。</w:t>
+      </w:r>
+    </w:p>
+    <w:p>
+      <w:pPr>
+        <w:widowControl/>
+        <w:ind w:left="1260" w:firstLine="420"/>
+        <w:jc w:val="left"/>
+        <w:rPr>
+          <w:rFonts w:ascii="宋体" w:eastAsia="宋体" w:hAnsi="宋体" w:cs="宋体" w:hint="eastAsia"/>
+          <w:szCs w:val="21"/>
+          <w:lang w:eastAsia="zh"/>
+        </w:rPr>
+      </w:pPr>
+      <w:r>
+        <w:rPr>
+          <w:rFonts w:ascii="宋体" w:eastAsia="宋体" w:hAnsi="宋体" w:cs="宋体" w:hint="eastAsia"/>
+          <w:szCs w:val="21"/>
+          <w:lang w:eastAsia="zh"/>
+        </w:rPr>
+        <w:t>调整坐标：在选中状态下，点击绘图区的其他位置，即可调整该点的坐标。</w:t>
+      </w:r>
+    </w:p>
+    <w:p>
+      <w:pPr>
+        <w:widowControl/>
+        <w:ind w:left="1260" w:firstLine="420"/>
+        <w:jc w:val="left"/>
+        <w:rPr>
+          <w:rFonts w:ascii="宋体" w:eastAsia="宋体" w:hAnsi="宋体" w:cs="宋体" w:hint="eastAsia"/>
+          <w:szCs w:val="21"/>
+          <w:lang w:eastAsia="zh"/>
+        </w:rPr>
+      </w:pPr>
+      <w:r>
+        <w:rPr>
+          <w:rFonts w:ascii="宋体" w:eastAsia="宋体" w:hAnsi="宋体" w:cs="宋体" w:hint="eastAsia"/>
+          <w:szCs w:val="21"/>
+          <w:lang w:eastAsia="zh"/>
+        </w:rPr>
+        <w:t>删除节点：选中某个点后，点击绘图区下方的“删除选中的点”按钮，即可将其删除。</w:t>
+      </w:r>
+    </w:p>
+    <w:p>
+      <w:pPr>
+        <w:widowControl/>
+        <w:ind w:left="420" w:firstLine="420"/>
+        <w:jc w:val="left"/>
+        <w:rPr>
+          <w:rFonts w:ascii="宋体" w:eastAsia="宋体" w:hAnsi="宋体" w:cs="宋体" w:hint="eastAsia"/>
+          <w:szCs w:val="21"/>
+          <w:lang w:eastAsia="zh"/>
+        </w:rPr>
+      </w:pPr>
+      <w:r>
+        <w:rPr>
+          <w:rFonts w:ascii="宋体" w:eastAsia="宋体" w:hAnsi="宋体" w:cs="宋体" w:hint="eastAsia"/>
+          <w:szCs w:val="21"/>
+          <w:lang w:eastAsia="zh"/>
+        </w:rPr>
+        <w:t>3. 手动输入与全局控制</w:t>
+      </w:r>
+    </w:p>
+    <w:p>
+      <w:pPr>
+        <w:widowControl/>
+        <w:ind w:left="840" w:firstLine="420"/>
+        <w:jc w:val="left"/>
+        <w:rPr>
+          <w:rFonts w:ascii="宋体" w:eastAsia="宋体" w:hAnsi="宋体" w:cs="宋体" w:hint="eastAsia"/>
+          <w:szCs w:val="21"/>
+          <w:lang w:eastAsia="zh"/>
+        </w:rPr>
+      </w:pPr>
+      <w:r>
+        <w:rPr>
+          <w:rFonts w:ascii="宋体" w:eastAsia="宋体" w:hAnsi="宋体" w:cs="宋体" w:hint="eastAsia"/>
+          <w:szCs w:val="21"/>
+          <w:lang w:eastAsia="zh"/>
+        </w:rPr>
+        <w:t>手动输入：除了手势绘制，用户还可以通过绘图区下方的输入框，手动输入 X 轴和 Y 轴的坐标来精确创建数据点。</w:t>
+      </w:r>
+    </w:p>
+    <w:p>
+      <w:pPr>
+        <w:widowControl/>
+        <w:ind w:left="840" w:firstLine="420"/>
+        <w:jc w:val="left"/>
+        <w:rPr>
+          <w:rFonts w:ascii="宋体" w:eastAsia="宋体" w:hAnsi="宋体" w:cs="宋体" w:hint="eastAsia"/>
+          <w:szCs w:val="21"/>
+          <w:lang w:eastAsia="zh"/>
+        </w:rPr>
+      </w:pPr>
+      <w:r>
+        <w:rPr>
+          <w:rFonts w:ascii="宋体" w:eastAsia="宋体" w:hAnsi="宋体" w:cs="宋体" w:hint="eastAsia"/>
+          <w:szCs w:val="21"/>
+          <w:lang w:eastAsia="zh"/>
+        </w:rPr>
+        <w:t>保存曲线：点击绘图区下方的“保存曲线”按钮，即可将当前编辑的曲线保存。保存后的曲线可在“曲线选择界面”中被调用。</w:t>
+      </w:r>
+    </w:p>
+    <w:p>
+      <w:pPr>
+        <w:widowControl/>
+        <w:ind w:left="840" w:firstLine="420"/>
+        <w:jc w:val="left"/>
+        <w:rPr>
+          <w:rFonts w:ascii="宋体" w:eastAsia="宋体" w:hAnsi="宋体" w:cs="宋体" w:hint="eastAsia"/>
+          <w:szCs w:val="21"/>
+          <w:lang w:eastAsia="zh"/>
+        </w:rPr>
+      </w:pPr>
+      <w:r>
+        <w:rPr>
+          <w:rFonts w:ascii="宋体" w:eastAsia="宋体" w:hAnsi="宋体" w:cs="宋体" w:hint="eastAsia"/>
+          <w:szCs w:val="21"/>
+          <w:lang w:eastAsia="zh"/>
+        </w:rPr>
+        <w:t>清空曲线：点击“清空曲线”按钮，即可一键清除当前绘图区内已绘制的所有曲线。</w:t>
+      </w:r>
+    </w:p>
+    <w:p>
+      <w:pPr>
+        <w:widowControl/>
+        <w:ind w:firstLine="420"/>
+        <w:jc w:val="left"/>
+        <w:rPr>
+          <w:rFonts w:ascii="宋体" w:eastAsia="宋体" w:hAnsi="宋体" w:cs="宋体" w:hint="eastAsia"/>
+          <w:szCs w:val="21"/>
+          <w:lang w:eastAsia="zh"/>
+        </w:rPr>
+      </w:pPr>
+      <w:r>
+        <w:rPr>
+          <w:rFonts w:ascii="宋体" w:eastAsia="宋体" w:hAnsi="宋体" w:cs="宋体" w:hint="eastAsia"/>
+          <w:szCs w:val="21"/>
+          <w:lang w:eastAsia="zh"/>
+        </w:rPr>
+        <w:t>4.5 曲线选择界面</w:t>
+      </w:r>
+    </w:p>
+    <w:p>
+      <w:pPr>
+        <w:widowControl/>
+        <w:ind w:firstLine="420"/>
+        <w:jc w:val="center"/>
+        <w:rPr>
+          <w:rFonts w:ascii="宋体" w:eastAsia="宋体" w:hAnsi="宋体" w:cs="宋体" w:hint="eastAsia"/>
+          <w:szCs w:val="21"/>
+          <w:lang w:eastAsia="zh"/>
+        </w:rPr>
+      </w:pPr>
+      <w:r>
+        <w:rPr>
+          <w:rFonts w:ascii="宋体" w:eastAsia="宋体" w:hAnsi="宋体" w:cs="宋体" w:hint="eastAsia"/>
+          <w:noProof/>
+          <w:szCs w:val="21"/>
+          <w:lang w:eastAsia="zh"/>
+        </w:rPr>
+        <w:drawing>
+          <wp:inline distT="0" distB="0" distL="114300" distR="114300" wp14:anchorId="3840F738" wp14:editId="2D85BFF8">
+            <wp:extent cx="1000498" cy="2164715"/>
+            <wp:effectExtent l="0" t="0" r="9525" b="6985"/>
+            <wp:docPr id="24" name="图片 24"/>
+            <wp:cNvGraphicFramePr>
+              <a:graphicFrameLocks xmlns:a="http://schemas.openxmlformats.org/drawingml/2006/main" noChangeAspect="1"/>
+            </wp:cNvGraphicFramePr>
+            <a:graphic xmlns:a="http://schemas.openxmlformats.org/drawingml/2006/main">
+              <a:graphicData uri="http://schemas.openxmlformats.org/drawingml/2006/picture">
+                <pic:pic xmlns:pic="http://schemas.openxmlformats.org/drawingml/2006/picture">
+                  <pic:nvPicPr>
+                    <pic:cNvPr id="24" name="图片 24"/>
+                    <pic:cNvPicPr>
+                      <a:picLocks noChangeAspect="1"/>
+                    </pic:cNvPicPr>
+                  </pic:nvPicPr>
+                  <pic:blipFill>
+                    <a:blip r:embed="rId16"/>
+                    <a:stretch>
+                      <a:fillRect/>
+                    </a:stretch>
+                  </pic:blipFill>
+                  <pic:spPr>
+                    <a:xfrm>
+                      <a:off x="0" y="0"/>
+                      <a:ext cx="1000498" cy="2164715"/>
+                    </a:xfrm>
+                    <a:prstGeom prst="rect">
+                      <a:avLst/>
+                    </a:prstGeom>
+                  </pic:spPr>
+                </pic:pic>
+              </a:graphicData>
+            </a:graphic>
+          </wp:inline>
+        </w:drawing>
+      </w:r>
+    </w:p>
+    <w:p>
+      <w:pPr>
+        <w:widowControl/>
+        <w:ind w:firstLine="420"/>
+        <w:jc w:val="center"/>
+        <w:rPr>
+          <w:rFonts w:ascii="宋体" w:eastAsia="宋体" w:hAnsi="宋体" w:cs="宋体" w:hint="eastAsia"/>
+          <w:szCs w:val="21"/>
+          <w:lang w:eastAsia="zh"/>
+        </w:rPr>
+      </w:pPr>
+      <w:r>
+        <w:rPr>
+          <w:rFonts w:ascii="宋体" w:eastAsia="宋体" w:hAnsi="宋体" w:cs="宋体" w:hint="eastAsia"/>
+          <w:szCs w:val="21"/>
+          <w:lang w:eastAsia="zh"/>
+        </w:rPr>
+        <w:t>图 9 曲线选择界面</w:t>
+      </w:r>
+    </w:p>
+    <w:p>
+      <w:pPr>
+        <w:widowControl/>
+        <w:ind w:left="420" w:firstLine="420"/>
+        <w:jc w:val="left"/>
+        <w:rPr>
+          <w:rFonts w:ascii="宋体" w:eastAsia="宋体" w:hAnsi="宋体" w:cs="宋体" w:hint="eastAsia"/>
+          <w:szCs w:val="21"/>
+          <w:lang w:eastAsia="zh"/>
+        </w:rPr>
+      </w:pPr>
+      <w:r>
+        <w:rPr>
+          <w:rFonts w:ascii="宋体" w:eastAsia="宋体" w:hAnsi="宋体" w:cs="宋体" w:hint="eastAsia"/>
+          <w:szCs w:val="21"/>
+          <w:lang w:eastAsia="zh"/>
+        </w:rPr>
+        <w:t>1. 界面触发与进入条件</w:t>
+      </w:r>
+    </w:p>
+    <w:p>
+      <w:pPr>
+        <w:widowControl/>
+        <w:ind w:left="840" w:firstLine="420"/>
+        <w:jc w:val="left"/>
+        <w:rPr>
+          <w:rFonts w:ascii="宋体" w:eastAsia="宋体" w:hAnsi="宋体" w:cs="宋体" w:hint="eastAsia"/>
+          <w:szCs w:val="21"/>
+          <w:lang w:eastAsia="zh"/>
+        </w:rPr>
+      </w:pPr>
+      <w:r>
+        <w:rPr>
+          <w:rFonts w:ascii="宋体" w:eastAsia="宋体" w:hAnsi="宋体" w:cs="宋体" w:hint="eastAsia"/>
+          <w:szCs w:val="21"/>
+          <w:lang w:eastAsia="zh"/>
+        </w:rPr>
+        <w:t>自动触发：若在“固定模式”下启动训练且未提前选择曲线，系统将在训练开始前自动弹出此界面。</w:t>
+      </w:r>
+    </w:p>
+    <w:p>
+      <w:pPr>
+        <w:widowControl/>
+        <w:ind w:left="840" w:firstLine="420"/>
+        <w:jc w:val="left"/>
+        <w:rPr>
+          <w:rFonts w:ascii="宋体" w:eastAsia="宋体" w:hAnsi="宋体" w:cs="宋体" w:hint="eastAsia"/>
+          <w:szCs w:val="21"/>
+          <w:lang w:eastAsia="zh"/>
+        </w:rPr>
+      </w:pPr>
+      <w:r>
+        <w:rPr>
+          <w:rFonts w:ascii="宋体" w:eastAsia="宋体" w:hAnsi="宋体" w:cs="宋体" w:hint="eastAsia"/>
+          <w:szCs w:val="21"/>
+          <w:lang w:eastAsia="zh"/>
+        </w:rPr>
+        <w:t>手动进入：在已选择曲线的情况下，点击“固定模式”下方的悬浮胶囊形按钮，即可随时进入该界面。</w:t>
+      </w:r>
+    </w:p>
+    <w:p>
+      <w:pPr>
+        <w:widowControl/>
+        <w:ind w:left="420" w:firstLine="420"/>
+        <w:jc w:val="left"/>
+        <w:rPr>
+          <w:rFonts w:ascii="宋体" w:eastAsia="宋体" w:hAnsi="宋体" w:cs="宋体" w:hint="eastAsia"/>
+          <w:szCs w:val="21"/>
+          <w:lang w:eastAsia="zh"/>
+        </w:rPr>
+      </w:pPr>
+      <w:r>
+        <w:rPr>
+          <w:rFonts w:ascii="宋体" w:eastAsia="宋体" w:hAnsi="宋体" w:cs="宋体" w:hint="eastAsia"/>
+          <w:szCs w:val="21"/>
+          <w:lang w:eastAsia="zh"/>
+        </w:rPr>
+        <w:t>2. 列表展示与内置资源</w:t>
+      </w:r>
+    </w:p>
+    <w:p>
+      <w:pPr>
+        <w:widowControl/>
+        <w:ind w:left="840" w:firstLine="420"/>
+        <w:jc w:val="left"/>
+        <w:rPr>
+          <w:rFonts w:ascii="宋体" w:eastAsia="宋体" w:hAnsi="宋体" w:cs="宋体" w:hint="eastAsia"/>
+          <w:szCs w:val="21"/>
+          <w:lang w:eastAsia="zh"/>
+        </w:rPr>
+      </w:pPr>
+      <w:r>
+        <w:rPr>
+          <w:rFonts w:ascii="宋体" w:eastAsia="宋体" w:hAnsi="宋体" w:cs="宋体" w:hint="eastAsia"/>
+          <w:szCs w:val="21"/>
+          <w:lang w:eastAsia="zh"/>
+        </w:rPr>
+        <w:t>内置曲线：界面内置了多款专业的运动曲线供用户直接使用，包括但不限于“5km法特莱特跑”等。</w:t>
+      </w:r>
+    </w:p>
+    <w:p>
+      <w:pPr>
+        <w:widowControl/>
+        <w:ind w:left="840" w:firstLine="420"/>
+        <w:jc w:val="left"/>
+        <w:rPr>
+          <w:rFonts w:ascii="宋体" w:eastAsia="宋体" w:hAnsi="宋体" w:cs="宋体" w:hint="eastAsia"/>
+          <w:szCs w:val="21"/>
+          <w:lang w:eastAsia="zh"/>
+        </w:rPr>
+      </w:pPr>
+      <w:r>
+        <w:rPr>
+          <w:rFonts w:ascii="宋体" w:eastAsia="宋体" w:hAnsi="宋体" w:cs="宋体" w:hint="eastAsia"/>
+          <w:szCs w:val="21"/>
+          <w:lang w:eastAsia="zh"/>
+        </w:rPr>
+        <w:lastRenderedPageBreak/>
+        <w:t>基础交互：列表的选择交互逻辑与“播放列表界面”保持一致。</w:t>
+      </w:r>
+    </w:p>
+    <w:p>
+      <w:pPr>
+        <w:widowControl/>
+        <w:ind w:left="420" w:firstLine="420"/>
+        <w:jc w:val="left"/>
+        <w:rPr>
+          <w:rFonts w:ascii="宋体" w:eastAsia="宋体" w:hAnsi="宋体" w:cs="宋体" w:hint="eastAsia"/>
+          <w:szCs w:val="21"/>
+          <w:lang w:eastAsia="zh"/>
+        </w:rPr>
+      </w:pPr>
+      <w:r>
+        <w:rPr>
+          <w:rFonts w:ascii="宋体" w:eastAsia="宋体" w:hAnsi="宋体" w:cs="宋体" w:hint="eastAsia"/>
+          <w:szCs w:val="21"/>
+          <w:lang w:eastAsia="zh"/>
+        </w:rPr>
+        <w:t>3. 快捷操作与管理</w:t>
+      </w:r>
+    </w:p>
+    <w:p>
+      <w:pPr>
+        <w:widowControl/>
+        <w:ind w:left="840" w:firstLine="420"/>
+        <w:jc w:val="left"/>
+        <w:rPr>
+          <w:rFonts w:ascii="宋体" w:eastAsia="宋体" w:hAnsi="宋体" w:cs="宋体" w:hint="eastAsia"/>
+          <w:szCs w:val="21"/>
+          <w:lang w:eastAsia="zh"/>
+        </w:rPr>
+      </w:pPr>
+      <w:r>
+        <w:rPr>
+          <w:rFonts w:ascii="宋体" w:eastAsia="宋体" w:hAnsi="宋体" w:cs="宋体" w:hint="eastAsia"/>
+          <w:szCs w:val="21"/>
+          <w:lang w:eastAsia="zh"/>
+        </w:rPr>
+        <w:t>滑动菜单：向左滑动任意曲线选项，可唤出“分享”和“删除”的快捷操作。</w:t>
+      </w:r>
+    </w:p>
+    <w:p>
+      <w:pPr>
+        <w:widowControl/>
+        <w:ind w:left="840" w:firstLine="420"/>
+        <w:jc w:val="left"/>
+        <w:rPr>
+          <w:rFonts w:ascii="宋体" w:eastAsia="宋体" w:hAnsi="宋体" w:cs="宋体" w:hint="eastAsia"/>
+          <w:szCs w:val="21"/>
+          <w:lang w:eastAsia="zh"/>
+        </w:rPr>
+      </w:pPr>
+      <w:r>
+        <w:rPr>
+          <w:rFonts w:ascii="宋体" w:eastAsia="宋体" w:hAnsi="宋体" w:cs="宋体" w:hint="eastAsia"/>
+          <w:szCs w:val="21"/>
+          <w:lang w:eastAsia="zh"/>
+        </w:rPr>
+        <w:t>分享：支持将运动曲线一键分享给身边的好友。</w:t>
+      </w:r>
+    </w:p>
+    <w:p>
+      <w:pPr>
+        <w:widowControl/>
+        <w:ind w:left="840" w:firstLine="420"/>
+        <w:jc w:val="left"/>
+        <w:rPr>
+          <w:rFonts w:ascii="宋体" w:eastAsia="宋体" w:hAnsi="宋体" w:cs="宋体" w:hint="eastAsia"/>
+          <w:szCs w:val="21"/>
+          <w:lang w:eastAsia="zh"/>
+        </w:rPr>
+      </w:pPr>
+      <w:r>
+        <w:rPr>
+          <w:rFonts w:ascii="宋体" w:eastAsia="宋体" w:hAnsi="宋体" w:cs="宋体" w:hint="eastAsia"/>
+          <w:szCs w:val="21"/>
+          <w:lang w:eastAsia="zh"/>
+        </w:rPr>
+        <w:t>删除：用于移除不需要的自定义曲线。</w:t>
+      </w:r>
+    </w:p>
+    <w:p>
+      <w:pPr>
+        <w:widowControl/>
+        <w:ind w:left="840" w:firstLine="420"/>
+        <w:jc w:val="left"/>
+        <w:rPr>
+          <w:rFonts w:ascii="宋体" w:eastAsia="宋体" w:hAnsi="宋体" w:cs="宋体" w:hint="eastAsia"/>
+          <w:szCs w:val="21"/>
+          <w:lang w:eastAsia="zh"/>
+        </w:rPr>
+      </w:pPr>
+      <w:r>
+        <w:rPr>
+          <w:rFonts w:ascii="宋体" w:eastAsia="宋体" w:hAnsi="宋体" w:cs="宋体" w:hint="eastAsia"/>
+          <w:szCs w:val="21"/>
+          <w:lang w:eastAsia="zh"/>
+        </w:rPr>
+        <w:t>编辑功能：点击曲线右下方的“编辑”按钮，可直接跳转至“曲线编辑界面”对该曲线进行二次修改。</w:t>
+      </w:r>
+    </w:p>
+    <w:p>
+      <w:pPr>
+        <w:widowControl/>
+        <w:ind w:firstLine="420"/>
+        <w:jc w:val="left"/>
+        <w:rPr>
+          <w:rFonts w:ascii="宋体" w:eastAsia="宋体" w:hAnsi="宋体" w:cs="宋体" w:hint="eastAsia"/>
+          <w:szCs w:val="21"/>
+          <w:lang w:eastAsia="zh"/>
+        </w:rPr>
+      </w:pPr>
+      <w:r>
+        <w:rPr>
+          <w:rFonts w:ascii="宋体" w:eastAsia="宋体" w:hAnsi="宋体" w:cs="宋体" w:hint="eastAsia"/>
+          <w:szCs w:val="21"/>
+          <w:lang w:eastAsia="zh"/>
+        </w:rPr>
+        <w:t>4.6 应用设置界面</w:t>
+      </w:r>
+    </w:p>
+    <w:p>
+      <w:pPr>
+        <w:widowControl/>
+        <w:ind w:firstLine="420"/>
+        <w:jc w:val="center"/>
+        <w:rPr>
+          <w:rFonts w:ascii="宋体" w:eastAsia="宋体" w:hAnsi="宋体" w:cs="宋体" w:hint="eastAsia"/>
+          <w:szCs w:val="21"/>
+          <w:lang w:eastAsia="zh"/>
+        </w:rPr>
+      </w:pPr>
+      <w:r>
+        <w:rPr>
+          <w:rFonts w:ascii="宋体" w:eastAsia="宋体" w:hAnsi="宋体" w:cs="宋体"/>
+          <w:noProof/>
+          <w:szCs w:val="21"/>
+          <w:lang w:eastAsia="zh"/>
+        </w:rPr>
+        <w:drawing>
+          <wp:inline distT="0" distB="0" distL="114300" distR="114300" wp14:anchorId="0070F360" wp14:editId="5DF1BE65">
+            <wp:extent cx="1055674" cy="2284095"/>
+            <wp:effectExtent l="0" t="0" r="0" b="1905"/>
+            <wp:docPr id="26" name="图片 26"/>
+            <wp:cNvGraphicFramePr>
+              <a:graphicFrameLocks xmlns:a="http://schemas.openxmlformats.org/drawingml/2006/main" noChangeAspect="1"/>
+            </wp:cNvGraphicFramePr>
+            <a:graphic xmlns:a="http://schemas.openxmlformats.org/drawingml/2006/main">
+              <a:graphicData uri="http://schemas.openxmlformats.org/drawingml/2006/picture">
+                <pic:pic xmlns:pic="http://schemas.openxmlformats.org/drawingml/2006/picture">
+                  <pic:nvPicPr>
+                    <pic:cNvPr id="26" name="图片 26"/>
+                    <pic:cNvPicPr>
+                      <a:picLocks noChangeAspect="1"/>
+                    </pic:cNvPicPr>
+                  </pic:nvPicPr>
+                  <pic:blipFill>
+                    <a:blip r:embed="rId17"/>
+                    <a:stretch>
+                      <a:fillRect/>
+                    </a:stretch>
+                  </pic:blipFill>
+                  <pic:spPr>
+                    <a:xfrm>
+                      <a:off x="0" y="0"/>
+                      <a:ext cx="1055674" cy="2284095"/>
+                    </a:xfrm>
+                    <a:prstGeom prst="rect">
+                      <a:avLst/>
+                    </a:prstGeom>
+                  </pic:spPr>
+                </pic:pic>
+              </a:graphicData>
+            </a:graphic>
+          </wp:inline>
+        </w:drawing>
+      </w:r>
+    </w:p>
+    <w:p>
+      <w:pPr>
+        <w:widowControl/>
+        <w:ind w:firstLine="420"/>
+        <w:jc w:val="center"/>
+        <w:rPr>
+          <w:rFonts w:ascii="宋体" w:eastAsia="宋体" w:hAnsi="宋体" w:cs="宋体" w:hint="eastAsia"/>
+          <w:szCs w:val="21"/>
+          <w:lang w:eastAsia="zh"/>
+        </w:rPr>
+      </w:pPr>
+      <w:r>
+        <w:rPr>
+          <w:rFonts w:ascii="宋体" w:eastAsia="宋体" w:hAnsi="宋体" w:cs="宋体" w:hint="eastAsia"/>
+          <w:szCs w:val="21"/>
+          <w:lang w:eastAsia="zh"/>
+        </w:rPr>
+        <w:t>图 10 应用设置界面</w:t>
+      </w:r>
+    </w:p>
+    <w:p>
+      <w:pPr>
+        <w:widowControl/>
+        <w:ind w:left="420" w:firstLine="420"/>
+        <w:jc w:val="left"/>
+        <w:rPr>
+          <w:rFonts w:ascii="宋体" w:eastAsia="宋体" w:hAnsi="宋体" w:cs="宋体" w:hint="eastAsia"/>
+          <w:szCs w:val="21"/>
+          <w:lang w:eastAsia="zh"/>
+        </w:rPr>
+      </w:pPr>
+      <w:r>
+        <w:rPr>
+          <w:rFonts w:ascii="宋体" w:eastAsia="宋体" w:hAnsi="宋体" w:cs="宋体" w:hint="eastAsia"/>
+          <w:szCs w:val="21"/>
+          <w:lang w:eastAsia="zh"/>
+        </w:rPr>
+        <w:t>1. 界面整体功能</w:t>
+      </w:r>
+      <w:r>
+        <w:rPr>
+          <w:rFonts w:ascii="宋体" w:eastAsia="宋体" w:hAnsi="宋体" w:cs="宋体" w:hint="eastAsia"/>
+          <w:szCs w:val="21"/>
+          <w:lang w:eastAsia="zh"/>
+        </w:rPr>
+        <w:br/>
+      </w:r>
+      <w:r>
+        <w:rPr>
+          <w:rFonts w:ascii="宋体" w:eastAsia="宋体" w:hAnsi="宋体" w:cs="宋体" w:hint="eastAsia"/>
+          <w:szCs w:val="21"/>
+          <w:lang w:eastAsia="zh"/>
+        </w:rPr>
+        <w:tab/>
+      </w:r>
+      <w:r>
+        <w:rPr>
+          <w:rFonts w:ascii="宋体" w:eastAsia="宋体" w:hAnsi="宋体" w:cs="宋体" w:hint="eastAsia"/>
+          <w:szCs w:val="21"/>
+          <w:lang w:eastAsia="zh"/>
+        </w:rPr>
+        <w:tab/>
+        <w:t>设置界面主要用于集中管理并调整应用的各项全局配置，以满足用户的个性化</w:t>
+      </w:r>
+      <w:r>
+        <w:rPr>
+          <w:rFonts w:ascii="宋体" w:eastAsia="宋体" w:hAnsi="宋体" w:cs="宋体" w:hint="eastAsia"/>
+          <w:szCs w:val="21"/>
+          <w:lang w:eastAsia="zh"/>
+        </w:rPr>
+        <w:tab/>
+        <w:t>需求，登录界面则用来登录系统。</w:t>
+      </w:r>
+    </w:p>
+    <w:p>
+      <w:pPr>
+        <w:widowControl/>
+        <w:ind w:left="420" w:firstLine="420"/>
+        <w:jc w:val="left"/>
+        <w:rPr>
+          <w:rFonts w:ascii="宋体" w:eastAsia="宋体" w:hAnsi="宋体" w:cs="宋体" w:hint="eastAsia"/>
+          <w:szCs w:val="21"/>
+          <w:lang w:eastAsia="zh"/>
+        </w:rPr>
+      </w:pPr>
+      <w:r>
+        <w:rPr>
+          <w:rFonts w:ascii="宋体" w:eastAsia="宋体" w:hAnsi="宋体" w:cs="宋体" w:hint="eastAsia"/>
+          <w:szCs w:val="21"/>
+          <w:lang w:eastAsia="zh"/>
+        </w:rPr>
+        <w:t>2. 核心设置模块</w:t>
+      </w:r>
+    </w:p>
+    <w:p>
+      <w:pPr>
+        <w:widowControl/>
+        <w:ind w:left="840" w:firstLine="420"/>
+        <w:jc w:val="left"/>
+        <w:rPr>
+          <w:rFonts w:ascii="宋体" w:eastAsia="宋体" w:hAnsi="宋体" w:cs="宋体" w:hint="eastAsia"/>
+          <w:szCs w:val="21"/>
+          <w:lang w:eastAsia="zh"/>
+        </w:rPr>
+      </w:pPr>
+      <w:r>
+        <w:rPr>
+          <w:rFonts w:ascii="宋体" w:eastAsia="宋体" w:hAnsi="宋体" w:cs="宋体" w:hint="eastAsia"/>
+          <w:szCs w:val="21"/>
+          <w:lang w:eastAsia="zh"/>
+        </w:rPr>
+        <w:t>用户账户控制：提供用户账号的相关管理功能（注：该模块的具体功能将在后续版本中持续完善与更新）。</w:t>
+      </w:r>
+    </w:p>
+    <w:p>
+      <w:pPr>
+        <w:widowControl/>
+        <w:ind w:left="840" w:firstLine="420"/>
+        <w:jc w:val="left"/>
+        <w:rPr>
+          <w:rFonts w:ascii="宋体" w:eastAsia="宋体" w:hAnsi="宋体" w:cs="宋体" w:hint="eastAsia"/>
+          <w:szCs w:val="21"/>
+          <w:lang w:eastAsia="zh"/>
+        </w:rPr>
+      </w:pPr>
+      <w:r>
+        <w:rPr>
+          <w:rFonts w:ascii="宋体" w:eastAsia="宋体" w:hAnsi="宋体" w:cs="宋体" w:hint="eastAsia"/>
+          <w:szCs w:val="21"/>
+          <w:lang w:eastAsia="zh"/>
+        </w:rPr>
+        <w:t>应用主题设置：支持用户根据个人喜好自定义应用的主题风格。</w:t>
+      </w:r>
+    </w:p>
+    <w:p>
+      <w:pPr>
+        <w:widowControl/>
+        <w:ind w:left="840" w:firstLine="420"/>
+        <w:jc w:val="left"/>
+        <w:rPr>
+          <w:rFonts w:ascii="宋体" w:eastAsia="宋体" w:hAnsi="宋体" w:cs="宋体" w:hint="eastAsia"/>
+          <w:szCs w:val="21"/>
+          <w:lang w:eastAsia="zh"/>
+        </w:rPr>
+      </w:pPr>
+      <w:r>
+        <w:rPr>
+          <w:rFonts w:ascii="宋体" w:eastAsia="宋体" w:hAnsi="宋体" w:cs="宋体" w:hint="eastAsia"/>
+          <w:szCs w:val="21"/>
+          <w:lang w:eastAsia="zh"/>
+        </w:rPr>
+        <w:t>算法参数设置：提供与 BPM检测算法相关的参数调整选项，以便用户对核心算法进行更精细的配置。</w:t>
+      </w:r>
+    </w:p>
+    <w:p>
+      <w:pPr>
+        <w:widowControl/>
+        <w:ind w:left="840" w:firstLine="420"/>
+        <w:jc w:val="left"/>
+        <w:rPr>
+          <w:rFonts w:ascii="宋体" w:eastAsia="宋体" w:hAnsi="宋体" w:cs="宋体" w:hint="eastAsia"/>
+          <w:szCs w:val="21"/>
+          <w:lang w:eastAsia="zh"/>
+        </w:rPr>
+      </w:pPr>
+      <w:r>
+        <w:rPr>
+          <w:rFonts w:ascii="宋体" w:eastAsia="宋体" w:hAnsi="宋体" w:cs="宋体" w:hint="eastAsia"/>
+          <w:szCs w:val="21"/>
+          <w:lang w:eastAsia="zh"/>
+        </w:rPr>
+        <w:t>第三方音乐服务器设置：提供用户从第三方音乐服务器导入音乐的入口。</w:t>
+      </w:r>
+    </w:p>
+    <w:p>
+      <w:pPr>
+        <w:widowControl/>
+        <w:numPr>
+          <w:ilvl w:val="0"/>
+          <w:numId w:val="4"/>
+        </w:numPr>
+        <w:jc w:val="left"/>
+        <w:rPr>
+          <w:rFonts w:ascii="宋体" w:eastAsia="宋体" w:hAnsi="宋体" w:cs="宋体" w:hint="eastAsia"/>
+          <w:szCs w:val="21"/>
+          <w:lang w:eastAsia="zh"/>
+        </w:rPr>
+      </w:pPr>
+      <w:r>
+        <w:rPr>
+          <w:rFonts w:ascii="宋体" w:eastAsia="宋体" w:hAnsi="宋体" w:cs="宋体" w:hint="eastAsia"/>
+          <w:szCs w:val="21"/>
+          <w:lang w:eastAsia="zh"/>
+        </w:rPr>
+        <w:t>鸿蒙设备适配与性能优化</w:t>
+      </w:r>
+    </w:p>
+    <w:p>
+      <w:pPr>
+        <w:widowControl/>
+        <w:ind w:firstLine="420"/>
+        <w:jc w:val="left"/>
+        <w:rPr>
+          <w:rFonts w:ascii="宋体" w:eastAsia="宋体" w:hAnsi="宋体" w:cs="宋体" w:hint="eastAsia"/>
+          <w:szCs w:val="21"/>
+          <w:lang w:eastAsia="zh"/>
+        </w:rPr>
+      </w:pPr>
+      <w:r>
+        <w:rPr>
+          <w:rFonts w:ascii="宋体" w:eastAsia="宋体" w:hAnsi="宋体" w:cs="宋体" w:hint="eastAsia"/>
+          <w:szCs w:val="21"/>
+        </w:rPr>
+        <w:t>·</w:t>
+      </w:r>
+      <w:r>
+        <w:rPr>
+          <w:rFonts w:ascii="宋体" w:eastAsia="宋体" w:hAnsi="宋体" w:cs="宋体"/>
+          <w:szCs w:val="21"/>
+        </w:rPr>
+        <w:t>低延迟优化：绑定鸿蒙高优先级音频线程，屏蔽系统后台资源抢占，</w:t>
+      </w:r>
+      <w:r>
+        <w:rPr>
+          <w:rFonts w:ascii="宋体" w:eastAsia="宋体" w:hAnsi="宋体" w:cs="宋体" w:hint="eastAsia"/>
+          <w:szCs w:val="21"/>
+          <w:lang w:eastAsia="zh"/>
+        </w:rPr>
+        <w:t>尽量降低</w:t>
+      </w:r>
+      <w:r>
+        <w:rPr>
+          <w:rFonts w:ascii="宋体" w:eastAsia="宋体" w:hAnsi="宋体" w:cs="宋体"/>
+          <w:szCs w:val="21"/>
+        </w:rPr>
+        <w:t>音频处理延迟；</w:t>
+      </w:r>
+    </w:p>
+    <w:p>
+      <w:pPr>
+        <w:widowControl/>
+        <w:ind w:firstLine="420"/>
+        <w:jc w:val="left"/>
+        <w:rPr>
+          <w:rFonts w:ascii="宋体" w:eastAsia="宋体" w:hAnsi="宋体" w:cs="宋体" w:hint="eastAsia"/>
+          <w:szCs w:val="21"/>
+          <w:lang w:eastAsia="zh"/>
+        </w:rPr>
+      </w:pPr>
+      <w:r>
+        <w:rPr>
+          <w:rFonts w:ascii="宋体" w:eastAsia="宋体" w:hAnsi="宋体" w:cs="宋体" w:hint="eastAsia"/>
+          <w:szCs w:val="21"/>
+        </w:rPr>
+        <w:t>·</w:t>
+      </w:r>
+      <w:r>
+        <w:rPr>
+          <w:rFonts w:ascii="宋体" w:eastAsia="宋体" w:hAnsi="宋体" w:cs="宋体"/>
+          <w:szCs w:val="21"/>
+        </w:rPr>
+        <w:t>多设备适配：兼容鸿蒙手机、智能运动手表、平板设备，支持设备间数据流转，可通过手表采集步频、手机播放音频；</w:t>
+      </w:r>
+    </w:p>
+    <w:p>
+      <w:pPr>
+        <w:widowControl/>
+        <w:ind w:firstLine="420"/>
+        <w:jc w:val="left"/>
+        <w:rPr>
+          <w:rFonts w:ascii="宋体" w:eastAsia="宋体" w:hAnsi="宋体" w:cs="宋体" w:hint="eastAsia"/>
+          <w:szCs w:val="21"/>
+        </w:rPr>
+      </w:pPr>
+      <w:r>
+        <w:rPr>
+          <w:rFonts w:ascii="宋体" w:eastAsia="宋体" w:hAnsi="宋体" w:cs="宋体" w:hint="eastAsia"/>
+          <w:szCs w:val="21"/>
+        </w:rPr>
+        <w:t>·</w:t>
+      </w:r>
+      <w:r>
+        <w:rPr>
+          <w:rFonts w:ascii="宋体" w:eastAsia="宋体" w:hAnsi="宋体" w:cs="宋体"/>
+          <w:szCs w:val="21"/>
+        </w:rPr>
+        <w:t>后台保活：适配鸿蒙后台应用保活机制，跑步锁屏状态下，持续运行音频处理与步频采集功能。</w:t>
+      </w:r>
+    </w:p>
+    <w:p>
+      <w:pPr>
+        <w:widowControl/>
+        <w:numPr>
+          <w:ilvl w:val="0"/>
+          <w:numId w:val="4"/>
+        </w:numPr>
+        <w:jc w:val="left"/>
+        <w:rPr>
+          <w:rFonts w:ascii="宋体" w:eastAsia="宋体" w:hAnsi="宋体" w:cs="宋体" w:hint="eastAsia"/>
+          <w:szCs w:val="21"/>
+          <w:lang w:eastAsia="zh"/>
+        </w:rPr>
+      </w:pPr>
+      <w:r>
+        <w:rPr>
+          <w:rFonts w:ascii="宋体" w:eastAsia="宋体" w:hAnsi="宋体" w:cs="宋体" w:hint="eastAsia"/>
+          <w:szCs w:val="21"/>
+          <w:lang w:eastAsia="zh"/>
+        </w:rPr>
+        <w:t>项目预期效果</w:t>
+      </w:r>
+    </w:p>
+    <w:p>
+      <w:pPr>
+        <w:widowControl/>
+        <w:ind w:firstLine="420"/>
+        <w:jc w:val="left"/>
+        <w:rPr>
+          <w:rFonts w:ascii="宋体" w:eastAsia="宋体" w:hAnsi="宋体" w:cs="宋体" w:hint="eastAsia"/>
+          <w:szCs w:val="21"/>
+        </w:rPr>
+      </w:pPr>
+      <w:r>
+        <w:rPr>
+          <w:rFonts w:ascii="宋体" w:eastAsia="宋体" w:hAnsi="宋体" w:cs="宋体" w:hint="eastAsia"/>
+          <w:szCs w:val="21"/>
+        </w:rPr>
+        <w:t>·</w:t>
+      </w:r>
+      <w:r>
+        <w:rPr>
+          <w:rFonts w:ascii="宋体" w:eastAsia="宋体" w:hAnsi="宋体" w:cs="宋体"/>
+          <w:szCs w:val="21"/>
+        </w:rPr>
+        <w:t>实现任意本地歌曲无损变速适配跑步步频，音高零偏移、音质无损耗，节奏踩点精准；</w:t>
+      </w:r>
+    </w:p>
+    <w:p>
+      <w:pPr>
+        <w:widowControl/>
+        <w:ind w:firstLine="420"/>
+        <w:jc w:val="left"/>
+        <w:rPr>
+          <w:rFonts w:ascii="宋体" w:eastAsia="宋体" w:hAnsi="宋体" w:cs="宋体" w:hint="eastAsia"/>
+          <w:szCs w:val="21"/>
+        </w:rPr>
+      </w:pPr>
+      <w:r>
+        <w:rPr>
+          <w:rFonts w:ascii="宋体" w:eastAsia="宋体" w:hAnsi="宋体" w:cs="宋体" w:hint="eastAsia"/>
+          <w:szCs w:val="21"/>
+        </w:rPr>
+        <w:t>·</w:t>
+      </w:r>
+      <w:r>
+        <w:rPr>
+          <w:rFonts w:ascii="宋体" w:eastAsia="宋体" w:hAnsi="宋体" w:cs="宋体"/>
+          <w:szCs w:val="21"/>
+        </w:rPr>
+        <w:t>双模式控制方案可一键自由切换，同时满足用户随性跑步与专业训练两类核心需求；</w:t>
+      </w:r>
+    </w:p>
+    <w:p>
+      <w:pPr>
+        <w:widowControl/>
+        <w:ind w:firstLine="420"/>
+        <w:jc w:val="left"/>
+        <w:rPr>
+          <w:rFonts w:ascii="宋体" w:eastAsia="宋体" w:hAnsi="宋体" w:cs="宋体" w:hint="eastAsia"/>
+          <w:szCs w:val="21"/>
+        </w:rPr>
+      </w:pPr>
+      <w:r>
+        <w:rPr>
+          <w:rFonts w:ascii="宋体" w:eastAsia="宋体" w:hAnsi="宋体" w:cs="宋体" w:hint="eastAsia"/>
+          <w:szCs w:val="21"/>
+        </w:rPr>
+        <w:lastRenderedPageBreak/>
+        <w:t>·</w:t>
+      </w:r>
+      <w:r>
+        <w:rPr>
+          <w:rFonts w:ascii="宋体" w:eastAsia="宋体" w:hAnsi="宋体" w:cs="宋体"/>
+          <w:szCs w:val="21"/>
+        </w:rPr>
+        <w:t>基于鸿蒙原生能力开发，运行稳定、延迟极低、功耗可控，适配全品类鸿蒙终端；</w:t>
+      </w:r>
+    </w:p>
+    <w:p>
+      <w:pPr>
+        <w:widowControl/>
+        <w:ind w:firstLine="420"/>
+        <w:jc w:val="left"/>
+        <w:rPr>
+          <w:rFonts w:ascii="宋体" w:eastAsia="宋体" w:hAnsi="宋体" w:cs="宋体" w:hint="eastAsia"/>
+          <w:sz w:val="24"/>
+          <w:szCs w:val="24"/>
+        </w:rPr>
+      </w:pPr>
+      <w:r>
+        <w:rPr>
+          <w:rFonts w:ascii="宋体" w:eastAsia="宋体" w:hAnsi="宋体" w:cs="宋体" w:hint="eastAsia"/>
+          <w:szCs w:val="21"/>
+        </w:rPr>
+        <w:t>·</w:t>
+      </w:r>
+      <w:r>
+        <w:rPr>
+          <w:rFonts w:ascii="宋体" w:eastAsia="宋体" w:hAnsi="宋体" w:cs="宋体"/>
+          <w:szCs w:val="21"/>
+        </w:rPr>
+        <w:t>实现音乐节奏与人体跑步步伐的高度契合，大幅提升跑步运动的沉浸感与运动训练效率。</w:t>
+      </w:r>
     </w:p>
     <w:p>
       <w:pPr>
@@ -2771,7 +5511,349 @@
           <w:sz w:val="24"/>
           <w:szCs w:val="24"/>
         </w:rPr>
-        <w:t>（1）创意背景与用户需求分析</w:t>
+        <w:t>（1）创意背景与</w:t>
+      </w:r>
+      <w:r>
+        <w:rPr>
+          <w:rFonts w:ascii="宋体" w:eastAsia="宋体" w:hAnsi="宋体" w:hint="eastAsia"/>
+          <w:b/>
+          <w:sz w:val="24"/>
+          <w:szCs w:val="24"/>
+        </w:rPr>
+        <w:t>项目目标</w:t>
+      </w:r>
+    </w:p>
+    <w:p>
+      <w:pPr>
+        <w:widowControl/>
+        <w:jc w:val="left"/>
+        <w:rPr>
+          <w:rFonts w:ascii="宋体" w:eastAsia="宋体" w:hAnsi="宋体" w:cs="宋体" w:hint="eastAsia"/>
+          <w:szCs w:val="21"/>
+          <w:lang w:eastAsia="zh"/>
+        </w:rPr>
+      </w:pPr>
+      <w:r>
+        <w:rPr>
+          <w:rFonts w:ascii="宋体" w:eastAsia="宋体" w:hAnsi="宋体" w:cs="宋体" w:hint="eastAsia"/>
+          <w:szCs w:val="21"/>
+          <w:lang w:eastAsia="zh"/>
+        </w:rPr>
+        <w:t>· 1.1 项目背景：</w:t>
+      </w:r>
+    </w:p>
+    <w:p>
+      <w:pPr>
+        <w:widowControl/>
+        <w:ind w:firstLine="420"/>
+        <w:jc w:val="left"/>
+        <w:rPr>
+          <w:rFonts w:ascii="宋体" w:eastAsia="宋体" w:hAnsi="宋体" w:cs="宋体" w:hint="eastAsia"/>
+          <w:szCs w:val="21"/>
+          <w:lang w:eastAsia="zh"/>
+        </w:rPr>
+      </w:pPr>
+      <w:r>
+        <w:rPr>
+          <w:rFonts w:ascii="宋体" w:eastAsia="宋体" w:hAnsi="宋体" w:cs="宋体"/>
+          <w:szCs w:val="21"/>
+        </w:rPr>
+        <w:t>本项目基于鸿蒙（HarmonyOS）系统原生框架、多媒体音频能力与运动传感器能力，开发一款轻量化、低延迟的实时音频流变速处理引擎。引擎核心解决跑步场景下音乐节奏与人体步频不匹配的痛点，在绝对保留原歌曲音高、音色、音质的前提下，对本地任意 BPM 的音乐音频流进行实时变速调校，将歌曲节奏精准适配至用户指定跑步步频区间，实现音乐节奏与跑步步伐精准 “踩点” 的沉浸式运动体验。</w:t>
+      </w:r>
+    </w:p>
+    <w:p>
+      <w:pPr>
+        <w:widowControl/>
+        <w:ind w:firstLine="420"/>
+        <w:jc w:val="left"/>
+        <w:rPr>
+          <w:rFonts w:ascii="宋体" w:eastAsia="宋体" w:hAnsi="宋体" w:cs="宋体" w:hint="eastAsia"/>
+          <w:szCs w:val="21"/>
+          <w:lang w:eastAsia="zh"/>
+        </w:rPr>
+      </w:pPr>
+      <w:r>
+        <w:rPr>
+          <w:rFonts w:ascii="宋体" w:eastAsia="宋体" w:hAnsi="宋体" w:cs="宋体"/>
+          <w:szCs w:val="21"/>
+        </w:rPr>
+        <w:t>同时，为适配不同用户的跑步习惯、训练阶段与运动场景，系统设计双模式步频控制策略，包含实时动态步频适配与预设步频曲线适配两种核心工作模式，可自由切换，满足用户自由跑、节奏训练跑、梯度耐力跑等多元化跑步需求，打造适配鸿蒙全设备终端的智能跑步音频辅助系统。</w:t>
+      </w:r>
+    </w:p>
+    <w:p>
+      <w:pPr>
+        <w:widowControl/>
+        <w:jc w:val="left"/>
+        <w:rPr>
+          <w:rFonts w:ascii="宋体" w:eastAsia="宋体" w:hAnsi="宋体" w:cs="宋体" w:hint="eastAsia"/>
+          <w:szCs w:val="21"/>
+          <w:lang w:eastAsia="zh"/>
+        </w:rPr>
+      </w:pPr>
+      <w:r>
+        <w:rPr>
+          <w:rFonts w:ascii="宋体" w:eastAsia="宋体" w:hAnsi="宋体" w:cs="宋体" w:hint="eastAsia"/>
+          <w:szCs w:val="21"/>
+          <w:lang w:eastAsia="zh"/>
+        </w:rPr>
+        <w:t>· 1.2 项目目标：</w:t>
+      </w:r>
+    </w:p>
+    <w:p>
+      <w:pPr>
+        <w:widowControl/>
+        <w:jc w:val="left"/>
+        <w:rPr>
+          <w:rFonts w:ascii="宋体" w:eastAsia="宋体" w:hAnsi="宋体" w:cs="宋体" w:hint="eastAsia"/>
+          <w:szCs w:val="21"/>
+          <w:lang w:eastAsia="zh"/>
+        </w:rPr>
+      </w:pPr>
+      <w:r>
+        <w:rPr>
+          <w:rFonts w:ascii="宋体" w:eastAsia="宋体" w:hAnsi="宋体" w:cs="宋体" w:hint="eastAsia"/>
+          <w:szCs w:val="21"/>
+          <w:lang w:eastAsia="zh"/>
+        </w:rPr>
+        <w:t xml:space="preserve"> </w:t>
+      </w:r>
+      <w:r>
+        <w:rPr>
+          <w:rFonts w:ascii="宋体" w:eastAsia="宋体" w:hAnsi="宋体" w:cs="宋体" w:hint="eastAsia"/>
+          <w:szCs w:val="21"/>
+          <w:lang w:eastAsia="zh"/>
+        </w:rPr>
+        <w:tab/>
+        <w:t>开发一款实时音频流处理引擎，将本地任意BPM的歌曲变速（不改变音高）至用户设定的目标步频区间（如 160-180 BPM），实现“踩点”跑步体验。</w:t>
+      </w:r>
+    </w:p>
+    <w:p>
+      <w:pPr>
+        <w:widowControl/>
+        <w:jc w:val="left"/>
+        <w:rPr>
+          <w:rFonts w:ascii="宋体" w:eastAsia="宋体" w:hAnsi="宋体" w:cs="宋体" w:hint="eastAsia"/>
+          <w:szCs w:val="21"/>
+          <w:lang w:eastAsia="zh"/>
+        </w:rPr>
+      </w:pPr>
+      <w:r>
+        <w:rPr>
+          <w:rFonts w:ascii="宋体" w:eastAsia="宋体" w:hAnsi="宋体" w:cs="宋体" w:hint="eastAsia"/>
+          <w:szCs w:val="21"/>
+          <w:lang w:eastAsia="zh"/>
+        </w:rPr>
+        <w:t>同时，目标步频区间的控制给出两个控制方案</w:t>
+      </w:r>
+    </w:p>
+    <w:p>
+      <w:pPr>
+        <w:widowControl/>
+        <w:jc w:val="left"/>
+        <w:rPr>
+          <w:rFonts w:ascii="宋体" w:eastAsia="宋体" w:hAnsi="宋体" w:cs="宋体" w:hint="eastAsia"/>
+          <w:szCs w:val="21"/>
+          <w:lang w:eastAsia="zh"/>
+        </w:rPr>
+      </w:pPr>
+      <w:r>
+        <w:rPr>
+          <w:rFonts w:ascii="宋体" w:eastAsia="宋体" w:hAnsi="宋体" w:cs="宋体" w:hint="eastAsia"/>
+          <w:szCs w:val="21"/>
+          <w:lang w:eastAsia="zh"/>
+        </w:rPr>
+        <w:t>- 实时捕获用户步频作为目标步频</w:t>
+      </w:r>
+    </w:p>
+    <w:p>
+      <w:pPr>
+        <w:widowControl/>
+        <w:jc w:val="left"/>
+        <w:rPr>
+          <w:rFonts w:ascii="宋体" w:eastAsia="宋体" w:hAnsi="宋体" w:cs="宋体" w:hint="eastAsia"/>
+          <w:szCs w:val="21"/>
+          <w:lang w:eastAsia="zh"/>
+        </w:rPr>
+      </w:pPr>
+      <w:r>
+        <w:rPr>
+          <w:rFonts w:ascii="宋体" w:eastAsia="宋体" w:hAnsi="宋体" w:cs="宋体" w:hint="eastAsia"/>
+          <w:szCs w:val="21"/>
+          <w:lang w:eastAsia="zh"/>
+        </w:rPr>
+        <w:t>- 使用用户预先设置好的步频曲线</w:t>
+      </w:r>
+    </w:p>
+    <w:p>
+      <w:pPr>
+        <w:widowControl/>
+        <w:jc w:val="left"/>
+        <w:rPr>
+          <w:rFonts w:ascii="宋体" w:eastAsia="宋体" w:hAnsi="宋体" w:cs="宋体" w:hint="eastAsia"/>
+          <w:szCs w:val="21"/>
+          <w:lang w:eastAsia="zh"/>
+        </w:rPr>
+      </w:pPr>
+      <w:r>
+        <w:rPr>
+          <w:rFonts w:ascii="宋体" w:eastAsia="宋体" w:hAnsi="宋体" w:cs="宋体" w:hint="eastAsia"/>
+          <w:szCs w:val="21"/>
+          <w:lang w:eastAsia="zh"/>
+        </w:rPr>
+        <w:t>目标细化：</w:t>
+      </w:r>
+    </w:p>
+    <w:p>
+      <w:pPr>
+        <w:widowControl/>
+        <w:ind w:firstLine="420"/>
+        <w:jc w:val="left"/>
+        <w:rPr>
+          <w:rFonts w:ascii="宋体" w:eastAsia="宋体" w:hAnsi="宋体" w:cs="宋体" w:hint="eastAsia"/>
+          <w:szCs w:val="21"/>
+          <w:lang w:eastAsia="zh"/>
+        </w:rPr>
+      </w:pPr>
+      <w:r>
+        <w:rPr>
+          <w:rFonts w:ascii="宋体" w:eastAsia="宋体" w:hAnsi="宋体" w:cs="宋体" w:hint="eastAsia"/>
+          <w:szCs w:val="21"/>
+        </w:rPr>
+        <w:t>·</w:t>
+      </w:r>
+      <w:r>
+        <w:rPr>
+          <w:rFonts w:ascii="宋体" w:eastAsia="宋体" w:hAnsi="宋体" w:cs="宋体" w:hint="eastAsia"/>
+          <w:szCs w:val="21"/>
+          <w:lang w:eastAsia="zh"/>
+        </w:rPr>
+        <w:t xml:space="preserve"> </w:t>
+      </w:r>
+      <w:r>
+        <w:rPr>
+          <w:rFonts w:ascii="宋体" w:eastAsia="宋体" w:hAnsi="宋体" w:cs="宋体"/>
+          <w:szCs w:val="21"/>
+        </w:rPr>
+        <w:t>无损音频变速处理：支持本地所有主流格式音乐文件的实时流解析，独立调控音频速度，变速范围覆盖日常跑步全场景，可适配 120–200BPM 步频区间，变速过程零音高偏移、无破音、无卡顿、无失真，保障听觉体验。</w:t>
+      </w:r>
+    </w:p>
+    <w:p>
+      <w:pPr>
+        <w:widowControl/>
+        <w:ind w:firstLine="420"/>
+        <w:jc w:val="left"/>
+        <w:rPr>
+          <w:rFonts w:ascii="宋体" w:eastAsia="宋体" w:hAnsi="宋体" w:cs="宋体" w:hint="eastAsia"/>
+          <w:szCs w:val="21"/>
+          <w:lang w:eastAsia="zh"/>
+        </w:rPr>
+      </w:pPr>
+      <w:r>
+        <w:rPr>
+          <w:rFonts w:ascii="宋体" w:eastAsia="宋体" w:hAnsi="宋体" w:cs="宋体" w:hint="eastAsia"/>
+          <w:szCs w:val="21"/>
+        </w:rPr>
+        <w:t>·</w:t>
+      </w:r>
+      <w:r>
+        <w:rPr>
+          <w:rFonts w:ascii="宋体" w:eastAsia="宋体" w:hAnsi="宋体" w:cs="宋体" w:hint="eastAsia"/>
+          <w:szCs w:val="21"/>
+          <w:lang w:eastAsia="zh"/>
+        </w:rPr>
+        <w:t xml:space="preserve"> </w:t>
+      </w:r>
+      <w:r>
+        <w:rPr>
+          <w:rFonts w:ascii="宋体" w:eastAsia="宋体" w:hAnsi="宋体" w:cs="宋体"/>
+          <w:szCs w:val="21"/>
+        </w:rPr>
+        <w:t>精准 BPM 匹配算法：自动解析原始歌曲 BPM 数值，结合用户目标步频参数，实时计算音频变速倍率，完成音频节奏与跑步步频的精准对齐。</w:t>
+      </w:r>
+    </w:p>
+    <w:p>
+      <w:pPr>
+        <w:widowControl/>
+        <w:jc w:val="left"/>
+        <w:rPr>
+          <w:rFonts w:ascii="宋体" w:eastAsia="宋体" w:hAnsi="宋体" w:cs="宋体" w:hint="eastAsia"/>
+          <w:szCs w:val="21"/>
+          <w:lang w:eastAsia="zh"/>
+        </w:rPr>
+      </w:pPr>
+      <w:r>
+        <w:rPr>
+          <w:rFonts w:ascii="宋体" w:eastAsia="宋体" w:hAnsi="宋体" w:cs="宋体"/>
+          <w:szCs w:val="21"/>
+        </w:rPr>
+        <w:t>双模式步频智能控制：实现实时步频捕获适配、预设步频曲线适配两大核心控制方案，覆盖动态运动、规律训练两类核心使用场景。</w:t>
+      </w:r>
+    </w:p>
+    <w:p>
+      <w:pPr>
+        <w:widowControl/>
+        <w:ind w:firstLine="420"/>
+        <w:jc w:val="left"/>
+        <w:rPr>
+          <w:rFonts w:ascii="宋体" w:eastAsia="宋体" w:hAnsi="宋体" w:cs="宋体" w:hint="eastAsia"/>
+          <w:szCs w:val="21"/>
+          <w:lang w:eastAsia="zh"/>
+        </w:rPr>
+      </w:pPr>
+      <w:r>
+        <w:rPr>
+          <w:rFonts w:ascii="宋体" w:eastAsia="宋体" w:hAnsi="宋体" w:cs="宋体" w:hint="eastAsia"/>
+          <w:szCs w:val="21"/>
+        </w:rPr>
+        <w:t>·</w:t>
+      </w:r>
+      <w:r>
+        <w:rPr>
+          <w:rFonts w:ascii="宋体" w:eastAsia="宋体" w:hAnsi="宋体" w:cs="宋体" w:hint="eastAsia"/>
+          <w:szCs w:val="21"/>
+          <w:lang w:eastAsia="zh"/>
+        </w:rPr>
+        <w:t xml:space="preserve"> </w:t>
+      </w:r>
+      <w:r>
+        <w:rPr>
+          <w:rFonts w:ascii="宋体" w:eastAsia="宋体" w:hAnsi="宋体" w:cs="宋体"/>
+          <w:szCs w:val="21"/>
+        </w:rPr>
+        <w:t>鸿蒙低延迟适配：基于鸿蒙分布式软总线、原生音频 API 开发，音频处理延迟控制在毫秒级，适配鸿蒙手机、鸿蒙手表、平板等终端设备，适配移动端运动场景的实时性要求。</w:t>
+      </w:r>
+    </w:p>
+    <w:p>
+      <w:pPr>
+        <w:widowControl/>
+        <w:jc w:val="left"/>
+        <w:rPr>
+          <w:rFonts w:ascii="宋体" w:eastAsia="宋体" w:hAnsi="宋体" w:cs="宋体" w:hint="eastAsia"/>
+          <w:szCs w:val="21"/>
+          <w:lang w:eastAsia="zh"/>
+        </w:rPr>
+      </w:pPr>
+    </w:p>
+    <w:p>
+      <w:pPr>
+        <w:keepNext/>
+        <w:adjustRightInd w:val="0"/>
+        <w:snapToGrid w:val="0"/>
+        <w:rPr>
+          <w:rFonts w:ascii="宋体" w:eastAsia="宋体" w:hAnsi="宋体" w:hint="eastAsia"/>
+          <w:b/>
+          <w:sz w:val="24"/>
+          <w:szCs w:val="24"/>
+        </w:rPr>
+      </w:pPr>
+      <w:r>
+        <w:rPr>
+          <w:rFonts w:ascii="宋体" w:eastAsia="宋体" w:hAnsi="宋体" w:hint="eastAsia"/>
+          <w:b/>
+          <w:sz w:val="24"/>
+          <w:szCs w:val="24"/>
+        </w:rPr>
+        <w:t>（2）核心功能设计与技术实现路径</w:t>
       </w:r>
     </w:p>
     <w:p>
@@ -2789,7 +5871,199 @@
           <w:rFonts w:ascii="宋体" w:eastAsia="宋体" w:hAnsi="宋体" w:hint="eastAsia"/>
           <w:szCs w:val="21"/>
         </w:rPr>
-        <w:t>跑步时听音乐是绝大多数跑者的习惯，而步频（每分钟步数）是跑步技术的核心指标：把步频稳定在 170～180 步/分，可缩短触地时间、降低膝关节冲击与受伤风险。但手机里的歌单 BPM 是固定的，与实时步频普遍错位——慢歌跟不上配速，快歌打乱呼吸；若直接用系统倍速播放，音高会随速度一起变化，人声变尖、音质崩坏，沉浸感荡然无存。现有跑步类应用只提供节拍提示音或固定 BPM 歌单，音乐类应用也没有面向运动场景的实时变速能力。</w:t>
+        <w:t xml:space="preserve">① 总体架构。应用基于 HarmonyOS 开发，采用 </w:t>
+      </w:r>
+      <w:proofErr w:type="spellStart"/>
+      <w:r>
+        <w:rPr>
+          <w:rFonts w:ascii="宋体" w:eastAsia="宋体" w:hAnsi="宋体" w:hint="eastAsia"/>
+          <w:szCs w:val="21"/>
+        </w:rPr>
+        <w:t>ArkTS</w:t>
+      </w:r>
+      <w:proofErr w:type="spellEnd"/>
+      <w:r>
+        <w:rPr>
+          <w:rFonts w:ascii="宋体" w:eastAsia="宋体" w:hAnsi="宋体" w:hint="eastAsia"/>
+          <w:szCs w:val="21"/>
+        </w:rPr>
+        <w:t xml:space="preserve"> + C++ 混合架构，自上而下分为四层：设备感知层通过 Sensor 套件以 50Hz 采集加速度数据；核心算法层完成步频检测、相位对齐与节拍网格计算；音频引擎层由 </w:t>
+      </w:r>
+      <w:proofErr w:type="spellStart"/>
+      <w:r>
+        <w:rPr>
+          <w:rFonts w:ascii="宋体" w:eastAsia="宋体" w:hAnsi="宋体" w:hint="eastAsia"/>
+          <w:szCs w:val="21"/>
+        </w:rPr>
+        <w:t>FFmpeg</w:t>
+      </w:r>
+      <w:proofErr w:type="spellEnd"/>
+      <w:r>
+        <w:rPr>
+          <w:rFonts w:ascii="宋体" w:eastAsia="宋体" w:hAnsi="宋体" w:hint="eastAsia"/>
+          <w:szCs w:val="21"/>
+        </w:rPr>
+        <w:t xml:space="preserve"> 解码、Essentia 节拍分析与 Signalsmith Stretch 变速引擎构成；应用交互层负责模式切换、曲线编辑与数据可视化。</w:t>
+      </w:r>
+    </w:p>
+    <w:p>
+      <w:pPr>
+        <w:adjustRightInd w:val="0"/>
+        <w:snapToGrid w:val="0"/>
+        <w:ind w:firstLineChars="200" w:firstLine="420"/>
+        <w:rPr>
+          <w:rFonts w:ascii="宋体" w:eastAsia="宋体" w:hAnsi="宋体" w:hint="eastAsia"/>
+          <w:szCs w:val="21"/>
+        </w:rPr>
+      </w:pPr>
+      <w:r>
+        <w:rPr>
+          <w:rFonts w:ascii="宋体" w:eastAsia="宋体" w:hAnsi="宋体" w:hint="eastAsia"/>
+          <w:szCs w:val="21"/>
+        </w:rPr>
+        <w:t>② 核心原理。把音乐节拍与脚步各看成一个转盘，两根指针的夹角即“相位误差”。只要令变速倍率 m = 目标步频 ÷ 歌曲 BPM，两个转盘的转速就完全相同，夹角被“冻住”，音乐便持续踩在脚步上；起步时的初始夹角，则由一个幅度受限、方向可变、最终归零的微调量 δ 在数秒内收敛到零，保证长期平均速度严格等于设定倍率，不会把音乐永久留在错误速度上。</w:t>
+      </w:r>
+    </w:p>
+    <w:p>
+      <w:pPr>
+        <w:adjustRightInd w:val="0"/>
+        <w:snapToGrid w:val="0"/>
+        <w:ind w:firstLineChars="200" w:firstLine="420"/>
+        <w:rPr>
+          <w:rFonts w:ascii="宋体" w:eastAsia="宋体" w:hAnsi="宋体" w:hint="eastAsia"/>
+          <w:szCs w:val="21"/>
+        </w:rPr>
+      </w:pPr>
+      <w:r>
+        <w:rPr>
+          <w:rFonts w:ascii="宋体" w:eastAsia="宋体" w:hAnsi="宋体" w:hint="eastAsia"/>
+          <w:szCs w:val="21"/>
+        </w:rPr>
+        <w:t xml:space="preserve">③ 三种播放模式。步频跟随：以传感器实测瞬时步频为目标，由 </w:t>
+      </w:r>
+      <w:proofErr w:type="spellStart"/>
+      <w:r>
+        <w:rPr>
+          <w:rFonts w:ascii="宋体" w:eastAsia="宋体" w:hAnsi="宋体" w:hint="eastAsia"/>
+          <w:szCs w:val="21"/>
+        </w:rPr>
+        <w:t>TempoFollower</w:t>
+      </w:r>
+      <w:proofErr w:type="spellEnd"/>
+      <w:r>
+        <w:rPr>
+          <w:rFonts w:ascii="宋体" w:eastAsia="宋体" w:hAnsi="宋体" w:hint="eastAsia"/>
+          <w:szCs w:val="21"/>
+        </w:rPr>
+        <w:t xml:space="preserve"> 状态机（ADJUST→CHASE→HOLD）闭环跟踪，适合自由跑；恒定 BPM：以规定步频为目标，开环控制、结构简单；步频曲线：用户绘制“热身—目标—放松”的阶梯曲线，暂停时曲线时间</w:t>
+      </w:r>
+      <w:r>
+        <w:rPr>
+          <w:rFonts w:ascii="宋体" w:eastAsia="宋体" w:hAnsi="宋体" w:hint="eastAsia"/>
+          <w:szCs w:val="21"/>
+        </w:rPr>
+        <w:lastRenderedPageBreak/>
+        <w:t>轴自动冻结，恢复后相位不跳变。</w:t>
+      </w:r>
+    </w:p>
+    <w:p>
+      <w:pPr>
+        <w:adjustRightInd w:val="0"/>
+        <w:snapToGrid w:val="0"/>
+        <w:ind w:firstLineChars="200" w:firstLine="420"/>
+        <w:rPr>
+          <w:rFonts w:ascii="宋体" w:eastAsia="宋体" w:hAnsi="宋体" w:hint="eastAsia"/>
+          <w:szCs w:val="21"/>
+        </w:rPr>
+      </w:pPr>
+      <w:r>
+        <w:rPr>
+          <w:rFonts w:ascii="宋体" w:eastAsia="宋体" w:hAnsi="宋体" w:hint="eastAsia"/>
+          <w:szCs w:val="21"/>
+        </w:rPr>
+        <w:t xml:space="preserve">④ 工程实现与验证。核心算法以 C++11 纯头文件、零依赖方式交付，并通过 NAPI 桥接 </w:t>
+      </w:r>
+      <w:proofErr w:type="spellStart"/>
+      <w:r>
+        <w:rPr>
+          <w:rFonts w:ascii="宋体" w:eastAsia="宋体" w:hAnsi="宋体" w:hint="eastAsia"/>
+          <w:szCs w:val="21"/>
+        </w:rPr>
+        <w:t>ArkTS</w:t>
+      </w:r>
+      <w:proofErr w:type="spellEnd"/>
+      <w:r>
+        <w:rPr>
+          <w:rFonts w:ascii="宋体" w:eastAsia="宋体" w:hAnsi="宋体" w:hint="eastAsia"/>
+          <w:szCs w:val="21"/>
+        </w:rPr>
+        <w:t xml:space="preserve">：beatgrid.hpp 负责拍点与小节网格，phase_trim.hpp 负责预设模式的相位同步，switch_plan.hpp 实现换歌对拍，step_detector.hpp 用自适应阈值谷峰检测完成计步。变速播放由 </w:t>
+      </w:r>
+      <w:proofErr w:type="spellStart"/>
+      <w:r>
+        <w:rPr>
+          <w:rFonts w:ascii="宋体" w:eastAsia="宋体" w:hAnsi="宋体" w:hint="eastAsia"/>
+          <w:szCs w:val="21"/>
+        </w:rPr>
+        <w:t>LiveStretchPlayer</w:t>
+      </w:r>
+      <w:proofErr w:type="spellEnd"/>
+      <w:r>
+        <w:rPr>
+          <w:rFonts w:ascii="宋体" w:eastAsia="宋体" w:hAnsi="宋体" w:hint="eastAsia"/>
+          <w:szCs w:val="21"/>
+        </w:rPr>
+        <w:t xml:space="preserve"> 驱动，端到端引擎延迟恒定 120ms，跳转零误差、暂停恢复相位连续。各模块均通过单元自测与 Python 镜像交叉验证：计步自测 26/26 通过且与镜像实现逐样本偏差为 0；</w:t>
+      </w:r>
+      <w:proofErr w:type="spellStart"/>
+      <w:r>
+        <w:rPr>
+          <w:rFonts w:ascii="宋体" w:eastAsia="宋体" w:hAnsi="宋体" w:hint="eastAsia"/>
+          <w:szCs w:val="21"/>
+        </w:rPr>
+        <w:t>TempoFollower</w:t>
+      </w:r>
+      <w:proofErr w:type="spellEnd"/>
+      <w:r>
+        <w:rPr>
+          <w:rFonts w:ascii="宋体" w:eastAsia="宋体" w:hAnsi="宋体" w:hint="eastAsia"/>
+          <w:szCs w:val="21"/>
+        </w:rPr>
+        <w:t xml:space="preserve"> 冷启动 2.83 秒进入锁定；</w:t>
+      </w:r>
+      <w:proofErr w:type="spellStart"/>
+      <w:r>
+        <w:rPr>
+          <w:rFonts w:ascii="宋体" w:eastAsia="宋体" w:hAnsi="宋体" w:hint="eastAsia"/>
+          <w:szCs w:val="21"/>
+        </w:rPr>
+        <w:t>PhaseTrim</w:t>
+      </w:r>
+      <w:proofErr w:type="spellEnd"/>
+      <w:r>
+        <w:rPr>
+          <w:rFonts w:ascii="宋体" w:eastAsia="宋体" w:hAnsi="宋体" w:hint="eastAsia"/>
+          <w:szCs w:val="21"/>
+        </w:rPr>
+        <w:t xml:space="preserve"> 可将 0.5 拍的相位偏置在 4.34 秒内拉回。</w:t>
+      </w:r>
+    </w:p>
+    <w:p>
+      <w:pPr>
+        <w:adjustRightInd w:val="0"/>
+        <w:snapToGrid w:val="0"/>
+        <w:ind w:firstLineChars="200" w:firstLine="420"/>
+        <w:rPr>
+          <w:rFonts w:ascii="宋体" w:eastAsia="宋体" w:hAnsi="宋体" w:hint="eastAsia"/>
+          <w:szCs w:val="21"/>
+        </w:rPr>
+      </w:pPr>
+      <w:r>
+        <w:rPr>
+          <w:rFonts w:ascii="宋体" w:eastAsia="宋体" w:hAnsi="宋体" w:hint="eastAsia"/>
+          <w:szCs w:val="21"/>
+        </w:rPr>
+        <w:t>⑤ 交互创新。主界面以中心圆形按钮左右滑动切换固定／动态模式；运动界面侧边悬浮窗滑动即可单手完成暂停或调节进度；底部 Tab 支持握姿识别自动偏移；曲线编辑器双击打点、自动平滑连线并支持分享；运动结束自动生成数据卡片。</w:t>
       </w:r>
     </w:p>
     <w:p>
@@ -2811,7 +6085,7 @@
           <w:sz w:val="24"/>
           <w:szCs w:val="24"/>
         </w:rPr>
-        <w:t>（2）核心功能设计与技术实现路径</w:t>
+        <w:t>（3）市场前景评估</w:t>
       </w:r>
     </w:p>
     <w:p>
@@ -2820,89 +6094,16 @@
         <w:snapToGrid w:val="0"/>
         <w:ind w:firstLineChars="200" w:firstLine="420"/>
         <w:rPr>
-          <w:rFonts w:ascii="宋体" w:eastAsia="宋体" w:hAnsi="宋体" w:hint="eastAsia"/>
-          <w:szCs w:val="21"/>
-        </w:rPr>
-      </w:pPr>
-      <w:r>
-        <w:rPr>
-          <w:rFonts w:ascii="宋体" w:eastAsia="宋体" w:hAnsi="宋体" w:hint="eastAsia"/>
-          <w:szCs w:val="21"/>
-        </w:rPr>
-        <w:t>① 总体架构。应用基于 HarmonyOS 开发，采用 ArkTS + C++ 混合架构，自上而下分为四层：设备感知层通过 Sensor 套件以 50Hz 采集加速度数据；核心算法层完成步频检测、相位对齐与节拍网格计算；音频引擎层由 FFmpeg 解码、Essentia 节拍分析与 Signalsmith Stretch 变速引擎构成；应用交互层负责模式切换、曲线编辑与数据可视化。</w:t>
-      </w:r>
-    </w:p>
-    <w:p>
-      <w:pPr>
-        <w:adjustRightInd w:val="0"/>
-        <w:snapToGrid w:val="0"/>
-        <w:ind w:firstLineChars="200" w:firstLine="420"/>
-        <w:rPr>
-          <w:rFonts w:ascii="宋体" w:eastAsia="宋体" w:hAnsi="宋体" w:hint="eastAsia"/>
-          <w:szCs w:val="21"/>
-        </w:rPr>
-      </w:pPr>
-      <w:r>
-        <w:rPr>
-          <w:rFonts w:ascii="宋体" w:eastAsia="宋体" w:hAnsi="宋体" w:hint="eastAsia"/>
-          <w:szCs w:val="21"/>
-        </w:rPr>
-        <w:t>② 核心原理。把音乐节拍与脚步各看成一个转盘，两根指针的夹角即“相位误差”。只要令变速倍率 m = 目标步频 ÷ 歌曲 BPM，两个转盘的转速就完全相同，夹角被“冻住”，音乐便持续踩在脚步上；起步时的初始夹角，则由一个幅度受限、方向可变、最终归零的微调量 δ 在数秒内收敛到零，保证长期平均速度严格等于设定倍率，不会把音乐永久留在错误速度上。</w:t>
-      </w:r>
-    </w:p>
-    <w:p>
-      <w:pPr>
-        <w:adjustRightInd w:val="0"/>
-        <w:snapToGrid w:val="0"/>
-        <w:ind w:firstLineChars="200" w:firstLine="420"/>
-        <w:rPr>
-          <w:rFonts w:ascii="宋体" w:eastAsia="宋体" w:hAnsi="宋体" w:hint="eastAsia"/>
-          <w:szCs w:val="21"/>
-        </w:rPr>
-      </w:pPr>
-      <w:r>
-        <w:rPr>
-          <w:rFonts w:ascii="宋体" w:eastAsia="宋体" w:hAnsi="宋体" w:hint="eastAsia"/>
-          <w:szCs w:val="21"/>
-        </w:rPr>
-        <w:t>③ 三种播放模式。步频跟随：以传感器实测瞬时步频为目标，由 TempoFollower 状态机（ADJUST→CHASE→HOLD）闭环跟踪，适合自由跑；恒定 BPM：以规定步频为目标，开环控制、结构简单；步频曲线：用户绘制“热身—目标—放松”的阶梯曲线，暂停时曲线时间轴自动冻结，恢复后相位不跳变。</w:t>
-      </w:r>
-    </w:p>
-    <w:p>
-      <w:pPr>
-        <w:adjustRightInd w:val="0"/>
-        <w:snapToGrid w:val="0"/>
-        <w:ind w:firstLineChars="200" w:firstLine="420"/>
-        <w:rPr>
-          <w:rFonts w:ascii="宋体" w:eastAsia="宋体" w:hAnsi="宋体" w:hint="eastAsia"/>
-          <w:szCs w:val="21"/>
-        </w:rPr>
-      </w:pPr>
-      <w:r>
-        <w:rPr>
-          <w:rFonts w:ascii="宋体" w:eastAsia="宋体" w:hAnsi="宋体" w:hint="eastAsia"/>
-          <w:szCs w:val="21"/>
-        </w:rPr>
-        <w:lastRenderedPageBreak/>
-        <w:t>④ 工程实现与验证。核心算法以 C++11 纯头文件、零依赖方式交付，并通过 NAPI 桥接 ArkTS：beatgrid.hpp 负责拍点与小节网格，phase_trim.hpp 负责预设模式的相位同步，switch_plan.hpp 实现换歌对拍，step_detector.hpp 用自适应阈值谷峰检测完成计步。变速播放由 LiveStretchPlayer 驱动，端到端引擎延迟恒定 120ms，跳转零误差、暂停恢复相位连续。各模块均通过单元自测与 Python 镜像交叉验证：计步自测 26/26 通过且与镜像实现逐样本偏差为 0；TempoFollower 冷启动 2.83 秒进入锁定；PhaseTrim 可将 0.5 拍的相位偏置在 4.34 秒内拉回。</w:t>
-      </w:r>
-    </w:p>
-    <w:p>
-      <w:pPr>
-        <w:adjustRightInd w:val="0"/>
-        <w:snapToGrid w:val="0"/>
-        <w:ind w:firstLineChars="200" w:firstLine="420"/>
-        <w:rPr>
-          <w:rFonts w:ascii="宋体" w:eastAsia="宋体" w:hAnsi="宋体" w:hint="eastAsia"/>
-          <w:szCs w:val="21"/>
-        </w:rPr>
-      </w:pPr>
-      <w:r>
-        <w:rPr>
-          <w:rFonts w:ascii="宋体" w:eastAsia="宋体" w:hAnsi="宋体" w:hint="eastAsia"/>
-          <w:szCs w:val="21"/>
-        </w:rPr>
-        <w:t>⑤ 交互创新。主界面以中心圆形按钮左右滑动切换固定／动态模式；运动界面侧边悬浮窗向内滑动即可唤出“圆环选择器”，单手完成暂停或调节进度；底部 Tab 支持握姿识别自动偏移；曲线编辑器双击打点、自动平滑连线并支持分享；运动结束自动生成数据卡片。</w:t>
+          <w:rFonts w:ascii="宋体" w:eastAsia="宋体" w:hAnsi="宋体"/>
+          <w:szCs w:val="21"/>
+        </w:rPr>
+      </w:pPr>
+      <w:r>
+        <w:rPr>
+          <w:rFonts w:ascii="宋体" w:eastAsia="宋体" w:hAnsi="宋体" w:hint="eastAsia"/>
+          <w:szCs w:val="21"/>
+        </w:rPr>
+        <w:t>目标用户为跑步爱好者、马拉松备赛人群与健身房跑步机用户。随着全民健身战略推进、路跑赛事与运动手表／耳机渗透率持续提升，“运动 + 音乐”是高频刚需场景，用户付费意愿明确。与现有产品相比，本方案同时具备“本地曲库、实时变速、音高不变、步频对齐”四项能力，差异化明显。商业化上可采用免费基础功能 + 高级曲线与训练报告订阅，并向运动健康、音乐类应用输出 SDK，或与赛事、运动品牌联合运营；手表端借助鸿蒙分布式能力采集步频、手机端播放音频，进一步强化生态壁垒。技术上，相位对齐与保音高变速能力可平滑迁移到骑行踏频、划船机桨频、健身操等有节奏运动场景，具备横向扩展空间。</w:t>
       </w:r>
     </w:p>
     <w:p>
@@ -2924,29 +6125,968 @@
           <w:sz w:val="24"/>
           <w:szCs w:val="24"/>
         </w:rPr>
-        <w:t>（3）市场前景评估</w:t>
-      </w:r>
-    </w:p>
-    <w:p>
-      <w:pPr>
-        <w:adjustRightInd w:val="0"/>
-        <w:snapToGrid w:val="0"/>
-        <w:ind w:firstLineChars="200" w:firstLine="420"/>
-        <w:rPr>
-          <w:rFonts w:ascii="宋体" w:eastAsia="宋体" w:hAnsi="宋体" w:hint="eastAsia"/>
-          <w:szCs w:val="21"/>
-        </w:rPr>
-      </w:pPr>
-      <w:r>
-        <w:rPr>
-          <w:rFonts w:ascii="宋体" w:eastAsia="宋体" w:hAnsi="宋体" w:hint="eastAsia"/>
-          <w:szCs w:val="21"/>
-        </w:rPr>
-        <w:t>目标用户为跑步爱好者、马拉松备赛人群与健身房跑步机用户。随着全民健身战略推进、路跑赛事与运动手表／耳机渗透率持续提升，“运动 + 音乐”是高频刚需场景，用户付费意愿明确。与现有产品相比，本方案同时具备“本地曲库、实时变速、音高不变、步频对齐”四项能力，差异化明显。商业化上可采用免费基础功能 + 高级曲线与训练报告订阅，并向运动健康、音乐类应用输出 SDK，或与赛事、运动品牌联合运营；手表端借助鸿蒙分布式能力采集步频、手机端播放音频，进一步强化生态壁垒。技术上，相位对齐与保音高变速能力可平滑迁移到骑行踏频、划船机桨频、健身操等有节奏运动场景，具备横向扩展空间。</w:t>
+        <w:t>（</w:t>
+      </w:r>
+      <w:r>
+        <w:rPr>
+          <w:rFonts w:ascii="宋体" w:eastAsia="宋体" w:hAnsi="宋体" w:hint="eastAsia"/>
+          <w:b/>
+          <w:sz w:val="24"/>
+          <w:szCs w:val="24"/>
+        </w:rPr>
+        <w:t>4</w:t>
+      </w:r>
+      <w:r>
+        <w:rPr>
+          <w:rFonts w:ascii="宋体" w:eastAsia="宋体" w:hAnsi="宋体" w:hint="eastAsia"/>
+          <w:b/>
+          <w:sz w:val="24"/>
+          <w:szCs w:val="24"/>
+        </w:rPr>
+        <w:t>）系统技术架构</w:t>
+      </w:r>
+    </w:p>
+    <w:p>
+      <w:pPr>
+        <w:widowControl/>
+        <w:ind w:firstLine="420"/>
+        <w:jc w:val="left"/>
+        <w:rPr>
+          <w:rFonts w:ascii="宋体" w:eastAsia="宋体" w:hAnsi="宋体" w:cs="宋体" w:hint="eastAsia"/>
+          <w:szCs w:val="21"/>
+        </w:rPr>
+      </w:pPr>
+      <w:r>
+        <w:rPr>
+          <w:rFonts w:ascii="宋体" w:eastAsia="宋体" w:hAnsi="宋体" w:cs="宋体" w:hint="eastAsia"/>
+          <w:szCs w:val="21"/>
+          <w:lang w:eastAsia="zh"/>
+        </w:rPr>
+        <w:t xml:space="preserve">2.1 </w:t>
+      </w:r>
+      <w:r>
+        <w:rPr>
+          <w:rFonts w:ascii="宋体" w:eastAsia="宋体" w:hAnsi="宋体" w:cs="宋体"/>
+          <w:szCs w:val="21"/>
+        </w:rPr>
+        <w:t>系统整体架构（鸿蒙四层架构设计）</w:t>
+      </w:r>
+    </w:p>
+    <w:p>
+      <w:pPr>
+        <w:widowControl/>
+        <w:ind w:left="420" w:firstLine="420"/>
+        <w:jc w:val="left"/>
+        <w:rPr>
+          <w:rFonts w:ascii="宋体" w:eastAsia="宋体" w:hAnsi="宋体" w:cs="宋体" w:hint="eastAsia"/>
+          <w:szCs w:val="21"/>
+        </w:rPr>
+      </w:pPr>
+      <w:r>
+        <w:rPr>
+          <w:rFonts w:ascii="宋体" w:eastAsia="宋体" w:hAnsi="宋体" w:cs="宋体" w:hint="eastAsia"/>
+          <w:szCs w:val="21"/>
+        </w:rPr>
+        <w:t>·</w:t>
+      </w:r>
+      <w:r>
+        <w:rPr>
+          <w:rFonts w:ascii="宋体" w:eastAsia="宋体" w:hAnsi="宋体" w:cs="宋体" w:hint="eastAsia"/>
+          <w:szCs w:val="21"/>
+          <w:lang w:eastAsia="zh"/>
+        </w:rPr>
+        <w:t xml:space="preserve"> </w:t>
+      </w:r>
+      <w:r>
+        <w:rPr>
+          <w:rFonts w:ascii="宋体" w:eastAsia="宋体" w:hAnsi="宋体" w:cs="宋体"/>
+          <w:szCs w:val="21"/>
+        </w:rPr>
+        <w:t>本项目采用鸿蒙标准化分层开发架构，分为设备感知层、核心算法层、音频处理引擎层、应用交互层，各层解耦独立运行，保障系统稳定性与扩展性。</w:t>
+      </w:r>
+    </w:p>
+    <w:p>
+      <w:pPr>
+        <w:widowControl/>
+        <w:ind w:left="420" w:firstLine="420"/>
+        <w:jc w:val="left"/>
+        <w:rPr>
+          <w:rFonts w:ascii="宋体" w:eastAsia="宋体" w:hAnsi="宋体" w:cs="宋体" w:hint="eastAsia"/>
+          <w:szCs w:val="21"/>
+        </w:rPr>
+      </w:pPr>
+      <w:r>
+        <w:rPr>
+          <w:rFonts w:ascii="宋体" w:eastAsia="宋体" w:hAnsi="宋体" w:cs="宋体" w:hint="eastAsia"/>
+          <w:szCs w:val="21"/>
+        </w:rPr>
+        <w:t>·</w:t>
+      </w:r>
+      <w:r>
+        <w:rPr>
+          <w:rFonts w:ascii="宋体" w:eastAsia="宋体" w:hAnsi="宋体" w:cs="宋体" w:hint="eastAsia"/>
+          <w:szCs w:val="21"/>
+          <w:lang w:eastAsia="zh"/>
+        </w:rPr>
+        <w:t xml:space="preserve"> </w:t>
+      </w:r>
+      <w:r>
+        <w:rPr>
+          <w:rFonts w:ascii="宋体" w:eastAsia="宋体" w:hAnsi="宋体" w:cs="宋体"/>
+          <w:szCs w:val="21"/>
+        </w:rPr>
+        <w:t>设备感知层：调用鸿蒙 Sensor 传感器套件、运动健康服务，负责采集用户跑步步频、运动状态等原始数据；</w:t>
+      </w:r>
+    </w:p>
+    <w:p>
+      <w:pPr>
+        <w:widowControl/>
+        <w:ind w:left="420" w:firstLine="420"/>
+        <w:jc w:val="left"/>
+        <w:rPr>
+          <w:rFonts w:ascii="宋体" w:eastAsia="宋体" w:hAnsi="宋体" w:cs="宋体" w:hint="eastAsia"/>
+          <w:szCs w:val="21"/>
+        </w:rPr>
+      </w:pPr>
+      <w:r>
+        <w:rPr>
+          <w:rFonts w:ascii="宋体" w:eastAsia="宋体" w:hAnsi="宋体" w:cs="宋体" w:hint="eastAsia"/>
+          <w:szCs w:val="21"/>
+        </w:rPr>
+        <w:t>·</w:t>
+      </w:r>
+      <w:r>
+        <w:rPr>
+          <w:rFonts w:ascii="宋体" w:eastAsia="宋体" w:hAnsi="宋体" w:cs="宋体" w:hint="eastAsia"/>
+          <w:szCs w:val="21"/>
+          <w:lang w:eastAsia="zh"/>
+        </w:rPr>
+        <w:t xml:space="preserve"> </w:t>
+      </w:r>
+      <w:r>
+        <w:rPr>
+          <w:rFonts w:ascii="宋体" w:eastAsia="宋体" w:hAnsi="宋体" w:cs="宋体"/>
+          <w:szCs w:val="21"/>
+        </w:rPr>
+        <w:t>核心算法层：包含音频 BPM 解析算法、无损变速算法、步频匹配校准算法、预设曲线调度算法；</w:t>
+      </w:r>
+    </w:p>
+    <w:p>
+      <w:pPr>
+        <w:widowControl/>
+        <w:ind w:left="420" w:firstLine="420"/>
+        <w:jc w:val="left"/>
+        <w:rPr>
+          <w:rFonts w:ascii="宋体" w:eastAsia="宋体" w:hAnsi="宋体" w:cs="宋体" w:hint="eastAsia"/>
+          <w:szCs w:val="21"/>
+        </w:rPr>
+      </w:pPr>
+      <w:r>
+        <w:rPr>
+          <w:rFonts w:ascii="宋体" w:eastAsia="宋体" w:hAnsi="宋体" w:cs="宋体" w:hint="eastAsia"/>
+          <w:szCs w:val="21"/>
+        </w:rPr>
+        <w:t>·</w:t>
+      </w:r>
+      <w:r>
+        <w:rPr>
+          <w:rFonts w:ascii="宋体" w:eastAsia="宋体" w:hAnsi="宋体" w:cs="宋体" w:hint="eastAsia"/>
+          <w:szCs w:val="21"/>
+          <w:lang w:eastAsia="zh"/>
+        </w:rPr>
+        <w:t xml:space="preserve"> </w:t>
+      </w:r>
+      <w:r>
+        <w:rPr>
+          <w:rFonts w:ascii="宋体" w:eastAsia="宋体" w:hAnsi="宋体" w:cs="宋体"/>
+          <w:szCs w:val="21"/>
+        </w:rPr>
+        <w:t>应用交互层：提供参数设置、模式切换、步频可视化、歌曲管理等前端交互功能</w:t>
+      </w:r>
+      <w:r>
+        <w:rPr>
+          <w:rFonts w:ascii="宋体" w:eastAsia="宋体" w:hAnsi="宋体" w:cs="宋体" w:hint="eastAsia"/>
+          <w:szCs w:val="21"/>
+          <w:lang w:eastAsia="zh"/>
+        </w:rPr>
+        <w:t>。</w:t>
+      </w:r>
+    </w:p>
+    <w:p>
+      <w:pPr>
+        <w:widowControl/>
+        <w:ind w:firstLine="420"/>
+        <w:jc w:val="left"/>
+        <w:rPr>
+          <w:rFonts w:ascii="宋体" w:eastAsia="宋体" w:hAnsi="宋体" w:cs="宋体" w:hint="eastAsia"/>
+          <w:szCs w:val="21"/>
+        </w:rPr>
+      </w:pPr>
+      <w:r>
+        <w:rPr>
+          <w:rFonts w:ascii="宋体" w:eastAsia="宋体" w:hAnsi="宋体" w:cs="宋体" w:hint="eastAsia"/>
+          <w:szCs w:val="21"/>
+          <w:lang w:eastAsia="zh"/>
+        </w:rPr>
+        <w:t xml:space="preserve">2.2 </w:t>
+      </w:r>
+      <w:r>
+        <w:rPr>
+          <w:rFonts w:ascii="宋体" w:eastAsia="宋体" w:hAnsi="宋体" w:cs="宋体"/>
+          <w:szCs w:val="21"/>
+        </w:rPr>
+        <w:t>音频处理引擎层：</w:t>
+      </w:r>
+    </w:p>
+    <w:p>
+      <w:pPr>
+        <w:widowControl/>
+        <w:ind w:left="420" w:firstLine="420"/>
+        <w:jc w:val="left"/>
+        <w:rPr>
+          <w:rFonts w:ascii="宋体" w:eastAsia="宋体" w:hAnsi="宋体" w:cs="宋体" w:hint="eastAsia"/>
+          <w:szCs w:val="21"/>
+          <w:lang w:eastAsia="zh"/>
+        </w:rPr>
+      </w:pPr>
+      <w:r>
+        <w:rPr>
+          <w:rFonts w:ascii="宋体" w:eastAsia="宋体" w:hAnsi="宋体" w:cs="宋体" w:hint="eastAsia"/>
+          <w:szCs w:val="21"/>
+          <w:lang w:eastAsia="zh"/>
+        </w:rPr>
+        <w:t>· BPM检测引擎：Essentia（用于实时解析音频流中的节拍点）</w:t>
+      </w:r>
+    </w:p>
+    <w:p>
+      <w:pPr>
+        <w:widowControl/>
+        <w:ind w:left="420" w:firstLine="420"/>
+        <w:jc w:val="left"/>
+        <w:rPr>
+          <w:rFonts w:ascii="宋体" w:eastAsia="宋体" w:hAnsi="宋体" w:cs="宋体" w:hint="eastAsia"/>
+          <w:szCs w:val="21"/>
+          <w:lang w:eastAsia="zh"/>
+        </w:rPr>
+      </w:pPr>
+      <w:r>
+        <w:rPr>
+          <w:rFonts w:ascii="宋体" w:eastAsia="宋体" w:hAnsi="宋体" w:cs="宋体" w:hint="eastAsia"/>
+          <w:szCs w:val="21"/>
+          <w:lang w:eastAsia="zh"/>
+        </w:rPr>
+        <w:t>· 变速变调引擎：Signalsmith Stretch（负责高品质独立变速，MIT协议）</w:t>
+      </w:r>
+    </w:p>
+    <w:p>
+      <w:pPr>
+        <w:widowControl/>
+        <w:ind w:left="420" w:firstLine="420"/>
+        <w:jc w:val="left"/>
+        <w:rPr>
+          <w:rFonts w:ascii="宋体" w:eastAsia="宋体" w:hAnsi="宋体" w:cs="宋体" w:hint="eastAsia"/>
+          <w:szCs w:val="21"/>
+          <w:lang w:eastAsia="zh"/>
+        </w:rPr>
+      </w:pPr>
+      <w:r>
+        <w:rPr>
+          <w:rFonts w:ascii="宋体" w:eastAsia="宋体" w:hAnsi="宋体" w:cs="宋体" w:hint="eastAsia"/>
+          <w:szCs w:val="21"/>
+          <w:lang w:eastAsia="zh"/>
+        </w:rPr>
+        <w:t>· 鸿蒙Audio Kit音频处理</w:t>
+      </w:r>
+    </w:p>
+    <w:p>
+      <w:pPr>
+        <w:widowControl/>
+        <w:ind w:firstLine="420"/>
+        <w:jc w:val="left"/>
+        <w:rPr>
+          <w:rFonts w:ascii="宋体" w:eastAsia="宋体" w:hAnsi="宋体" w:cs="宋体" w:hint="eastAsia"/>
+          <w:szCs w:val="21"/>
+          <w:lang w:eastAsia="zh"/>
+        </w:rPr>
+      </w:pPr>
+      <w:r>
+        <w:rPr>
+          <w:rFonts w:ascii="宋体" w:eastAsia="宋体" w:hAnsi="宋体" w:cs="宋体" w:hint="eastAsia"/>
+          <w:szCs w:val="21"/>
+          <w:lang w:eastAsia="zh"/>
+        </w:rPr>
+        <w:t>2.3 鸿蒙核心功能调用</w:t>
+      </w:r>
+    </w:p>
+    <w:p>
+      <w:pPr>
+        <w:widowControl/>
+        <w:ind w:left="420" w:firstLine="420"/>
+        <w:jc w:val="left"/>
+        <w:rPr>
+          <w:rFonts w:ascii="宋体" w:eastAsia="宋体" w:hAnsi="宋体" w:cs="宋体" w:hint="eastAsia"/>
+          <w:szCs w:val="21"/>
+        </w:rPr>
+      </w:pPr>
+      <w:r>
+        <w:rPr>
+          <w:rFonts w:ascii="宋体" w:eastAsia="宋体" w:hAnsi="宋体" w:cs="宋体" w:hint="eastAsia"/>
+          <w:szCs w:val="21"/>
+        </w:rPr>
+        <w:t>·</w:t>
+      </w:r>
+      <w:r>
+        <w:rPr>
+          <w:rFonts w:ascii="宋体" w:eastAsia="宋体" w:hAnsi="宋体" w:cs="宋体"/>
+          <w:szCs w:val="21"/>
+        </w:rPr>
+        <w:t>调用鸿蒙运动API：</w:t>
+      </w:r>
+      <w:r>
+        <w:rPr>
+          <w:rFonts w:ascii="宋体" w:eastAsia="宋体" w:hAnsi="宋体" w:cs="宋体" w:hint="eastAsia"/>
+          <w:szCs w:val="21"/>
+          <w:lang w:eastAsia="zh"/>
+        </w:rPr>
+        <w:t>高频捕捉用户计步数据</w:t>
+      </w:r>
+      <w:r>
+        <w:rPr>
+          <w:rFonts w:ascii="宋体" w:eastAsia="宋体" w:hAnsi="宋体" w:cs="宋体"/>
+          <w:szCs w:val="21"/>
+        </w:rPr>
+        <w:t>，精准识别跑步运动</w:t>
+      </w:r>
+      <w:r>
+        <w:rPr>
+          <w:rFonts w:ascii="宋体" w:eastAsia="宋体" w:hAnsi="宋体" w:cs="宋体" w:hint="eastAsia"/>
+          <w:szCs w:val="21"/>
+          <w:lang w:eastAsia="zh"/>
+        </w:rPr>
+        <w:t>速度</w:t>
+      </w:r>
+      <w:r>
+        <w:rPr>
+          <w:rFonts w:ascii="宋体" w:eastAsia="宋体" w:hAnsi="宋体" w:cs="宋体"/>
+          <w:szCs w:val="21"/>
+        </w:rPr>
+        <w:t>；</w:t>
+      </w:r>
+    </w:p>
+    <w:p>
+      <w:pPr>
+        <w:widowControl/>
+        <w:ind w:left="420" w:firstLine="420"/>
+        <w:jc w:val="left"/>
+        <w:rPr>
+          <w:rFonts w:ascii="宋体" w:eastAsia="宋体" w:hAnsi="宋体" w:cs="宋体" w:hint="eastAsia"/>
+          <w:szCs w:val="21"/>
+        </w:rPr>
+      </w:pPr>
+      <w:r>
+        <w:rPr>
+          <w:rFonts w:ascii="宋体" w:eastAsia="宋体" w:hAnsi="宋体" w:cs="宋体" w:hint="eastAsia"/>
+          <w:szCs w:val="21"/>
+        </w:rPr>
+        <w:t>·</w:t>
+      </w:r>
+      <w:r>
+        <w:rPr>
+          <w:rFonts w:ascii="宋体" w:eastAsia="宋体" w:hAnsi="宋体" w:cs="宋体"/>
+          <w:szCs w:val="21"/>
+        </w:rPr>
+        <w:t>鸿蒙实时任务调度：开启前台实时服务，锁定传感器与音频线程，避免后台卡顿、降频、中断。</w:t>
+      </w:r>
+    </w:p>
+    <w:p>
+      <w:pPr>
+        <w:widowControl/>
+        <w:ind w:left="420" w:firstLine="420"/>
+        <w:jc w:val="left"/>
+        <w:rPr>
+          <w:rFonts w:ascii="宋体" w:eastAsia="宋体" w:hAnsi="宋体" w:cs="宋体" w:hint="eastAsia"/>
+          <w:szCs w:val="21"/>
+        </w:rPr>
+      </w:pPr>
+      <w:r>
+        <w:rPr>
+          <w:rFonts w:ascii="宋体" w:eastAsia="宋体" w:hAnsi="宋体" w:cs="宋体" w:hint="eastAsia"/>
+          <w:szCs w:val="21"/>
+        </w:rPr>
+        <w:t>·</w:t>
+      </w:r>
+      <w:r>
+        <w:rPr>
+          <w:rFonts w:ascii="宋体" w:eastAsia="宋体" w:hAnsi="宋体" w:cs="宋体"/>
+          <w:szCs w:val="21"/>
+        </w:rPr>
+        <w:t>鸿蒙定时任务调度模块：精准计时，执行预设步频曲线的阶段切换逻辑；</w:t>
+      </w:r>
+    </w:p>
+    <w:p>
+      <w:pPr>
+        <w:widowControl/>
+        <w:ind w:left="420" w:firstLine="420"/>
+        <w:jc w:val="left"/>
+        <w:rPr>
+          <w:rFonts w:ascii="宋体" w:eastAsia="宋体" w:hAnsi="宋体" w:cs="宋体" w:hint="eastAsia"/>
+          <w:szCs w:val="21"/>
+        </w:rPr>
+      </w:pPr>
+      <w:r>
+        <w:rPr>
+          <w:rFonts w:ascii="宋体" w:eastAsia="宋体" w:hAnsi="宋体" w:cs="宋体" w:hint="eastAsia"/>
+          <w:szCs w:val="21"/>
+        </w:rPr>
+        <w:t>·</w:t>
+      </w:r>
+      <w:r>
+        <w:rPr>
+          <w:rFonts w:ascii="宋体" w:eastAsia="宋体" w:hAnsi="宋体" w:cs="宋体"/>
+          <w:szCs w:val="21"/>
+        </w:rPr>
+        <w:t>鸿蒙数据持久化 API：本地保存用户自定义的步频曲线方案，支持新增、编辑、删除、保存；</w:t>
+      </w:r>
+    </w:p>
+    <w:p>
+      <w:pPr>
+        <w:widowControl/>
+        <w:ind w:left="420" w:firstLine="420"/>
+        <w:jc w:val="left"/>
+        <w:rPr>
+          <w:rFonts w:ascii="宋体" w:eastAsia="宋体" w:hAnsi="宋体" w:cs="宋体" w:hint="eastAsia"/>
+          <w:szCs w:val="21"/>
+        </w:rPr>
+      </w:pPr>
+      <w:r>
+        <w:rPr>
+          <w:rFonts w:ascii="宋体" w:eastAsia="宋体" w:hAnsi="宋体" w:cs="宋体" w:hint="eastAsia"/>
+          <w:szCs w:val="21"/>
+        </w:rPr>
+        <w:t>·</w:t>
+      </w:r>
+      <w:r>
+        <w:rPr>
+          <w:rFonts w:ascii="宋体" w:eastAsia="宋体" w:hAnsi="宋体" w:cs="宋体"/>
+          <w:szCs w:val="21"/>
+        </w:rPr>
+        <w:t>音频引擎参数预加载：提前缓存不同倍率的音频处理参数，保障阶段切换时无缝衔接。</w:t>
+      </w:r>
+    </w:p>
+    <w:p>
+      <w:pPr>
+        <w:widowControl/>
+        <w:ind w:firstLine="420"/>
+        <w:jc w:val="left"/>
+        <w:rPr>
+          <w:rFonts w:ascii="宋体" w:eastAsia="宋体" w:hAnsi="宋体" w:cs="宋体" w:hint="eastAsia"/>
+          <w:szCs w:val="21"/>
+          <w:lang w:eastAsia="zh"/>
+        </w:rPr>
+      </w:pPr>
+      <w:r>
+        <w:rPr>
+          <w:rFonts w:ascii="宋体" w:eastAsia="宋体" w:hAnsi="宋体" w:cs="宋体" w:hint="eastAsia"/>
+          <w:szCs w:val="21"/>
+          <w:lang w:eastAsia="zh"/>
+        </w:rPr>
+        <w:t>3.1系统核心架构与数据流</w:t>
+      </w:r>
+    </w:p>
+    <w:p>
+      <w:pPr>
+        <w:widowControl/>
+        <w:ind w:firstLine="420"/>
+        <w:jc w:val="left"/>
+        <w:rPr>
+          <w:rFonts w:ascii="宋体" w:eastAsia="宋体" w:hAnsi="宋体" w:cs="宋体" w:hint="eastAsia"/>
+          <w:szCs w:val="21"/>
+          <w:lang w:eastAsia="zh"/>
+        </w:rPr>
+      </w:pPr>
+      <w:r>
+        <w:rPr>
+          <w:rFonts w:ascii="宋体" w:eastAsia="宋体" w:hAnsi="宋体" w:cs="宋体" w:hint="eastAsia"/>
+          <w:szCs w:val="21"/>
+          <w:lang w:eastAsia="zh"/>
+        </w:rPr>
+        <w:t xml:space="preserve"> 3.1 整体流程图：</w:t>
+      </w:r>
+    </w:p>
+    <w:p>
+      <w:pPr>
+        <w:widowControl/>
+        <w:jc w:val="left"/>
+        <w:rPr>
+          <w:rFonts w:ascii="宋体" w:eastAsia="宋体" w:hAnsi="宋体" w:cs="宋体" w:hint="eastAsia"/>
+          <w:szCs w:val="21"/>
+          <w:lang w:eastAsia="zh"/>
+        </w:rPr>
+      </w:pPr>
+      <w:r>
+        <w:rPr>
+          <w:rFonts w:ascii="宋体" w:eastAsia="宋体" w:hAnsi="宋体" w:cs="宋体" w:hint="eastAsia"/>
+          <w:szCs w:val="21"/>
+          <w:lang w:eastAsia="zh"/>
+        </w:rPr>
+        <w:t xml:space="preserve">  音频输入(解码) → BPM实时检测(Essentia) → 速度比率计算 → 音频缓冲队列 → 实时拉伸(Signalsmith) → 音频输出(播放)</w:t>
+      </w:r>
+    </w:p>
+    <w:p>
+      <w:pPr>
+        <w:widowControl/>
+        <w:ind w:firstLine="420"/>
+        <w:jc w:val="left"/>
+        <w:rPr>
+          <w:rFonts w:ascii="宋体" w:eastAsia="宋体" w:hAnsi="宋体" w:cs="宋体" w:hint="eastAsia"/>
+          <w:szCs w:val="21"/>
+          <w:lang w:eastAsia="zh"/>
+        </w:rPr>
+      </w:pPr>
+      <w:r>
+        <w:rPr>
+          <w:rFonts w:ascii="宋体" w:eastAsia="宋体" w:hAnsi="宋体" w:cs="宋体" w:hint="eastAsia"/>
+          <w:szCs w:val="21"/>
+          <w:lang w:eastAsia="zh"/>
+        </w:rPr>
+        <w:t xml:space="preserve"> 3.2 关键模块说明：</w:t>
+      </w:r>
+    </w:p>
+    <w:p>
+      <w:pPr>
+        <w:widowControl/>
+        <w:jc w:val="left"/>
+        <w:rPr>
+          <w:rFonts w:ascii="宋体" w:eastAsia="宋体" w:hAnsi="宋体" w:cs="宋体" w:hint="eastAsia"/>
+          <w:sz w:val="20"/>
+          <w:szCs w:val="20"/>
+          <w:lang w:eastAsia="zh"/>
+        </w:rPr>
+      </w:pPr>
+      <w:r>
+        <w:rPr>
+          <w:rFonts w:ascii="宋体" w:eastAsia="宋体" w:hAnsi="宋体" w:cs="宋体" w:hint="eastAsia"/>
+          <w:szCs w:val="21"/>
+          <w:lang w:eastAsia="zh"/>
+        </w:rPr>
+        <w:lastRenderedPageBreak/>
+        <w:t xml:space="preserve">  · 缓冲模块：为解决Signalsmith固定算法延迟，采用双环形缓冲区</w:t>
+      </w:r>
+      <w:r>
+        <w:rPr>
+          <w:rFonts w:ascii="宋体" w:eastAsia="宋体" w:hAnsi="宋体" w:cs="宋体" w:hint="eastAsia"/>
+          <w:sz w:val="20"/>
+          <w:szCs w:val="20"/>
+          <w:lang w:eastAsia="zh"/>
+        </w:rPr>
+        <w:t>（Ring Buffer）进行预载。</w:t>
+      </w:r>
+    </w:p>
+    <w:p>
+      <w:pPr>
+        <w:widowControl/>
+        <w:jc w:val="left"/>
+        <w:rPr>
+          <w:rFonts w:ascii="宋体" w:eastAsia="宋体" w:hAnsi="宋体" w:cs="宋体" w:hint="eastAsia"/>
+          <w:szCs w:val="21"/>
+          <w:lang w:eastAsia="zh"/>
+        </w:rPr>
+      </w:pPr>
+      <w:r>
+        <w:rPr>
+          <w:rFonts w:ascii="宋体" w:eastAsia="宋体" w:hAnsi="宋体" w:cs="宋体" w:hint="eastAsia"/>
+          <w:szCs w:val="21"/>
+          <w:lang w:eastAsia="zh"/>
+        </w:rPr>
+        <w:t xml:space="preserve">  · BPM节拍表分析模块：通过Essentia返回的节拍表和最小二乘法等算法检测出歌曲的节拍。</w:t>
+      </w:r>
+    </w:p>
+    <w:p>
+      <w:pPr>
+        <w:widowControl/>
+        <w:jc w:val="left"/>
+        <w:rPr>
+          <w:rFonts w:ascii="宋体" w:eastAsia="宋体" w:hAnsi="宋体" w:cs="宋体" w:hint="eastAsia"/>
+          <w:szCs w:val="21"/>
+          <w:lang w:eastAsia="zh"/>
+        </w:rPr>
+      </w:pPr>
+      <w:r>
+        <w:rPr>
+          <w:rFonts w:ascii="宋体" w:eastAsia="宋体" w:hAnsi="宋体" w:cs="宋体" w:hint="eastAsia"/>
+          <w:szCs w:val="21"/>
+          <w:lang w:eastAsia="zh"/>
+        </w:rPr>
+        <w:t xml:space="preserve">  · 变速逻辑：目标BPM = 用户设定值（如 170），实时拉伸比率计算公式为：ratio = 目标BPM / 当前歌曲原始BPM，随后通过加倍或折半的方式归一化至原速度的0.7到1.4倍。</w:t>
+      </w:r>
+    </w:p>
+    <w:p>
+      <w:pPr>
+        <w:widowControl/>
+        <w:ind w:firstLine="420"/>
+        <w:jc w:val="left"/>
+        <w:rPr>
+          <w:rFonts w:ascii="宋体" w:eastAsia="宋体" w:hAnsi="宋体" w:cs="宋体" w:hint="eastAsia"/>
+          <w:szCs w:val="21"/>
+          <w:lang w:eastAsia="zh"/>
+        </w:rPr>
+      </w:pPr>
+      <w:r>
+        <w:rPr>
+          <w:rFonts w:ascii="宋体" w:eastAsia="宋体" w:hAnsi="宋体" w:cs="宋体" w:hint="eastAsia"/>
+          <w:szCs w:val="21"/>
+          <w:lang w:eastAsia="zh"/>
+        </w:rPr>
+        <w:t xml:space="preserve"> 3.3 “动态模式”和“固定模式”的详细方案设计</w:t>
+      </w:r>
+    </w:p>
+    <w:p>
+      <w:pPr>
+        <w:widowControl/>
+        <w:ind w:left="420" w:firstLine="420"/>
+        <w:jc w:val="left"/>
+        <w:rPr>
+          <w:rFonts w:ascii="宋体" w:eastAsia="宋体" w:hAnsi="宋体" w:cs="宋体" w:hint="eastAsia"/>
+          <w:szCs w:val="21"/>
+          <w:lang w:eastAsia="zh"/>
+        </w:rPr>
+      </w:pPr>
+      <w:r>
+        <w:rPr>
+          <w:rFonts w:ascii="宋体" w:eastAsia="宋体" w:hAnsi="宋体" w:cs="宋体" w:hint="eastAsia"/>
+          <w:szCs w:val="21"/>
+          <w:lang w:eastAsia="zh"/>
+        </w:rPr>
+        <w:t>·动态模式</w:t>
+      </w:r>
+      <w:r>
+        <w:rPr>
+          <w:rFonts w:ascii="宋体" w:eastAsia="宋体" w:hAnsi="宋体" w:cs="宋体"/>
+          <w:szCs w:val="21"/>
+        </w:rPr>
+        <w:t>依托鸿蒙系统原生运动传感器（加速度传感器、陀螺仪） 与鸿蒙运动健康服务，实时采集用户跑步时的足部起落震动数据，通过算法滤波、去噪、计数，精准计算用户实时瞬时步频，并将该实时步频作为动态目标 BPM，实时驱动音频引擎调整音乐播放速度，实现音乐节奏跟随用户跑步快慢自动动态适配</w:t>
+      </w:r>
+      <w:r>
+        <w:rPr>
+          <w:rFonts w:ascii="宋体" w:eastAsia="宋体" w:hAnsi="宋体" w:cs="宋体" w:hint="eastAsia"/>
+          <w:szCs w:val="21"/>
+          <w:lang w:eastAsia="zh"/>
+        </w:rPr>
+        <w:t>的效果。</w:t>
+      </w:r>
+    </w:p>
+    <w:p>
+      <w:pPr>
+        <w:widowControl/>
+        <w:ind w:left="420" w:firstLine="420"/>
+        <w:jc w:val="left"/>
+        <w:rPr>
+          <w:rFonts w:ascii="宋体" w:eastAsia="宋体" w:hAnsi="宋体" w:cs="宋体" w:hint="eastAsia"/>
+          <w:szCs w:val="21"/>
+          <w:lang w:eastAsia="zh"/>
+        </w:rPr>
+      </w:pPr>
+      <w:r>
+        <w:rPr>
+          <w:rFonts w:ascii="宋体" w:eastAsia="宋体" w:hAnsi="宋体" w:cs="宋体" w:hint="eastAsia"/>
+          <w:szCs w:val="21"/>
+          <w:lang w:eastAsia="zh"/>
+        </w:rPr>
+        <w:t>·动态模式工作流程（自动检测步频）：</w:t>
+      </w:r>
+      <w:r>
+        <w:rPr>
+          <w:rFonts w:ascii="宋体" w:eastAsia="宋体" w:hAnsi="宋体" w:cs="宋体"/>
+          <w:szCs w:val="21"/>
+          <w:lang w:eastAsia="zh"/>
+        </w:rPr>
+        <w:t>用户开启实时适配模式，系统初始化传感器，开始高频采集运动数据</w:t>
+      </w:r>
+      <w:r>
+        <w:rPr>
+          <w:rFonts w:ascii="宋体" w:eastAsia="宋体" w:hAnsi="宋体" w:cs="宋体" w:hint="eastAsia"/>
+          <w:szCs w:val="21"/>
+          <w:lang w:eastAsia="zh"/>
+        </w:rPr>
+        <w:t xml:space="preserve"> → </w:t>
+      </w:r>
+      <w:r>
+        <w:rPr>
+          <w:rFonts w:ascii="宋体" w:eastAsia="宋体" w:hAnsi="宋体" w:cs="宋体"/>
+          <w:szCs w:val="21"/>
+          <w:lang w:eastAsia="zh"/>
+        </w:rPr>
+        <w:t>算法对原始传感数据进行滤波降噪、峰值检测，计算当前实时步频</w:t>
+      </w:r>
+      <w:r>
+        <w:rPr>
+          <w:rFonts w:ascii="宋体" w:eastAsia="宋体" w:hAnsi="宋体" w:cs="宋体" w:hint="eastAsia"/>
+          <w:szCs w:val="21"/>
+          <w:lang w:eastAsia="zh"/>
+        </w:rPr>
+        <w:t xml:space="preserve"> → </w:t>
+      </w:r>
+      <w:r>
+        <w:rPr>
+          <w:rFonts w:ascii="宋体" w:eastAsia="宋体" w:hAnsi="宋体" w:cs="宋体"/>
+          <w:szCs w:val="21"/>
+          <w:lang w:eastAsia="zh"/>
+        </w:rPr>
+        <w:t>将实时步频动态同步至音频算法层，对比原始歌曲 BPM，计算实时变速倍率</w:t>
+      </w:r>
+      <w:r>
+        <w:rPr>
+          <w:rFonts w:ascii="宋体" w:eastAsia="宋体" w:hAnsi="宋体" w:cs="宋体" w:hint="eastAsia"/>
+          <w:szCs w:val="21"/>
+          <w:lang w:eastAsia="zh"/>
+        </w:rPr>
+        <w:t xml:space="preserve"> → </w:t>
+      </w:r>
+      <w:r>
+        <w:rPr>
+          <w:rFonts w:ascii="宋体" w:eastAsia="宋体" w:hAnsi="宋体" w:cs="宋体"/>
+          <w:szCs w:val="21"/>
+          <w:lang w:eastAsia="zh"/>
+        </w:rPr>
+        <w:t>音频引擎实时调整音频流播放速度，全程锁定音高，实现音乐节奏跟随步频动态变化</w:t>
+      </w:r>
+      <w:r>
+        <w:rPr>
+          <w:rFonts w:ascii="宋体" w:eastAsia="宋体" w:hAnsi="宋体" w:cs="宋体" w:hint="eastAsia"/>
+          <w:szCs w:val="21"/>
+          <w:lang w:eastAsia="zh"/>
+        </w:rPr>
+        <w:t xml:space="preserve"> → </w:t>
+      </w:r>
+      <w:r>
+        <w:rPr>
+          <w:rFonts w:ascii="宋体" w:eastAsia="宋体" w:hAnsi="宋体" w:cs="宋体"/>
+          <w:szCs w:val="21"/>
+          <w:lang w:eastAsia="zh"/>
+        </w:rPr>
+        <w:t>持续循环采集 - 计算 - 适配，用户跑步速度快慢变化时，音乐节奏无缝平滑跟随，无突兀变速</w:t>
+      </w:r>
+      <w:r>
+        <w:rPr>
+          <w:rFonts w:ascii="宋体" w:eastAsia="宋体" w:hAnsi="宋体" w:cs="宋体" w:hint="eastAsia"/>
+          <w:szCs w:val="21"/>
+          <w:lang w:eastAsia="zh"/>
+        </w:rPr>
+        <w:t>。</w:t>
+      </w:r>
+    </w:p>
+    <w:p>
+      <w:pPr>
+        <w:widowControl/>
+        <w:ind w:left="420" w:firstLine="420"/>
+        <w:jc w:val="left"/>
+        <w:rPr>
+          <w:rFonts w:ascii="宋体" w:eastAsia="宋体" w:hAnsi="宋体" w:cs="宋体" w:hint="eastAsia"/>
+          <w:szCs w:val="21"/>
+        </w:rPr>
+      </w:pPr>
+      <w:r>
+        <w:rPr>
+          <w:rFonts w:ascii="宋体" w:eastAsia="宋体" w:hAnsi="宋体" w:cs="宋体" w:hint="eastAsia"/>
+          <w:szCs w:val="21"/>
+        </w:rPr>
+        <w:t>·</w:t>
+      </w:r>
+      <w:r>
+        <w:rPr>
+          <w:rFonts w:ascii="宋体" w:eastAsia="宋体" w:hAnsi="宋体" w:cs="宋体" w:hint="eastAsia"/>
+          <w:szCs w:val="21"/>
+          <w:lang w:eastAsia="zh"/>
+        </w:rPr>
+        <w:t>固定模式通过</w:t>
+      </w:r>
+      <w:r>
+        <w:rPr>
+          <w:rFonts w:ascii="宋体" w:eastAsia="宋体" w:hAnsi="宋体" w:cs="宋体"/>
+          <w:szCs w:val="21"/>
+        </w:rPr>
+        <w:t>用户提前自定义或选用系统内置的阶段性步频曲线方案（随时间变化的步频区间参数），系统按照预设的时间节点、步频数值梯度，自动切换目标 BPM 区间，驱动音频引擎对应调整音乐节奏，通过固定节奏的音乐辅助用户完成标准化、梯度化的跑步训练。</w:t>
+      </w:r>
+    </w:p>
+    <w:p>
+      <w:pPr>
+        <w:widowControl/>
+        <w:ind w:left="420" w:firstLine="420"/>
+        <w:jc w:val="left"/>
+        <w:rPr>
+          <w:rFonts w:ascii="宋体" w:eastAsia="宋体" w:hAnsi="宋体" w:cs="宋体" w:hint="eastAsia"/>
+          <w:szCs w:val="21"/>
+          <w:lang w:eastAsia="zh"/>
+        </w:rPr>
+      </w:pPr>
+      <w:r>
+        <w:rPr>
+          <w:rFonts w:ascii="宋体" w:eastAsia="宋体" w:hAnsi="宋体" w:cs="宋体" w:hint="eastAsia"/>
+          <w:szCs w:val="21"/>
+        </w:rPr>
+        <w:t>·</w:t>
+      </w:r>
+      <w:r>
+        <w:rPr>
+          <w:rFonts w:ascii="宋体" w:eastAsia="宋体" w:hAnsi="宋体" w:cs="宋体" w:hint="eastAsia"/>
+          <w:szCs w:val="21"/>
+          <w:lang w:eastAsia="zh"/>
+        </w:rPr>
+        <w:t>固定模式工作流程：</w:t>
+      </w:r>
+      <w:r>
+        <w:rPr>
+          <w:rFonts w:ascii="宋体" w:eastAsia="宋体" w:hAnsi="宋体" w:cs="宋体"/>
+          <w:szCs w:val="21"/>
+        </w:rPr>
+        <w:t>用户选择 / 自定义步频曲线方案</w:t>
+      </w:r>
+      <w:r>
+        <w:rPr>
+          <w:rFonts w:ascii="宋体" w:eastAsia="宋体" w:hAnsi="宋体" w:cs="宋体" w:hint="eastAsia"/>
+          <w:szCs w:val="21"/>
+          <w:lang w:eastAsia="zh"/>
+        </w:rPr>
+        <w:t>（或设置固定BPM）</w:t>
+      </w:r>
+      <w:r>
+        <w:rPr>
+          <w:rFonts w:ascii="宋体" w:eastAsia="宋体" w:hAnsi="宋体" w:cs="宋体"/>
+          <w:szCs w:val="21"/>
+        </w:rPr>
+        <w:t>，启动跑步训练</w:t>
+      </w:r>
+      <w:r>
+        <w:rPr>
+          <w:rFonts w:ascii="宋体" w:eastAsia="宋体" w:hAnsi="宋体" w:cs="宋体" w:hint="eastAsia"/>
+          <w:szCs w:val="21"/>
+          <w:lang w:eastAsia="zh"/>
+        </w:rPr>
+        <w:t xml:space="preserve"> </w:t>
+      </w:r>
+      <w:r>
+        <w:rPr>
+          <w:rFonts w:ascii="宋体" w:eastAsia="宋体" w:hAnsi="宋体" w:cs="宋体" w:hint="eastAsia"/>
+          <w:szCs w:val="21"/>
+        </w:rPr>
+        <w:t>→</w:t>
+      </w:r>
+      <w:r>
+        <w:rPr>
+          <w:rFonts w:ascii="宋体" w:eastAsia="宋体" w:hAnsi="宋体" w:cs="宋体" w:hint="eastAsia"/>
+          <w:szCs w:val="21"/>
+          <w:lang w:eastAsia="zh"/>
+        </w:rPr>
+        <w:t xml:space="preserve"> </w:t>
+      </w:r>
+      <w:r>
+        <w:rPr>
+          <w:rFonts w:ascii="宋体" w:eastAsia="宋体" w:hAnsi="宋体" w:cs="宋体"/>
+          <w:szCs w:val="21"/>
+        </w:rPr>
+        <w:t>系统根据运行时间，读取当前阶段对应的目标步频区间</w:t>
+      </w:r>
+      <w:r>
+        <w:rPr>
+          <w:rFonts w:ascii="宋体" w:eastAsia="宋体" w:hAnsi="宋体" w:cs="宋体" w:hint="eastAsia"/>
+          <w:szCs w:val="21"/>
+          <w:lang w:eastAsia="zh"/>
+        </w:rPr>
+        <w:t xml:space="preserve"> </w:t>
+      </w:r>
+      <w:r>
+        <w:rPr>
+          <w:rFonts w:ascii="宋体" w:eastAsia="宋体" w:hAnsi="宋体" w:cs="宋体" w:hint="eastAsia"/>
+          <w:szCs w:val="21"/>
+        </w:rPr>
+        <w:t>→</w:t>
+      </w:r>
+      <w:r>
+        <w:rPr>
+          <w:rFonts w:ascii="宋体" w:eastAsia="宋体" w:hAnsi="宋体" w:cs="宋体" w:hint="eastAsia"/>
+          <w:szCs w:val="21"/>
+          <w:lang w:eastAsia="zh"/>
+        </w:rPr>
+        <w:t xml:space="preserve"> </w:t>
+      </w:r>
+      <w:r>
+        <w:rPr>
+          <w:rFonts w:ascii="宋体" w:eastAsia="宋体" w:hAnsi="宋体" w:cs="宋体"/>
+          <w:szCs w:val="21"/>
+        </w:rPr>
+        <w:t>算法匹配最优音频变速倍率，对本地歌曲进行精准变速处理</w:t>
+      </w:r>
+      <w:r>
+        <w:rPr>
+          <w:rFonts w:ascii="宋体" w:eastAsia="宋体" w:hAnsi="宋体" w:cs="宋体" w:hint="eastAsia"/>
+          <w:szCs w:val="21"/>
+          <w:lang w:eastAsia="zh"/>
+        </w:rPr>
+        <w:t xml:space="preserve"> </w:t>
+      </w:r>
+      <w:r>
+        <w:rPr>
+          <w:rFonts w:ascii="宋体" w:eastAsia="宋体" w:hAnsi="宋体" w:cs="宋体" w:hint="eastAsia"/>
+          <w:szCs w:val="21"/>
+        </w:rPr>
+        <w:t>→</w:t>
+      </w:r>
+      <w:r>
+        <w:rPr>
+          <w:rFonts w:ascii="宋体" w:eastAsia="宋体" w:hAnsi="宋体" w:cs="宋体" w:hint="eastAsia"/>
+          <w:szCs w:val="21"/>
+          <w:lang w:eastAsia="zh"/>
+        </w:rPr>
+        <w:t xml:space="preserve"> </w:t>
+      </w:r>
+      <w:r>
+        <w:rPr>
+          <w:rFonts w:ascii="宋体" w:eastAsia="宋体" w:hAnsi="宋体" w:cs="宋体"/>
+          <w:szCs w:val="21"/>
+        </w:rPr>
+        <w:t>到达预设时间节点后，自动切换下一阶段步频参数，同步更新音乐节奏</w:t>
+      </w:r>
+      <w:r>
+        <w:rPr>
+          <w:rFonts w:ascii="宋体" w:eastAsia="宋体" w:hAnsi="宋体" w:cs="宋体" w:hint="eastAsia"/>
+          <w:szCs w:val="21"/>
+          <w:lang w:eastAsia="zh"/>
+        </w:rPr>
+        <w:t xml:space="preserve"> </w:t>
+      </w:r>
+      <w:r>
+        <w:rPr>
+          <w:rFonts w:ascii="宋体" w:eastAsia="宋体" w:hAnsi="宋体" w:cs="宋体" w:hint="eastAsia"/>
+          <w:szCs w:val="21"/>
+        </w:rPr>
+        <w:t>→</w:t>
+      </w:r>
+      <w:r>
+        <w:rPr>
+          <w:rFonts w:ascii="宋体" w:eastAsia="宋体" w:hAnsi="宋体" w:cs="宋体" w:hint="eastAsia"/>
+          <w:szCs w:val="21"/>
+          <w:lang w:eastAsia="zh"/>
+        </w:rPr>
+        <w:t xml:space="preserve"> </w:t>
+      </w:r>
+      <w:r>
+        <w:rPr>
+          <w:rFonts w:ascii="宋体" w:eastAsia="宋体" w:hAnsi="宋体" w:cs="宋体"/>
+          <w:szCs w:val="21"/>
+        </w:rPr>
+        <w:t>全程无需手动操作，音乐节奏跟随训练计划自动变化，辅助用户规范跑步节奏</w:t>
+      </w:r>
+      <w:r>
+        <w:rPr>
+          <w:rFonts w:ascii="宋体" w:eastAsia="宋体" w:hAnsi="宋体" w:cs="宋体" w:hint="eastAsia"/>
+          <w:szCs w:val="21"/>
+          <w:lang w:eastAsia="zh"/>
+        </w:rPr>
+        <w:t>。</w:t>
       </w:r>
     </w:p>
     <w:sectPr>
-      <w:footerReference w:type="default" r:id="rId8"/>
+      <w:footerReference w:type="default" r:id="rId18"/>
       <w:pgSz w:w="11900" w:h="16840"/>
       <w:pgMar w:top="1440" w:right="1800" w:bottom="1440" w:left="1800" w:header="851" w:footer="850" w:gutter="0"/>
       <w:cols w:space="425"/>
@@ -3096,6 +7236,36 @@
 <file path=word/numbering.xml><?xml version="1.0" encoding="utf-8"?>
 <w:numbering xmlns:wpc="http://schemas.microsoft.com/office/word/2010/wordprocessingCanvas" xmlns:cx="http://schemas.microsoft.com/office/drawing/2014/chartex" xmlns:cx1="http://schemas.microsoft.com/office/drawing/2015/9/8/chartex" xmlns:cx2="http://schemas.microsoft.com/office/drawing/2015/10/21/chartex" xmlns:cx3="http://schemas.microsoft.com/office/drawing/2016/5/9/chartex" xmlns:cx4="http://schemas.microsoft.com/office/drawing/2016/5/10/chartex" xmlns:cx5="http://schemas.microsoft.com/office/drawing/2016/5/11/chartex" xmlns:cx6="http://schemas.microsoft.com/office/drawing/2016/5/12/chartex" xmlns:cx7="http://schemas.microsoft.com/office/drawing/2016/5/13/chartex" xmlns:cx8="http://schemas.microsoft.com/office/drawing/2016/5/14/chartex" xmlns:mc="http://schemas.openxmlformats.org/markup-compatibility/2006" xmlns:aink="http://schemas.microsoft.com/office/drawing/2016/ink" xmlns:am3d="http://schemas.microsoft.com/office/drawing/2017/model3d" xmlns:o="urn:schemas-microsoft-com:office:office" xmlns:oel="http://schemas.microsoft.com/office/2019/extlst" xmlns:r="http://schemas.openxmlformats.org/officeDocument/2006/relationships" xmlns:m="http://schemas.openxmlformats.org/officeDocument/2006/math" xmlns:v="urn:schemas-microsoft-com:vml" xmlns:wp14="http://schemas.microsoft.com/office/word/2010/wordprocessingDrawing" xmlns:wp="http://schemas.openxmlformats.org/drawingml/2006/wordprocessingDrawing" xmlns:w10="urn:schemas-microsoft-com:office:word" xmlns:w="http://schemas.openxmlformats.org/wordprocessingml/2006/main" xmlns:w14="http://schemas.microsoft.com/office/word/2010/wordml" xmlns:w15="http://schemas.microsoft.com/office/word/2012/wordml" xmlns:w16cex="http://schemas.microsoft.com/office/word/2018/wordml/cex" xmlns:w16cid="http://schemas.microsoft.com/office/word/2016/wordml/cid" xmlns:w16="http://schemas.microsoft.com/office/word/2018/wordml" xmlns:w16du="http://schemas.microsoft.com/office/word/2023/wordml/word16du" xmlns:w16sdtdh="http://schemas.microsoft.com/office/word/2020/wordml/sdtdatahash" xmlns:w16sdtfl="http://schemas.microsoft.com/office/word/2024/wordml/sdtformatlock" xmlns:w16se="http://schemas.microsoft.com/office/word/2015/wordml/symex" xmlns:wpg="http://schemas.microsoft.com/office/word/2010/wordprocessingGroup" xmlns:wpi="http://schemas.microsoft.com/office/word/2010/wordprocessingInk" xmlns:wne="http://schemas.microsoft.com/office/word/2006/wordml" xmlns:wps="http://schemas.microsoft.com/office/word/2010/wordprocessingShape" mc:Ignorable="w14 w15 w16se w16cid w16 w16cex w16sdtdh w16sdtfl w16du wp14">
   <w:abstractNum w:abstractNumId="0" w15:restartNumberingAfterBreak="0">
+    <w:nsid w:val="DBE6A724"/>
+    <w:multiLevelType w:val="singleLevel"/>
+    <w:tmpl w:val="DBE6A724"/>
+    <w:lvl w:ilvl="0">
+      <w:start w:val="2"/>
+      <w:numFmt w:val="decimal"/>
+      <w:suff w:val="space"/>
+      <w:lvlText w:val="%1."/>
+      <w:lvlJc w:val="left"/>
+      <w:pPr>
+        <w:ind w:left="840"/>
+      </w:pPr>
+    </w:lvl>
+  </w:abstractNum>
+  <w:abstractNum w:abstractNumId="1" w15:restartNumberingAfterBreak="0">
+    <w:nsid w:val="FB6EC769"/>
+    <w:multiLevelType w:val="singleLevel"/>
+    <w:tmpl w:val="FB6EC769"/>
+    <w:lvl w:ilvl="0">
+      <w:start w:val="1"/>
+      <w:numFmt w:val="decimal"/>
+      <w:suff w:val="space"/>
+      <w:lvlText w:val="%1."/>
+      <w:lvlJc w:val="left"/>
+      <w:pPr>
+        <w:ind w:left="420"/>
+      </w:pPr>
+    </w:lvl>
+  </w:abstractNum>
+  <w:abstractNum w:abstractNumId="2" w15:restartNumberingAfterBreak="0">
     <w:nsid w:val="3593057B"/>
     <w:multiLevelType w:val="multilevel"/>
     <w:tmpl w:val="3593057B"/>
@@ -3208,7 +7378,139 @@
       </w:rPr>
     </w:lvl>
   </w:abstractNum>
-  <w:abstractNum w:abstractNumId="1" w15:restartNumberingAfterBreak="0">
+  <w:abstractNum w:abstractNumId="3" w15:restartNumberingAfterBreak="0">
+    <w:nsid w:val="3F3AC3E2"/>
+    <w:multiLevelType w:val="multilevel"/>
+    <w:tmpl w:val="3F3AC3E2"/>
+    <w:lvl w:ilvl="0">
+      <w:start w:val="1"/>
+      <w:numFmt w:val="decimal"/>
+      <w:suff w:val="space"/>
+      <w:lvlText w:val="%1."/>
+      <w:lvlJc w:val="left"/>
+    </w:lvl>
+    <w:lvl w:ilvl="1">
+      <w:start w:val="1"/>
+      <w:numFmt w:val="decimal"/>
+      <w:lvlText w:val="(%2)"/>
+      <w:lvlJc w:val="left"/>
+      <w:pPr>
+        <w:tabs>
+          <w:tab w:val="left" w:pos="840"/>
+        </w:tabs>
+        <w:ind w:left="840" w:hanging="420"/>
+      </w:pPr>
+      <w:rPr>
+        <w:rFonts w:hint="default"/>
+      </w:rPr>
+    </w:lvl>
+    <w:lvl w:ilvl="2">
+      <w:start w:val="1"/>
+      <w:numFmt w:val="decimalEnclosedCircleChinese"/>
+      <w:lvlText w:val="%3"/>
+      <w:lvlJc w:val="left"/>
+      <w:pPr>
+        <w:tabs>
+          <w:tab w:val="left" w:pos="1260"/>
+        </w:tabs>
+        <w:ind w:left="1260" w:hanging="420"/>
+      </w:pPr>
+      <w:rPr>
+        <w:rFonts w:hint="default"/>
+      </w:rPr>
+    </w:lvl>
+    <w:lvl w:ilvl="3">
+      <w:start w:val="1"/>
+      <w:numFmt w:val="decimal"/>
+      <w:lvlText w:val="%4)"/>
+      <w:lvlJc w:val="left"/>
+      <w:pPr>
+        <w:tabs>
+          <w:tab w:val="left" w:pos="1680"/>
+        </w:tabs>
+        <w:ind w:left="1680" w:hanging="420"/>
+      </w:pPr>
+      <w:rPr>
+        <w:rFonts w:hint="default"/>
+      </w:rPr>
+    </w:lvl>
+    <w:lvl w:ilvl="4">
+      <w:start w:val="1"/>
+      <w:numFmt w:val="lowerLetter"/>
+      <w:lvlText w:val="%5."/>
+      <w:lvlJc w:val="left"/>
+      <w:pPr>
+        <w:tabs>
+          <w:tab w:val="left" w:pos="2100"/>
+        </w:tabs>
+        <w:ind w:left="2100" w:hanging="420"/>
+      </w:pPr>
+      <w:rPr>
+        <w:rFonts w:hint="default"/>
+      </w:rPr>
+    </w:lvl>
+    <w:lvl w:ilvl="5">
+      <w:start w:val="1"/>
+      <w:numFmt w:val="lowerLetter"/>
+      <w:lvlText w:val="%6)"/>
+      <w:lvlJc w:val="left"/>
+      <w:pPr>
+        <w:tabs>
+          <w:tab w:val="left" w:pos="2520"/>
+        </w:tabs>
+        <w:ind w:left="2520" w:hanging="420"/>
+      </w:pPr>
+      <w:rPr>
+        <w:rFonts w:hint="default"/>
+      </w:rPr>
+    </w:lvl>
+    <w:lvl w:ilvl="6">
+      <w:start w:val="1"/>
+      <w:numFmt w:val="lowerRoman"/>
+      <w:lvlText w:val="%7."/>
+      <w:lvlJc w:val="left"/>
+      <w:pPr>
+        <w:tabs>
+          <w:tab w:val="left" w:pos="2940"/>
+        </w:tabs>
+        <w:ind w:left="2940" w:hanging="420"/>
+      </w:pPr>
+      <w:rPr>
+        <w:rFonts w:hint="default"/>
+      </w:rPr>
+    </w:lvl>
+    <w:lvl w:ilvl="7">
+      <w:start w:val="1"/>
+      <w:numFmt w:val="lowerRoman"/>
+      <w:lvlText w:val="%8)"/>
+      <w:lvlJc w:val="left"/>
+      <w:pPr>
+        <w:tabs>
+          <w:tab w:val="left" w:pos="3360"/>
+        </w:tabs>
+        <w:ind w:left="3360" w:hanging="420"/>
+      </w:pPr>
+      <w:rPr>
+        <w:rFonts w:hint="default"/>
+      </w:rPr>
+    </w:lvl>
+    <w:lvl w:ilvl="8">
+      <w:start w:val="1"/>
+      <w:numFmt w:val="lowerLetter"/>
+      <w:lvlText w:val="%9."/>
+      <w:lvlJc w:val="left"/>
+      <w:pPr>
+        <w:tabs>
+          <w:tab w:val="left" w:pos="3780"/>
+        </w:tabs>
+        <w:ind w:left="3780" w:hanging="420"/>
+      </w:pPr>
+      <w:rPr>
+        <w:rFonts w:hint="default"/>
+      </w:rPr>
+    </w:lvl>
+  </w:abstractNum>
+  <w:abstractNum w:abstractNumId="4" w15:restartNumberingAfterBreak="0">
     <w:nsid w:val="4A41614E"/>
     <w:multiLevelType w:val="multilevel"/>
     <w:tmpl w:val="4A41614E"/>
@@ -3300,7 +7602,7 @@
       </w:pPr>
     </w:lvl>
   </w:abstractNum>
-  <w:abstractNum w:abstractNumId="2" w15:restartNumberingAfterBreak="0">
+  <w:abstractNum w:abstractNumId="5" w15:restartNumberingAfterBreak="0">
     <w:nsid w:val="7D6B4CB2"/>
     <w:multiLevelType w:val="multilevel"/>
     <w:tmpl w:val="7D6B4CB2"/>
@@ -3390,13 +7692,22 @@
     </w:lvl>
   </w:abstractNum>
   <w:num w:numId="1" w16cid:durableId="1901282619">
-    <w:abstractNumId w:val="0"/>
+    <w:abstractNumId w:val="2"/>
   </w:num>
   <w:num w:numId="2" w16cid:durableId="711267890">
-    <w:abstractNumId w:val="2"/>
+    <w:abstractNumId w:val="5"/>
   </w:num>
   <w:num w:numId="3" w16cid:durableId="457382184">
+    <w:abstractNumId w:val="4"/>
+  </w:num>
+  <w:num w:numId="4" w16cid:durableId="1323578498">
+    <w:abstractNumId w:val="3"/>
+  </w:num>
+  <w:num w:numId="5" w16cid:durableId="1664508611">
     <w:abstractNumId w:val="1"/>
+  </w:num>
+  <w:num w:numId="6" w16cid:durableId="181403866">
+    <w:abstractNumId w:val="0"/>
   </w:num>
 </w:numbering>
 </file>
@@ -3955,6 +8266,20 @@
       <w:szCs w:val="22"/>
     </w:rPr>
   </w:style>
+  <w:style w:type="paragraph" w:styleId="ac">
+    <w:name w:val="caption"/>
+    <w:basedOn w:val="a"/>
+    <w:next w:val="a"/>
+    <w:uiPriority w:val="35"/>
+    <w:unhideWhenUsed/>
+    <w:qFormat/>
+    <w:rsid w:val="00692487"/>
+    <w:rPr>
+      <w:rFonts w:asciiTheme="majorHAnsi" w:eastAsia="黑体" w:hAnsiTheme="majorHAnsi" w:cstheme="majorBidi"/>
+      <w:sz w:val="20"/>
+      <w:szCs w:val="20"/>
+    </w:rPr>
+  </w:style>
 </w:styles>
 </file>
 

--- a/docs/2026人工智能创意赛（鸿蒙赛道）作品说明文档-Beat-Per-Mile跑步电台.docx
+++ b/docs/2026人工智能创意赛（鸿蒙赛道）作品说明文档-Beat-Per-Mile跑步电台.docx
@@ -919,6 +919,7 @@
         <w:tc>
           <w:tcPr>
             <w:tcW w:w="1134" w:type="dxa"/>
+            <w:vAlign w:val="center"/>
           </w:tcPr>
           <w:p>
             <w:pPr>
@@ -1019,6 +1020,7 @@
             <w:tcBorders>
               <w:right w:val="single" w:sz="4" w:space="0" w:color="auto"/>
             </w:tcBorders>
+            <w:vAlign w:val="center"/>
           </w:tcPr>
           <w:p>
             <w:pPr>
@@ -1046,6 +1048,7 @@
             <w:tcBorders>
               <w:right w:val="single" w:sz="4" w:space="0" w:color="auto"/>
             </w:tcBorders>
+            <w:vAlign w:val="center"/>
           </w:tcPr>
           <w:p>
             <w:pPr>
@@ -1072,6 +1075,7 @@
             <w:tcBorders>
               <w:left w:val="single" w:sz="4" w:space="0" w:color="auto"/>
             </w:tcBorders>
+            <w:vAlign w:val="center"/>
           </w:tcPr>
           <w:p>
             <w:pPr>
@@ -1098,6 +1102,7 @@
             <w:tcBorders>
               <w:left w:val="single" w:sz="4" w:space="0" w:color="auto"/>
             </w:tcBorders>
+            <w:vAlign w:val="center"/>
           </w:tcPr>
           <w:p>
             <w:pPr>
@@ -1150,6 +1155,7 @@
         <w:tc>
           <w:tcPr>
             <w:tcW w:w="1134" w:type="dxa"/>
+            <w:vAlign w:val="center"/>
           </w:tcPr>
           <w:p>
             <w:pPr>
@@ -1250,6 +1256,7 @@
             <w:tcBorders>
               <w:right w:val="single" w:sz="4" w:space="0" w:color="auto"/>
             </w:tcBorders>
+            <w:vAlign w:val="center"/>
           </w:tcPr>
           <w:p>
             <w:pPr>
@@ -1277,6 +1284,7 @@
             <w:tcBorders>
               <w:right w:val="single" w:sz="4" w:space="0" w:color="auto"/>
             </w:tcBorders>
+            <w:vAlign w:val="center"/>
           </w:tcPr>
           <w:p>
             <w:pPr>
@@ -1303,6 +1311,7 @@
             <w:tcBorders>
               <w:left w:val="single" w:sz="4" w:space="0" w:color="auto"/>
             </w:tcBorders>
+            <w:vAlign w:val="center"/>
           </w:tcPr>
           <w:p>
             <w:pPr>
@@ -1329,6 +1338,7 @@
             <w:tcBorders>
               <w:left w:val="single" w:sz="4" w:space="0" w:color="auto"/>
             </w:tcBorders>
+            <w:vAlign w:val="center"/>
           </w:tcPr>
           <w:p>
             <w:pPr>
@@ -1381,6 +1391,7 @@
         <w:tc>
           <w:tcPr>
             <w:tcW w:w="1134" w:type="dxa"/>
+            <w:vAlign w:val="center"/>
           </w:tcPr>
           <w:p>
             <w:pPr>
@@ -1497,6 +1508,7 @@
             <w:tcBorders>
               <w:right w:val="single" w:sz="4" w:space="0" w:color="auto"/>
             </w:tcBorders>
+            <w:vAlign w:val="center"/>
           </w:tcPr>
           <w:p>
             <w:pPr>
@@ -1524,6 +1536,7 @@
             <w:tcBorders>
               <w:right w:val="single" w:sz="4" w:space="0" w:color="auto"/>
             </w:tcBorders>
+            <w:vAlign w:val="center"/>
           </w:tcPr>
           <w:p>
             <w:pPr>
@@ -1550,6 +1563,7 @@
             <w:tcBorders>
               <w:left w:val="single" w:sz="4" w:space="0" w:color="auto"/>
             </w:tcBorders>
+            <w:vAlign w:val="center"/>
           </w:tcPr>
           <w:p>
             <w:pPr>
@@ -1576,6 +1590,7 @@
             <w:tcBorders>
               <w:left w:val="single" w:sz="4" w:space="0" w:color="auto"/>
             </w:tcBorders>
+            <w:vAlign w:val="center"/>
           </w:tcPr>
           <w:p>
             <w:pPr>
@@ -1859,6 +1874,7 @@
           <w:tcPr>
             <w:tcW w:w="1426" w:type="dxa"/>
             <w:gridSpan w:val="2"/>
+            <w:vAlign w:val="center"/>
           </w:tcPr>
           <w:p>
             <w:pPr>
@@ -1872,6 +1888,7 @@
             <w:r>
               <w:rPr>
                 <w:rFonts w:ascii="宋体" w:eastAsia="宋体" w:hAnsi="宋体" w:hint="eastAsia"/>
+                <w:color w:val="808080" w:themeColor="background1" w:themeShade="80"/>
                 <w:szCs w:val="21"/>
               </w:rPr>
               <w:t>讲师</w:t>
@@ -1907,6 +1924,7 @@
           <w:tcPr>
             <w:tcW w:w="1122" w:type="dxa"/>
             <w:gridSpan w:val="2"/>
+            <w:vAlign w:val="center"/>
           </w:tcPr>
           <w:p>
             <w:pPr>
@@ -1931,6 +1949,7 @@
           <w:tcPr>
             <w:tcW w:w="2264" w:type="dxa"/>
             <w:gridSpan w:val="3"/>
+            <w:vAlign w:val="center"/>
           </w:tcPr>
           <w:p>
             <w:pPr>
@@ -2191,10 +2210,138 @@
       </w:pPr>
       <w:r>
         <w:rPr>
-          <w:rFonts w:ascii="宋体" w:eastAsia="宋体" w:hAnsi="宋体" w:hint="eastAsia"/>
-          <w:szCs w:val="21"/>
-        </w:rPr>
-        <w:t>【预留位：此处插入三位队员的电子签名图片】</w:t>
+          <w:rFonts w:ascii="宋体" w:eastAsia="宋体" w:hAnsi="宋体" w:cs="宋体"/>
+          <w:noProof/>
+          <w:sz w:val="24"/>
+          <w:szCs w:val="24"/>
+        </w:rPr>
+        <w:drawing>
+          <wp:inline distT="0" distB="0" distL="114300" distR="114300" wp14:anchorId="378F12BB" wp14:editId="06CE66DB">
+            <wp:extent cx="1570355" cy="656590"/>
+            <wp:effectExtent l="0" t="0" r="10795" b="10160"/>
+            <wp:docPr id="7" name="图片 7"/>
+            <wp:cNvGraphicFramePr>
+              <a:graphicFrameLocks xmlns:a="http://schemas.openxmlformats.org/drawingml/2006/main" noChangeAspect="1"/>
+            </wp:cNvGraphicFramePr>
+            <a:graphic xmlns:a="http://schemas.openxmlformats.org/drawingml/2006/main">
+              <a:graphicData uri="http://schemas.openxmlformats.org/drawingml/2006/picture">
+                <pic:pic xmlns:pic="http://schemas.openxmlformats.org/drawingml/2006/picture">
+                  <pic:nvPicPr>
+                    <pic:cNvPr id="7" name="图片 7"/>
+                    <pic:cNvPicPr>
+                      <a:picLocks noChangeAspect="1"/>
+                    </pic:cNvPicPr>
+                  </pic:nvPicPr>
+                  <pic:blipFill>
+                    <a:blip r:embed="rId8"/>
+                    <a:stretch>
+                      <a:fillRect/>
+                    </a:stretch>
+                  </pic:blipFill>
+                  <pic:spPr>
+                    <a:xfrm>
+                      <a:off x="0" y="0"/>
+                      <a:ext cx="1570355" cy="656590"/>
+                    </a:xfrm>
+                    <a:prstGeom prst="rect">
+                      <a:avLst/>
+                    </a:prstGeom>
+                  </pic:spPr>
+                </pic:pic>
+              </a:graphicData>
+            </a:graphic>
+          </wp:inline>
+        </w:drawing>
+      </w:r>
+      <w:r>
+        <w:rPr>
+          <w:rFonts w:ascii="宋体" w:eastAsia="宋体" w:hAnsi="宋体" w:cs="宋体"/>
+          <w:noProof/>
+          <w:sz w:val="24"/>
+          <w:szCs w:val="24"/>
+        </w:rPr>
+        <w:drawing>
+          <wp:inline distT="0" distB="0" distL="114300" distR="114300" wp14:anchorId="03AF2F50" wp14:editId="72B6B513">
+            <wp:extent cx="1807210" cy="861695"/>
+            <wp:effectExtent l="0" t="0" r="2540" b="14605"/>
+            <wp:docPr id="8" name="图片 8"/>
+            <wp:cNvGraphicFramePr>
+              <a:graphicFrameLocks xmlns:a="http://schemas.openxmlformats.org/drawingml/2006/main" noChangeAspect="1"/>
+            </wp:cNvGraphicFramePr>
+            <a:graphic xmlns:a="http://schemas.openxmlformats.org/drawingml/2006/main">
+              <a:graphicData uri="http://schemas.openxmlformats.org/drawingml/2006/picture">
+                <pic:pic xmlns:pic="http://schemas.openxmlformats.org/drawingml/2006/picture">
+                  <pic:nvPicPr>
+                    <pic:cNvPr id="8" name="图片 8"/>
+                    <pic:cNvPicPr>
+                      <a:picLocks noChangeAspect="1"/>
+                    </pic:cNvPicPr>
+                  </pic:nvPicPr>
+                  <pic:blipFill>
+                    <a:blip r:embed="rId9"/>
+                    <a:stretch>
+                      <a:fillRect/>
+                    </a:stretch>
+                  </pic:blipFill>
+                  <pic:spPr>
+                    <a:xfrm>
+                      <a:off x="0" y="0"/>
+                      <a:ext cx="1807210" cy="861695"/>
+                    </a:xfrm>
+                    <a:prstGeom prst="rect">
+                      <a:avLst/>
+                    </a:prstGeom>
+                  </pic:spPr>
+                </pic:pic>
+              </a:graphicData>
+            </a:graphic>
+          </wp:inline>
+        </w:drawing>
+      </w:r>
+      <w:r>
+        <w:rPr>
+          <w:rFonts w:ascii="宋体" w:eastAsia="宋体" w:hAnsi="宋体" w:cs="宋体"/>
+          <w:noProof/>
+          <w:sz w:val="24"/>
+          <w:szCs w:val="24"/>
+        </w:rPr>
+        <w:drawing>
+          <wp:inline distT="0" distB="0" distL="114300" distR="114300" wp14:anchorId="792D45E2" wp14:editId="58DEE93C">
+            <wp:extent cx="1358900" cy="751205"/>
+            <wp:effectExtent l="0" t="0" r="12700" b="10795"/>
+            <wp:docPr id="17" name="图片 17"/>
+            <wp:cNvGraphicFramePr>
+              <a:graphicFrameLocks xmlns:a="http://schemas.openxmlformats.org/drawingml/2006/main" noChangeAspect="1"/>
+            </wp:cNvGraphicFramePr>
+            <a:graphic xmlns:a="http://schemas.openxmlformats.org/drawingml/2006/main">
+              <a:graphicData uri="http://schemas.openxmlformats.org/drawingml/2006/picture">
+                <pic:pic xmlns:pic="http://schemas.openxmlformats.org/drawingml/2006/picture">
+                  <pic:nvPicPr>
+                    <pic:cNvPr id="17" name="图片 17"/>
+                    <pic:cNvPicPr>
+                      <a:picLocks noChangeAspect="1"/>
+                    </pic:cNvPicPr>
+                  </pic:nvPicPr>
+                  <pic:blipFill>
+                    <a:blip r:embed="rId10"/>
+                    <a:stretch>
+                      <a:fillRect/>
+                    </a:stretch>
+                  </pic:blipFill>
+                  <pic:spPr>
+                    <a:xfrm>
+                      <a:off x="0" y="0"/>
+                      <a:ext cx="1358900" cy="751205"/>
+                    </a:xfrm>
+                    <a:prstGeom prst="rect">
+                      <a:avLst/>
+                    </a:prstGeom>
+                  </pic:spPr>
+                </pic:pic>
+              </a:graphicData>
+            </a:graphic>
+          </wp:inline>
+        </w:drawing>
       </w:r>
     </w:p>
     <w:p>
@@ -2206,32 +2353,54 @@
           <w:szCs w:val="21"/>
         </w:rPr>
       </w:pPr>
-    </w:p>
-    <w:p>
-      <w:pPr>
-        <w:adjustRightInd w:val="0"/>
-        <w:snapToGrid w:val="0"/>
-        <w:rPr>
-          <w:rFonts w:ascii="宋体" w:eastAsia="宋体" w:hAnsi="宋体" w:hint="eastAsia"/>
-          <w:szCs w:val="21"/>
-        </w:rPr>
-      </w:pPr>
-    </w:p>
-    <w:p>
-      <w:pPr>
-        <w:adjustRightInd w:val="0"/>
-        <w:snapToGrid w:val="0"/>
-        <w:rPr>
-          <w:rFonts w:ascii="宋体" w:eastAsia="宋体" w:hAnsi="宋体" w:hint="eastAsia"/>
-          <w:szCs w:val="21"/>
-        </w:rPr>
-      </w:pPr>
-      <w:r>
-        <w:rPr>
-          <w:rFonts w:ascii="宋体" w:eastAsia="宋体" w:hAnsi="宋体" w:hint="eastAsia"/>
-          <w:szCs w:val="21"/>
-        </w:rPr>
-        <w:t>日期：      年      月      日</w:t>
+      <w:r>
+        <w:rPr>
+          <w:rFonts w:ascii="宋体" w:eastAsia="宋体" w:hAnsi="宋体" w:hint="eastAsia"/>
+          <w:szCs w:val="21"/>
+        </w:rPr>
+        <w:t>日期：</w:t>
+      </w:r>
+      <w:r>
+        <w:rPr>
+          <w:rFonts w:ascii="宋体" w:eastAsia="宋体" w:hAnsi="宋体" w:hint="eastAsia"/>
+          <w:szCs w:val="21"/>
+        </w:rPr>
+        <w:t>2026</w:t>
+      </w:r>
+      <w:r>
+        <w:rPr>
+          <w:rFonts w:ascii="宋体" w:eastAsia="宋体" w:hAnsi="宋体" w:hint="eastAsia"/>
+          <w:szCs w:val="21"/>
+        </w:rPr>
+        <w:t>年</w:t>
+      </w:r>
+      <w:r>
+        <w:rPr>
+          <w:rFonts w:ascii="宋体" w:eastAsia="宋体" w:hAnsi="宋体" w:hint="eastAsia"/>
+          <w:szCs w:val="21"/>
+        </w:rPr>
+        <w:t>9</w:t>
+      </w:r>
+      <w:r>
+        <w:rPr>
+          <w:rFonts w:ascii="宋体" w:eastAsia="宋体" w:hAnsi="宋体" w:hint="eastAsia"/>
+          <w:szCs w:val="21"/>
+        </w:rPr>
+        <w:t>月</w:t>
+      </w:r>
+      <w:r>
+        <w:rPr>
+          <w:rFonts w:ascii="宋体" w:eastAsia="宋体" w:hAnsi="宋体" w:hint="eastAsia"/>
+          <w:szCs w:val="21"/>
+        </w:rPr>
+        <w:t>28</w:t>
+      </w:r>
+      <w:r>
+        <w:rPr>
+          <w:rFonts w:ascii="宋体" w:eastAsia="宋体" w:hAnsi="宋体" w:hint="eastAsia"/>
+          <w:szCs w:val="21"/>
+        </w:rPr>
+        <w:t>日</w:t>
       </w:r>
     </w:p>
     <w:p>
@@ -2283,10 +2452,44 @@
       </w:pPr>
       <w:r>
         <w:rPr>
-          <w:rFonts w:ascii="宋体" w:eastAsia="宋体" w:hAnsi="宋体" w:hint="eastAsia"/>
-          <w:szCs w:val="21"/>
-        </w:rPr>
-        <w:t>【预留位：此处插入指导老师电子签名图片】</w:t>
+          <w:rFonts w:ascii="宋体" w:eastAsia="宋体" w:hAnsi="宋体"/>
+          <w:szCs w:val="21"/>
+        </w:rPr>
+        <w:drawing>
+          <wp:inline distT="0" distB="0" distL="0" distR="0" wp14:anchorId="47231705" wp14:editId="28370870">
+            <wp:extent cx="1570467" cy="708034"/>
+            <wp:effectExtent l="0" t="0" r="0" b="0"/>
+            <wp:docPr id="1389134174" name="图片 1"/>
+            <wp:cNvGraphicFramePr>
+              <a:graphicFrameLocks xmlns:a="http://schemas.openxmlformats.org/drawingml/2006/main" noChangeAspect="1"/>
+            </wp:cNvGraphicFramePr>
+            <a:graphic xmlns:a="http://schemas.openxmlformats.org/drawingml/2006/main">
+              <a:graphicData uri="http://schemas.openxmlformats.org/drawingml/2006/picture">
+                <pic:pic xmlns:pic="http://schemas.openxmlformats.org/drawingml/2006/picture">
+                  <pic:nvPicPr>
+                    <pic:cNvPr id="1389134174" name=""/>
+                    <pic:cNvPicPr/>
+                  </pic:nvPicPr>
+                  <pic:blipFill>
+                    <a:blip r:embed="rId11"/>
+                    <a:stretch>
+                      <a:fillRect/>
+                    </a:stretch>
+                  </pic:blipFill>
+                  <pic:spPr>
+                    <a:xfrm>
+                      <a:off x="0" y="0"/>
+                      <a:ext cx="1626368" cy="733237"/>
+                    </a:xfrm>
+                    <a:prstGeom prst="rect">
+                      <a:avLst/>
+                    </a:prstGeom>
+                  </pic:spPr>
+                </pic:pic>
+              </a:graphicData>
+            </a:graphic>
+          </wp:inline>
+        </w:drawing>
       </w:r>
     </w:p>
     <w:p>
@@ -2308,22 +2511,47 @@
           <w:szCs w:val="21"/>
         </w:rPr>
       </w:pPr>
-    </w:p>
-    <w:p>
-      <w:pPr>
-        <w:adjustRightInd w:val="0"/>
-        <w:snapToGrid w:val="0"/>
-        <w:rPr>
-          <w:rFonts w:ascii="宋体" w:eastAsia="宋体" w:hAnsi="宋体" w:hint="eastAsia"/>
-          <w:szCs w:val="21"/>
-        </w:rPr>
-      </w:pPr>
-      <w:r>
-        <w:rPr>
-          <w:rFonts w:ascii="宋体" w:eastAsia="宋体" w:hAnsi="宋体" w:hint="eastAsia"/>
-          <w:szCs w:val="21"/>
-        </w:rPr>
-        <w:t>日期：      年      月      日</w:t>
+      <w:r>
+        <w:rPr>
+          <w:rFonts w:ascii="宋体" w:eastAsia="宋体" w:hAnsi="宋体" w:hint="eastAsia"/>
+          <w:szCs w:val="21"/>
+        </w:rPr>
+        <w:t>日期：</w:t>
+      </w:r>
+      <w:r>
+        <w:rPr>
+          <w:rFonts w:ascii="宋体" w:eastAsia="宋体" w:hAnsi="宋体" w:hint="eastAsia"/>
+          <w:szCs w:val="21"/>
+        </w:rPr>
+        <w:t>2026</w:t>
+      </w:r>
+      <w:r>
+        <w:rPr>
+          <w:rFonts w:ascii="宋体" w:eastAsia="宋体" w:hAnsi="宋体" w:hint="eastAsia"/>
+          <w:szCs w:val="21"/>
+        </w:rPr>
+        <w:t>年</w:t>
+      </w:r>
+      <w:r>
+        <w:rPr>
+          <w:rFonts w:ascii="宋体" w:eastAsia="宋体" w:hAnsi="宋体" w:hint="eastAsia"/>
+          <w:szCs w:val="21"/>
+        </w:rPr>
+        <w:t>9</w:t>
+      </w:r>
+      <w:r>
+        <w:rPr>
+          <w:rFonts w:ascii="宋体" w:eastAsia="宋体" w:hAnsi="宋体" w:hint="eastAsia"/>
+          <w:szCs w:val="21"/>
+        </w:rPr>
+        <w:t>月</w:t>
+      </w:r>
+      <w:r>
+        <w:rPr>
+          <w:rFonts w:ascii="宋体" w:eastAsia="宋体" w:hAnsi="宋体" w:hint="eastAsia"/>
+          <w:szCs w:val="21"/>
+        </w:rPr>
+        <w:t>28日</w:t>
       </w:r>
     </w:p>
     <w:p>
@@ -2505,7 +2733,7 @@
         <w:snapToGrid w:val="0"/>
         <w:ind w:firstLine="420"/>
         <w:rPr>
-          <w:rFonts w:ascii="宋体" w:eastAsia="宋体" w:hAnsi="宋体" w:cs="宋体"/>
+          <w:rFonts w:ascii="宋体" w:eastAsia="宋体" w:hAnsi="宋体" w:cs="宋体" w:hint="eastAsia"/>
           <w:szCs w:val="21"/>
           <w:lang w:eastAsia="zh"/>
         </w:rPr>
@@ -2521,10 +2749,6 @@
     </w:p>
     <w:p>
       <w:pPr>
-        <w:keepNext/>
-        <w:adjustRightInd w:val="0"/>
-        <w:snapToGrid w:val="0"/>
-        <w:ind w:firstLine="420"/>
         <w:jc w:val="center"/>
         <w:rPr>
           <w:rFonts w:hint="eastAsia"/>
@@ -2532,11 +2756,7 @@
       </w:pPr>
       <w:r>
         <w:rPr>
-          <w:rFonts w:ascii="宋体" w:eastAsia="宋体" w:hAnsi="宋体" w:cs="宋体"/>
           <w:noProof/>
-          <w:color w:val="7F7F7F" w:themeColor="text1" w:themeTint="80"/>
-          <w:sz w:val="24"/>
-          <w:szCs w:val="24"/>
           <w:lang w:eastAsia="zh"/>
         </w:rPr>
         <w:drawing>
@@ -2557,7 +2777,7 @@
                     </pic:cNvPicPr>
                   </pic:nvPicPr>
                   <pic:blipFill>
-                    <a:blip r:embed="rId8"/>
+                    <a:blip r:embed="rId12"/>
                     <a:stretch>
                       <a:fillRect/>
                     </a:stretch>
@@ -2582,6 +2802,9 @@
       <w:pPr>
         <w:pStyle w:val="ac"/>
         <w:jc w:val="center"/>
+        <w:rPr>
+          <w:rFonts w:hint="eastAsia"/>
+        </w:rPr>
       </w:pPr>
       <w:r>
         <w:rPr>
@@ -2651,7 +2874,13 @@
         <w:t>应用交互流程图</w:t>
       </w:r>
     </w:p>
-    <w:p/>
+    <w:p>
+      <w:pPr>
+        <w:rPr>
+          <w:rFonts w:hint="eastAsia"/>
+        </w:rPr>
+      </w:pPr>
+    </w:p>
     <w:p>
       <w:pPr>
         <w:rPr>
@@ -2679,7 +2908,25 @@
           <w:szCs w:val="24"/>
         </w:rPr>
         <w:lastRenderedPageBreak/>
-        <w:t>（3）应用宣传海报</w:t>
+        <w:t>（</w:t>
+      </w:r>
+      <w:r>
+        <w:rPr>
+          <w:rFonts w:ascii="宋体" w:eastAsia="宋体" w:hAnsi="宋体" w:hint="eastAsia"/>
+          <w:b/>
+          <w:sz w:val="24"/>
+          <w:szCs w:val="24"/>
+        </w:rPr>
+        <w:t>2</w:t>
+      </w:r>
+      <w:r>
+        <w:rPr>
+          <w:rFonts w:ascii="宋体" w:eastAsia="宋体" w:hAnsi="宋体" w:hint="eastAsia"/>
+          <w:b/>
+          <w:sz w:val="24"/>
+          <w:szCs w:val="24"/>
+        </w:rPr>
+        <w:t>）应用宣传海报</w:t>
       </w:r>
     </w:p>
     <w:p>
@@ -2728,27 +2975,7 @@
         <w:ind w:firstLine="420"/>
         <w:jc w:val="left"/>
         <w:rPr>
-          <w:rFonts w:ascii="宋体" w:eastAsia="宋体" w:hAnsi="宋体" w:cs="宋体"/>
-          <w:szCs w:val="21"/>
-          <w:lang w:eastAsia="zh"/>
-        </w:rPr>
-      </w:pPr>
-      <w:r>
-        <w:rPr>
-          <w:rFonts w:ascii="宋体" w:eastAsia="宋体" w:hAnsi="宋体" w:cs="宋体" w:hint="eastAsia"/>
-          <w:szCs w:val="21"/>
-          <w:lang w:eastAsia="zh"/>
-        </w:rPr>
-        <w:t>《Beat-Per-Mile跑步电台》搭载鸿蒙实时音频处理引擎，无损变速算法，只调速度、不改音高，你手机里所有本地歌曲，都能精准适配160-180BPM黄金跑步步频，原声质感丝毫不减。</w:t>
-      </w:r>
-    </w:p>
-    <w:p>
-      <w:pPr>
-        <w:widowControl/>
-        <w:ind w:firstLine="420"/>
-        <w:jc w:val="left"/>
-        <w:rPr>
-          <w:rFonts w:ascii="宋体" w:eastAsia="宋体" w:hAnsi="宋体" w:cs="宋体"/>
+          <w:rFonts w:ascii="宋体" w:eastAsia="宋体" w:hAnsi="宋体" w:cs="宋体" w:hint="eastAsia"/>
           <w:szCs w:val="21"/>
           <w:lang w:eastAsia="zh"/>
         </w:rPr>
@@ -2761,9 +2988,17 @@
           <w:lang w:eastAsia="zh"/>
         </w:rPr>
         <w:drawing>
-          <wp:inline distT="0" distB="0" distL="114300" distR="114300" wp14:anchorId="59CC9380" wp14:editId="7884585F">
-            <wp:extent cx="5092071" cy="7202816"/>
-            <wp:effectExtent l="0" t="0" r="0" b="0"/>
+          <wp:anchor distT="0" distB="0" distL="114300" distR="114300" simplePos="0" relativeHeight="251659264" behindDoc="0" locked="0" layoutInCell="1" allowOverlap="1" wp14:anchorId="59CC9380" wp14:editId="2380E967">
+            <wp:simplePos x="0" y="0"/>
+            <wp:positionH relativeFrom="column">
+              <wp:posOffset>120650</wp:posOffset>
+            </wp:positionH>
+            <wp:positionV relativeFrom="paragraph">
+              <wp:posOffset>641985</wp:posOffset>
+            </wp:positionV>
+            <wp:extent cx="4923790" cy="6965315"/>
+            <wp:effectExtent l="0" t="0" r="0" b="6985"/>
+            <wp:wrapSquare wrapText="bothSides"/>
             <wp:docPr id="14" name="图片 14"/>
             <wp:cNvGraphicFramePr>
               <a:graphicFrameLocks xmlns:a="http://schemas.openxmlformats.org/drawingml/2006/main" noChangeAspect="1"/>
@@ -2778,7 +3013,7 @@
                     </pic:cNvPicPr>
                   </pic:nvPicPr>
                   <pic:blipFill>
-                    <a:blip r:embed="rId9"/>
+                    <a:blip r:embed="rId13"/>
                     <a:stretch>
                       <a:fillRect/>
                     </a:stretch>
@@ -2786,7 +3021,7 @@
                   <pic:spPr>
                     <a:xfrm>
                       <a:off x="0" y="0"/>
-                      <a:ext cx="5117649" cy="7238996"/>
+                      <a:ext cx="4923790" cy="6965315"/>
                     </a:xfrm>
                     <a:prstGeom prst="rect">
                       <a:avLst/>
@@ -2795,33 +3030,136 @@
                 </pic:pic>
               </a:graphicData>
             </a:graphic>
-          </wp:inline>
+            <wp14:sizeRelH relativeFrom="margin">
+              <wp14:pctWidth>0</wp14:pctWidth>
+            </wp14:sizeRelH>
+            <wp14:sizeRelV relativeFrom="margin">
+              <wp14:pctHeight>0</wp14:pctHeight>
+            </wp14:sizeRelV>
+          </wp:anchor>
         </w:drawing>
       </w:r>
-    </w:p>
-    <w:p>
-      <w:pPr>
-        <w:widowControl/>
-        <w:ind w:firstLine="420"/>
-        <w:jc w:val="left"/>
-        <w:rPr>
-          <w:rFonts w:ascii="宋体" w:eastAsia="宋体" w:hAnsi="宋体" w:cs="宋体" w:hint="eastAsia"/>
-          <w:szCs w:val="21"/>
-          <w:lang w:eastAsia="zh"/>
-        </w:rPr>
-      </w:pPr>
-      <w:r>
-        <w:rPr>
-          <w:rFonts w:ascii="宋体" w:eastAsia="宋体" w:hAnsi="宋体" w:cs="宋体" w:hint="eastAsia"/>
+      <w:r>
+        <w:rPr>
+          <w:rFonts w:ascii="宋体" w:eastAsia="宋体" w:hAnsi="宋体" w:cs="宋体" w:hint="eastAsia"/>
+          <w:szCs w:val="21"/>
+          <w:lang w:eastAsia="zh"/>
+        </w:rPr>
+        <w:t>《Beat-Per-Mile跑步电台》搭载鸿蒙实时音频处理引擎，无损变速算法，只调速度、不改音高，你手机里所有本地歌曲，都能精准适配160-180BPM黄金跑步步频，原声质感丝毫不减。</w:t>
+      </w:r>
+    </w:p>
+    <w:p>
+      <w:pPr>
+        <w:pStyle w:val="ac"/>
+        <w:jc w:val="center"/>
+        <w:rPr>
+          <w:rFonts w:ascii="宋体" w:hAnsi="宋体" w:cs="宋体" w:hint="eastAsia"/>
+          <w:szCs w:val="18"/>
+          <w:lang w:eastAsia="zh"/>
+        </w:rPr>
+      </w:pPr>
+      <w:r>
+        <w:rPr>
+          <w:rFonts w:hint="eastAsia"/>
+        </w:rPr>
+        <w:t>图</w:t>
+      </w:r>
+      <w:r>
+        <w:rPr>
+          <w:rFonts w:hint="eastAsia"/>
+        </w:rPr>
+        <w:t xml:space="preserve"> </w:t>
+      </w:r>
+      <w:r>
+        <w:rPr>
+          <w:rFonts w:hint="eastAsia"/>
+        </w:rPr>
+        <w:fldChar w:fldCharType="begin"/>
+      </w:r>
+      <w:r>
+        <w:rPr>
+          <w:rFonts w:hint="eastAsia"/>
+        </w:rPr>
+        <w:instrText xml:space="preserve"> SEQ </w:instrText>
+      </w:r>
+      <w:r>
+        <w:rPr>
+          <w:rFonts w:hint="eastAsia"/>
+        </w:rPr>
+        <w:instrText>图</w:instrText>
+      </w:r>
+      <w:r>
+        <w:rPr>
+          <w:rFonts w:hint="eastAsia"/>
+        </w:rPr>
+        <w:instrText xml:space="preserve"> \* ARABIC </w:instrText>
+      </w:r>
+      <w:r>
+        <w:rPr>
+          <w:rFonts w:hint="eastAsia"/>
+        </w:rPr>
+        <w:fldChar w:fldCharType="separate"/>
+      </w:r>
+      <w:r>
+        <w:rPr>
+          <w:rFonts w:hint="eastAsia"/>
+          <w:noProof/>
+        </w:rPr>
+        <w:t>2</w:t>
+      </w:r>
+      <w:r>
+        <w:rPr>
+          <w:rFonts w:hint="eastAsia"/>
+        </w:rPr>
+        <w:fldChar w:fldCharType="end"/>
+      </w:r>
+      <w:r>
+        <w:rPr>
+          <w:rFonts w:hint="eastAsia"/>
+        </w:rPr>
+        <w:t xml:space="preserve"> </w:t>
+      </w:r>
+      <w:r>
+        <w:rPr>
+          <w:rFonts w:hint="eastAsia"/>
+        </w:rPr>
+        <w:t>应用宣传海报</w:t>
+      </w:r>
+      <w:r>
+        <w:rPr>
+          <w:rFonts w:hint="eastAsia"/>
+        </w:rPr>
+        <w:t>-1</w:t>
+      </w:r>
+    </w:p>
+    <w:p>
+      <w:pPr>
+        <w:pStyle w:val="ac"/>
+        <w:jc w:val="center"/>
+        <w:rPr>
+          <w:rFonts w:hint="eastAsia"/>
+        </w:rPr>
+      </w:pPr>
+      <w:r>
+        <w:rPr>
+          <w:rFonts w:ascii="宋体" w:hAnsi="宋体" w:cs="宋体" w:hint="eastAsia"/>
           <w:noProof/>
           <w:szCs w:val="21"/>
           <w:lang w:eastAsia="zh"/>
         </w:rPr>
         <w:lastRenderedPageBreak/>
         <w:drawing>
-          <wp:inline distT="0" distB="0" distL="114300" distR="114300" wp14:anchorId="474C792E" wp14:editId="4C1FCB3D">
-            <wp:extent cx="5270093" cy="7454632"/>
-            <wp:effectExtent l="0" t="0" r="6985" b="0"/>
+          <wp:anchor distT="0" distB="0" distL="114300" distR="114300" simplePos="0" relativeHeight="251658240" behindDoc="0" locked="0" layoutInCell="1" allowOverlap="1" wp14:anchorId="474C792E" wp14:editId="522704D8">
+            <wp:simplePos x="0" y="0"/>
+            <wp:positionH relativeFrom="column">
+              <wp:posOffset>192405</wp:posOffset>
+            </wp:positionH>
+            <wp:positionV relativeFrom="paragraph">
+              <wp:posOffset>112899</wp:posOffset>
+            </wp:positionV>
+            <wp:extent cx="5188585" cy="7339965"/>
+            <wp:effectExtent l="0" t="0" r="0" b="0"/>
+            <wp:wrapSquare wrapText="bothSides"/>
             <wp:docPr id="12" name="图片 12"/>
             <wp:cNvGraphicFramePr>
               <a:graphicFrameLocks xmlns:a="http://schemas.openxmlformats.org/drawingml/2006/main" noChangeAspect="1"/>
@@ -2836,7 +3174,137 @@
                     </pic:cNvPicPr>
                   </pic:nvPicPr>
                   <pic:blipFill>
-                    <a:blip r:embed="rId10"/>
+                    <a:blip r:embed="rId14"/>
+                    <a:stretch>
+                      <a:fillRect/>
+                    </a:stretch>
+                  </pic:blipFill>
+                  <pic:spPr>
+                    <a:xfrm>
+                      <a:off x="0" y="0"/>
+                      <a:ext cx="5188585" cy="7339965"/>
+                    </a:xfrm>
+                    <a:prstGeom prst="rect">
+                      <a:avLst/>
+                    </a:prstGeom>
+                  </pic:spPr>
+                </pic:pic>
+              </a:graphicData>
+            </a:graphic>
+            <wp14:sizeRelH relativeFrom="margin">
+              <wp14:pctWidth>0</wp14:pctWidth>
+            </wp14:sizeRelH>
+            <wp14:sizeRelV relativeFrom="margin">
+              <wp14:pctHeight>0</wp14:pctHeight>
+            </wp14:sizeRelV>
+          </wp:anchor>
+        </w:drawing>
+      </w:r>
+      <w:r>
+        <w:rPr>
+          <w:rFonts w:hint="eastAsia"/>
+        </w:rPr>
+        <w:t>图</w:t>
+      </w:r>
+      <w:r>
+        <w:rPr>
+          <w:rFonts w:hint="eastAsia"/>
+        </w:rPr>
+        <w:t xml:space="preserve"> </w:t>
+      </w:r>
+      <w:r>
+        <w:rPr>
+          <w:rFonts w:hint="eastAsia"/>
+        </w:rPr>
+        <w:fldChar w:fldCharType="begin"/>
+      </w:r>
+      <w:r>
+        <w:rPr>
+          <w:rFonts w:hint="eastAsia"/>
+        </w:rPr>
+        <w:instrText xml:space="preserve"> SEQ </w:instrText>
+      </w:r>
+      <w:r>
+        <w:rPr>
+          <w:rFonts w:hint="eastAsia"/>
+        </w:rPr>
+        <w:instrText>图</w:instrText>
+      </w:r>
+      <w:r>
+        <w:rPr>
+          <w:rFonts w:hint="eastAsia"/>
+        </w:rPr>
+        <w:instrText xml:space="preserve"> \* ARABIC </w:instrText>
+      </w:r>
+      <w:r>
+        <w:rPr>
+          <w:rFonts w:hint="eastAsia"/>
+        </w:rPr>
+        <w:fldChar w:fldCharType="separate"/>
+      </w:r>
+      <w:r>
+        <w:rPr>
+          <w:rFonts w:hint="eastAsia"/>
+          <w:noProof/>
+        </w:rPr>
+        <w:t>3</w:t>
+      </w:r>
+      <w:r>
+        <w:rPr>
+          <w:rFonts w:hint="eastAsia"/>
+        </w:rPr>
+        <w:fldChar w:fldCharType="end"/>
+      </w:r>
+      <w:r>
+        <w:rPr>
+          <w:rFonts w:hint="eastAsia"/>
+        </w:rPr>
+        <w:t>应用宣传海报</w:t>
+      </w:r>
+      <w:r>
+        <w:rPr>
+          <w:rFonts w:hint="eastAsia"/>
+        </w:rPr>
+        <w:t>-2</w:t>
+      </w:r>
+    </w:p>
+    <w:p>
+      <w:pPr>
+        <w:keepNext/>
+        <w:widowControl/>
+        <w:ind w:firstLine="420"/>
+        <w:jc w:val="left"/>
+        <w:rPr>
+          <w:rFonts w:hint="eastAsia"/>
+        </w:rPr>
+      </w:pPr>
+      <w:r>
+        <w:rPr>
+          <w:rFonts w:ascii="宋体" w:eastAsia="宋体" w:hAnsi="宋体" w:cs="宋体" w:hint="eastAsia"/>
+          <w:noProof/>
+          <w:szCs w:val="21"/>
+          <w:lang w:eastAsia="zh"/>
+        </w:rPr>
+        <w:lastRenderedPageBreak/>
+        <w:drawing>
+          <wp:inline distT="0" distB="0" distL="114300" distR="114300" wp14:anchorId="3A43DB96" wp14:editId="18E1418A">
+            <wp:extent cx="5270093" cy="7454632"/>
+            <wp:effectExtent l="0" t="0" r="6985" b="0"/>
+            <wp:docPr id="13" name="图片 13"/>
+            <wp:cNvGraphicFramePr>
+              <a:graphicFrameLocks xmlns:a="http://schemas.openxmlformats.org/drawingml/2006/main" noChangeAspect="1"/>
+            </wp:cNvGraphicFramePr>
+            <a:graphic xmlns:a="http://schemas.openxmlformats.org/drawingml/2006/main">
+              <a:graphicData uri="http://schemas.openxmlformats.org/drawingml/2006/picture">
+                <pic:pic xmlns:pic="http://schemas.openxmlformats.org/drawingml/2006/picture">
+                  <pic:nvPicPr>
+                    <pic:cNvPr id="13" name="图片 13"/>
+                    <pic:cNvPicPr>
+                      <a:picLocks noChangeAspect="1"/>
+                    </pic:cNvPicPr>
+                  </pic:nvPicPr>
+                  <pic:blipFill>
+                    <a:blip r:embed="rId15"/>
                     <a:stretch>
                       <a:fillRect/>
                     </a:stretch>
@@ -2856,51 +3324,83 @@
           </wp:inline>
         </w:drawing>
       </w:r>
-      <w:r>
-        <w:rPr>
-          <w:rFonts w:ascii="宋体" w:eastAsia="宋体" w:hAnsi="宋体" w:cs="宋体" w:hint="eastAsia"/>
+    </w:p>
+    <w:p>
+      <w:pPr>
+        <w:pStyle w:val="ac"/>
+        <w:jc w:val="center"/>
+        <w:rPr>
+          <w:rFonts w:ascii="宋体" w:hAnsi="宋体" w:cs="宋体" w:hint="eastAsia"/>
+          <w:szCs w:val="21"/>
+          <w:lang w:eastAsia="zh"/>
+        </w:rPr>
+      </w:pPr>
+      <w:r>
+        <w:rPr>
+          <w:rFonts w:hint="eastAsia"/>
+        </w:rPr>
+        <w:t>图</w:t>
+      </w:r>
+      <w:r>
+        <w:rPr>
+          <w:rFonts w:hint="eastAsia"/>
+        </w:rPr>
+        <w:t xml:space="preserve"> </w:t>
+      </w:r>
+      <w:r>
+        <w:rPr>
+          <w:rFonts w:hint="eastAsia"/>
+        </w:rPr>
+        <w:fldChar w:fldCharType="begin"/>
+      </w:r>
+      <w:r>
+        <w:rPr>
+          <w:rFonts w:hint="eastAsia"/>
+        </w:rPr>
+        <w:instrText xml:space="preserve"> SEQ </w:instrText>
+      </w:r>
+      <w:r>
+        <w:rPr>
+          <w:rFonts w:hint="eastAsia"/>
+        </w:rPr>
+        <w:instrText>图</w:instrText>
+      </w:r>
+      <w:r>
+        <w:rPr>
+          <w:rFonts w:hint="eastAsia"/>
+        </w:rPr>
+        <w:instrText xml:space="preserve"> \* ARABIC </w:instrText>
+      </w:r>
+      <w:r>
+        <w:rPr>
+          <w:rFonts w:hint="eastAsia"/>
+        </w:rPr>
+        <w:fldChar w:fldCharType="separate"/>
+      </w:r>
+      <w:r>
+        <w:rPr>
+          <w:rFonts w:hint="eastAsia"/>
           <w:noProof/>
-          <w:szCs w:val="21"/>
-          <w:lang w:eastAsia="zh"/>
-        </w:rPr>
-        <w:lastRenderedPageBreak/>
-        <w:drawing>
-          <wp:inline distT="0" distB="0" distL="114300" distR="114300" wp14:anchorId="3A43DB96" wp14:editId="14251739">
-            <wp:extent cx="5270093" cy="7454632"/>
-            <wp:effectExtent l="0" t="0" r="6985" b="0"/>
-            <wp:docPr id="13" name="图片 13"/>
-            <wp:cNvGraphicFramePr>
-              <a:graphicFrameLocks xmlns:a="http://schemas.openxmlformats.org/drawingml/2006/main" noChangeAspect="1"/>
-            </wp:cNvGraphicFramePr>
-            <a:graphic xmlns:a="http://schemas.openxmlformats.org/drawingml/2006/main">
-              <a:graphicData uri="http://schemas.openxmlformats.org/drawingml/2006/picture">
-                <pic:pic xmlns:pic="http://schemas.openxmlformats.org/drawingml/2006/picture">
-                  <pic:nvPicPr>
-                    <pic:cNvPr id="13" name="图片 13"/>
-                    <pic:cNvPicPr>
-                      <a:picLocks noChangeAspect="1"/>
-                    </pic:cNvPicPr>
-                  </pic:nvPicPr>
-                  <pic:blipFill>
-                    <a:blip r:embed="rId11"/>
-                    <a:stretch>
-                      <a:fillRect/>
-                    </a:stretch>
-                  </pic:blipFill>
-                  <pic:spPr>
-                    <a:xfrm>
-                      <a:off x="0" y="0"/>
-                      <a:ext cx="5270093" cy="7454632"/>
-                    </a:xfrm>
-                    <a:prstGeom prst="rect">
-                      <a:avLst/>
-                    </a:prstGeom>
-                  </pic:spPr>
-                </pic:pic>
-              </a:graphicData>
-            </a:graphic>
-          </wp:inline>
-        </w:drawing>
+        </w:rPr>
+        <w:t>4</w:t>
+      </w:r>
+      <w:r>
+        <w:rPr>
+          <w:rFonts w:hint="eastAsia"/>
+        </w:rPr>
+        <w:fldChar w:fldCharType="end"/>
+      </w:r>
+      <w:r>
+        <w:rPr>
+          <w:rFonts w:hint="eastAsia"/>
+        </w:rPr>
+        <w:t>应用宣传海报</w:t>
+      </w:r>
+      <w:r>
+        <w:rPr>
+          <w:rFonts w:hint="eastAsia"/>
+        </w:rPr>
+        <w:t>-3</w:t>
       </w:r>
     </w:p>
     <w:p>
@@ -2945,7 +3445,25 @@
           <w:szCs w:val="24"/>
         </w:rPr>
         <w:lastRenderedPageBreak/>
-        <w:t>（4）核心界面展示</w:t>
+        <w:t>（</w:t>
+      </w:r>
+      <w:r>
+        <w:rPr>
+          <w:rFonts w:ascii="宋体" w:eastAsia="宋体" w:hAnsi="宋体" w:hint="eastAsia"/>
+          <w:b/>
+          <w:sz w:val="24"/>
+          <w:szCs w:val="24"/>
+        </w:rPr>
+        <w:t>3</w:t>
+      </w:r>
+      <w:r>
+        <w:rPr>
+          <w:rFonts w:ascii="宋体" w:eastAsia="宋体" w:hAnsi="宋体" w:hint="eastAsia"/>
+          <w:b/>
+          <w:sz w:val="24"/>
+          <w:szCs w:val="24"/>
+        </w:rPr>
+        <w:t>）核心界面展示</w:t>
       </w:r>
     </w:p>
     <w:p>
@@ -3004,7 +3522,7 @@
                     </pic:cNvPicPr>
                   </pic:nvPicPr>
                   <pic:blipFill>
-                    <a:blip r:embed="rId12"/>
+                    <a:blip r:embed="rId16"/>
                     <a:stretch>
                       <a:fillRect/>
                     </a:stretch>
@@ -3382,13 +3900,33 @@
           <w:szCs w:val="21"/>
           <w:lang w:eastAsia="zh"/>
         </w:rPr>
-      </w:pPr>
-      <w:r>
-        <w:rPr>
-          <w:rFonts w:ascii="宋体" w:eastAsia="宋体" w:hAnsi="宋体" w:cs="宋体" w:hint="eastAsia"/>
-          <w:szCs w:val="21"/>
-          <w:lang w:eastAsia="zh"/>
-        </w:rPr>
+        <w:sectPr>
+          <w:footerReference w:type="default" r:id="rId17"/>
+          <w:pgSz w:w="11900" w:h="16840"/>
+          <w:pgMar w:top="1440" w:right="1800" w:bottom="1440" w:left="1800" w:header="851" w:footer="850" w:gutter="0"/>
+          <w:cols w:space="425"/>
+          <w:docGrid w:type="lines" w:linePitch="312"/>
+        </w:sectPr>
+      </w:pPr>
+    </w:p>
+    <w:p>
+      <w:pPr>
+        <w:widowControl/>
+        <w:ind w:firstLine="420"/>
+        <w:jc w:val="left"/>
+        <w:rPr>
+          <w:rFonts w:ascii="宋体" w:eastAsia="宋体" w:hAnsi="宋体" w:cs="宋体" w:hint="eastAsia"/>
+          <w:szCs w:val="21"/>
+          <w:lang w:eastAsia="zh"/>
+        </w:rPr>
+      </w:pPr>
+      <w:r>
+        <w:rPr>
+          <w:rFonts w:ascii="宋体" w:eastAsia="宋体" w:hAnsi="宋体" w:cs="宋体" w:hint="eastAsia"/>
+          <w:szCs w:val="21"/>
+          <w:lang w:eastAsia="zh"/>
+        </w:rPr>
+        <w:lastRenderedPageBreak/>
         <w:t>4.2 运动播放界面</w:t>
       </w:r>
     </w:p>
@@ -3410,7 +3948,6 @@
           <w:szCs w:val="21"/>
           <w:lang w:eastAsia="zh"/>
         </w:rPr>
-        <w:lastRenderedPageBreak/>
         <w:drawing>
           <wp:inline distT="0" distB="0" distL="114300" distR="114300" wp14:anchorId="1E98D424" wp14:editId="780E8C52">
             <wp:extent cx="1036597" cy="2242820"/>
@@ -3429,7 +3966,7 @@
                     </pic:cNvPicPr>
                   </pic:nvPicPr>
                   <pic:blipFill>
-                    <a:blip r:embed="rId13"/>
+                    <a:blip r:embed="rId18"/>
                     <a:stretch>
                       <a:fillRect/>
                     </a:stretch>
@@ -3904,7 +4441,7 @@
                     </pic:cNvPicPr>
                   </pic:nvPicPr>
                   <pic:blipFill>
-                    <a:blip r:embed="rId14"/>
+                    <a:blip r:embed="rId19"/>
                     <a:stretch>
                       <a:fillRect/>
                     </a:stretch>
@@ -4180,15 +4717,32 @@
           <w:szCs w:val="21"/>
           <w:lang w:eastAsia="zh"/>
         </w:rPr>
-      </w:pPr>
-      <w:r>
-        <w:rPr>
-          <w:rFonts w:ascii="宋体" w:eastAsia="宋体" w:hAnsi="宋体" w:cs="宋体" w:hint="eastAsia"/>
-          <w:szCs w:val="21"/>
-          <w:lang w:eastAsia="zh"/>
-        </w:rPr>
-        <w:t>排序调整：长按歌曲并上下拖动，即可自由改变该歌曲在当前播放列表中的排列顺序。</w:t>
-      </w:r>
+        <w:sectPr>
+          <w:pgSz w:w="11900" w:h="16840"/>
+          <w:pgMar w:top="1440" w:right="1800" w:bottom="1440" w:left="1800" w:header="851" w:footer="850" w:gutter="0"/>
+          <w:cols w:space="425"/>
+          <w:docGrid w:type="lines" w:linePitch="312"/>
+        </w:sectPr>
+      </w:pPr>
+      <w:r>
+        <w:rPr>
+          <w:rFonts w:ascii="宋体" w:eastAsia="宋体" w:hAnsi="宋体" w:cs="宋体" w:hint="eastAsia"/>
+          <w:szCs w:val="21"/>
+          <w:lang w:eastAsia="zh"/>
+        </w:rPr>
+        <w:t>排序调整：长按歌曲并上下拖动，即可自由改变该歌曲在当前播放列表中的排列顺序</w:t>
+      </w:r>
+    </w:p>
+    <w:p>
+      <w:pPr>
+        <w:widowControl/>
+        <w:jc w:val="left"/>
+        <w:rPr>
+          <w:rFonts w:ascii="宋体" w:eastAsia="宋体" w:hAnsi="宋体" w:cs="宋体" w:hint="eastAsia"/>
+          <w:szCs w:val="21"/>
+          <w:lang w:eastAsia="zh"/>
+        </w:rPr>
+      </w:pPr>
     </w:p>
     <w:p>
       <w:pPr>
@@ -4246,7 +4800,7 @@
                     </pic:cNvPicPr>
                   </pic:nvPicPr>
                   <pic:blipFill>
-                    <a:blip r:embed="rId15"/>
+                    <a:blip r:embed="rId20"/>
                     <a:stretch>
                       <a:fillRect/>
                     </a:stretch>
@@ -4308,7 +4862,6 @@
           <w:szCs w:val="21"/>
           <w:lang w:eastAsia="zh"/>
         </w:rPr>
-        <w:lastRenderedPageBreak/>
         <w:t>界面整体功能</w:t>
       </w:r>
       <w:r>
@@ -4651,15 +5204,32 @@
           <w:szCs w:val="21"/>
           <w:lang w:eastAsia="zh"/>
         </w:rPr>
-      </w:pPr>
-      <w:r>
-        <w:rPr>
-          <w:rFonts w:ascii="宋体" w:eastAsia="宋体" w:hAnsi="宋体" w:cs="宋体" w:hint="eastAsia"/>
-          <w:szCs w:val="21"/>
-          <w:lang w:eastAsia="zh"/>
-        </w:rPr>
-        <w:t>清空曲线：点击“清空曲线”按钮，即可一键清除当前绘图区内已绘制的所有曲线。</w:t>
-      </w:r>
+        <w:sectPr>
+          <w:pgSz w:w="11900" w:h="16840"/>
+          <w:pgMar w:top="1440" w:right="1800" w:bottom="1440" w:left="1800" w:header="851" w:footer="850" w:gutter="0"/>
+          <w:cols w:space="425"/>
+          <w:docGrid w:type="lines" w:linePitch="312"/>
+        </w:sectPr>
+      </w:pPr>
+      <w:r>
+        <w:rPr>
+          <w:rFonts w:ascii="宋体" w:eastAsia="宋体" w:hAnsi="宋体" w:cs="宋体" w:hint="eastAsia"/>
+          <w:szCs w:val="21"/>
+          <w:lang w:eastAsia="zh"/>
+        </w:rPr>
+        <w:t>清空曲线：点击“清空曲线”按钮，即可一键清除当前绘图区内已绘制的所有曲线</w:t>
+      </w:r>
+    </w:p>
+    <w:p>
+      <w:pPr>
+        <w:widowControl/>
+        <w:jc w:val="left"/>
+        <w:rPr>
+          <w:rFonts w:ascii="宋体" w:eastAsia="宋体" w:hAnsi="宋体" w:cs="宋体" w:hint="eastAsia"/>
+          <w:szCs w:val="21"/>
+          <w:lang w:eastAsia="zh"/>
+        </w:rPr>
+      </w:pPr>
     </w:p>
     <w:p>
       <w:pPr>
@@ -4717,7 +5287,7 @@
                     </pic:cNvPicPr>
                   </pic:nvPicPr>
                   <pic:blipFill>
-                    <a:blip r:embed="rId16"/>
+                    <a:blip r:embed="rId21"/>
                     <a:stretch>
                       <a:fillRect/>
                     </a:stretch>
@@ -4875,7 +5445,6 @@
           <w:szCs w:val="21"/>
           <w:lang w:eastAsia="zh"/>
         </w:rPr>
-        <w:lastRenderedPageBreak/>
         <w:t>基础交互：列表的选择交互逻辑与“播放列表界面”保持一致。</w:t>
       </w:r>
     </w:p>
@@ -4969,15 +5538,32 @@
           <w:szCs w:val="21"/>
           <w:lang w:eastAsia="zh"/>
         </w:rPr>
-      </w:pPr>
-      <w:r>
-        <w:rPr>
-          <w:rFonts w:ascii="宋体" w:eastAsia="宋体" w:hAnsi="宋体" w:cs="宋体" w:hint="eastAsia"/>
-          <w:szCs w:val="21"/>
-          <w:lang w:eastAsia="zh"/>
-        </w:rPr>
-        <w:t>编辑功能：点击曲线右下方的“编辑”按钮，可直接跳转至“曲线编辑界面”对该曲线进行二次修改。</w:t>
-      </w:r>
+        <w:sectPr>
+          <w:pgSz w:w="11900" w:h="16840"/>
+          <w:pgMar w:top="1440" w:right="1800" w:bottom="1440" w:left="1800" w:header="851" w:footer="850" w:gutter="0"/>
+          <w:cols w:space="425"/>
+          <w:docGrid w:type="lines" w:linePitch="312"/>
+        </w:sectPr>
+      </w:pPr>
+      <w:r>
+        <w:rPr>
+          <w:rFonts w:ascii="宋体" w:eastAsia="宋体" w:hAnsi="宋体" w:cs="宋体" w:hint="eastAsia"/>
+          <w:szCs w:val="21"/>
+          <w:lang w:eastAsia="zh"/>
+        </w:rPr>
+        <w:t>编辑功能：点击曲线右下方的“编辑”按钮，可直接跳转至“曲线编辑界面”对该曲线进行二次修改</w:t>
+      </w:r>
+    </w:p>
+    <w:p>
+      <w:pPr>
+        <w:widowControl/>
+        <w:jc w:val="left"/>
+        <w:rPr>
+          <w:rFonts w:ascii="宋体" w:eastAsia="宋体" w:hAnsi="宋体" w:cs="宋体" w:hint="eastAsia"/>
+          <w:szCs w:val="21"/>
+          <w:lang w:eastAsia="zh"/>
+        </w:rPr>
+      </w:pPr>
     </w:p>
     <w:p>
       <w:pPr>
@@ -5035,7 +5621,7 @@
                     </pic:cNvPicPr>
                   </pic:nvPicPr>
                   <pic:blipFill>
-                    <a:blip r:embed="rId17"/>
+                    <a:blip r:embed="rId22"/>
                     <a:stretch>
                       <a:fillRect/>
                     </a:stretch>
@@ -5433,7 +6019,6 @@
           <w:rFonts w:ascii="宋体" w:eastAsia="宋体" w:hAnsi="宋体" w:cs="宋体" w:hint="eastAsia"/>
           <w:szCs w:val="21"/>
         </w:rPr>
-        <w:lastRenderedPageBreak/>
         <w:t>·</w:t>
       </w:r>
       <w:r>
@@ -5448,6 +6033,36 @@
       <w:pPr>
         <w:widowControl/>
         <w:ind w:firstLine="420"/>
+        <w:jc w:val="left"/>
+        <w:rPr>
+          <w:rFonts w:ascii="宋体" w:eastAsia="宋体" w:hAnsi="宋体" w:cs="宋体" w:hint="eastAsia"/>
+          <w:szCs w:val="21"/>
+        </w:rPr>
+        <w:sectPr>
+          <w:pgSz w:w="11900" w:h="16840"/>
+          <w:pgMar w:top="1440" w:right="1800" w:bottom="1440" w:left="1800" w:header="851" w:footer="850" w:gutter="0"/>
+          <w:cols w:space="425"/>
+          <w:docGrid w:type="lines" w:linePitch="312"/>
+        </w:sectPr>
+      </w:pPr>
+      <w:r>
+        <w:rPr>
+          <w:rFonts w:ascii="宋体" w:eastAsia="宋体" w:hAnsi="宋体" w:cs="宋体" w:hint="eastAsia"/>
+          <w:szCs w:val="21"/>
+        </w:rPr>
+        <w:t>·</w:t>
+      </w:r>
+      <w:r>
+        <w:rPr>
+          <w:rFonts w:ascii="宋体" w:eastAsia="宋体" w:hAnsi="宋体" w:cs="宋体"/>
+          <w:szCs w:val="21"/>
+        </w:rPr>
+        <w:t>实现音乐节奏与人体跑步步伐的高度契合，大幅提升跑步运动的沉浸感与运动训练效率。</w:t>
+      </w:r>
+    </w:p>
+    <w:p>
+      <w:pPr>
+        <w:widowControl/>
         <w:jc w:val="left"/>
         <w:rPr>
           <w:rFonts w:ascii="宋体" w:eastAsia="宋体" w:hAnsi="宋体" w:cs="宋体" w:hint="eastAsia"/>
@@ -5455,20 +6070,6 @@
           <w:szCs w:val="24"/>
         </w:rPr>
       </w:pPr>
-      <w:r>
-        <w:rPr>
-          <w:rFonts w:ascii="宋体" w:eastAsia="宋体" w:hAnsi="宋体" w:cs="宋体" w:hint="eastAsia"/>
-          <w:szCs w:val="21"/>
-        </w:rPr>
-        <w:t>·</w:t>
-      </w:r>
-      <w:r>
-        <w:rPr>
-          <w:rFonts w:ascii="宋体" w:eastAsia="宋体" w:hAnsi="宋体" w:cs="宋体"/>
-          <w:szCs w:val="21"/>
-        </w:rPr>
-        <w:t>实现音乐节奏与人体跑步步伐的高度契合，大幅提升跑步运动的沉浸感与运动训练效率。</w:t>
-      </w:r>
     </w:p>
     <w:p>
       <w:pPr>
@@ -5903,7 +6504,23 @@
           <w:rFonts w:ascii="宋体" w:eastAsia="宋体" w:hAnsi="宋体" w:hint="eastAsia"/>
           <w:szCs w:val="21"/>
         </w:rPr>
-        <w:t xml:space="preserve"> 解码、Essentia 节拍分析与 Signalsmith Stretch 变速引擎构成；应用交互层负责模式切换、曲线编辑与数据可视化。</w:t>
+        <w:t xml:space="preserve"> 解码、Essentia 节拍分析与 </w:t>
+      </w:r>
+      <w:proofErr w:type="spellStart"/>
+      <w:r>
+        <w:rPr>
+          <w:rFonts w:ascii="宋体" w:eastAsia="宋体" w:hAnsi="宋体" w:hint="eastAsia"/>
+          <w:szCs w:val="21"/>
+        </w:rPr>
+        <w:t>Signalsmith</w:t>
+      </w:r>
+      <w:proofErr w:type="spellEnd"/>
+      <w:r>
+        <w:rPr>
+          <w:rFonts w:ascii="宋体" w:eastAsia="宋体" w:hAnsi="宋体" w:hint="eastAsia"/>
+          <w:szCs w:val="21"/>
+        </w:rPr>
+        <w:t xml:space="preserve"> Stretch 变速引擎构成；应用交互层负责模式切换、曲线编辑与数据可视化。</w:t>
       </w:r>
     </w:p>
     <w:p>
@@ -5955,15 +6572,7 @@
           <w:rFonts w:ascii="宋体" w:eastAsia="宋体" w:hAnsi="宋体" w:hint="eastAsia"/>
           <w:szCs w:val="21"/>
         </w:rPr>
-        <w:t xml:space="preserve"> 状态机（ADJUST→CHASE→HOLD）闭环跟踪，适合自由跑；恒定 BPM：以规定步频为目标，开环控制、结构简单；步频曲线：用户绘制“热身—目标—放松”的阶梯曲线，暂停时曲线时间</w:t>
-      </w:r>
-      <w:r>
-        <w:rPr>
-          <w:rFonts w:ascii="宋体" w:eastAsia="宋体" w:hAnsi="宋体" w:hint="eastAsia"/>
-          <w:szCs w:val="21"/>
-        </w:rPr>
-        <w:lastRenderedPageBreak/>
-        <w:t>轴自动冻结，恢复后相位不跳变。</w:t>
+        <w:t xml:space="preserve"> 状态机（ADJUST→CHASE→HOLD）闭环跟踪，适合自由跑；恒定 BPM：以规定步频为目标，开环控制、结构简单；步频曲线：用户绘制“热身—目标—放松”的阶梯曲线，暂停时曲线时间轴自动冻结，恢复后相位不跳变。</w:t>
       </w:r>
     </w:p>
     <w:p>
@@ -5981,7 +6590,15 @@
           <w:rFonts w:ascii="宋体" w:eastAsia="宋体" w:hAnsi="宋体" w:hint="eastAsia"/>
           <w:szCs w:val="21"/>
         </w:rPr>
-        <w:t xml:space="preserve">④ 工程实现与验证。核心算法以 C++11 纯头文件、零依赖方式交付，并通过 NAPI 桥接 </w:t>
+        <w:t>④ 工程实现与验证。核心算法以 C++11 纯头文件、零依赖方式交付，并通过 NAPI 桥</w:t>
+      </w:r>
+      <w:r>
+        <w:rPr>
+          <w:rFonts w:ascii="宋体" w:eastAsia="宋体" w:hAnsi="宋体" w:hint="eastAsia"/>
+          <w:szCs w:val="21"/>
+        </w:rPr>
+        <w:lastRenderedPageBreak/>
+        <w:t xml:space="preserve">接 </w:t>
       </w:r>
       <w:proofErr w:type="spellStart"/>
       <w:r>
@@ -6094,7 +6711,7 @@
         <w:snapToGrid w:val="0"/>
         <w:ind w:firstLineChars="200" w:firstLine="420"/>
         <w:rPr>
-          <w:rFonts w:ascii="宋体" w:eastAsia="宋体" w:hAnsi="宋体"/>
+          <w:rFonts w:ascii="宋体" w:eastAsia="宋体" w:hAnsi="宋体" w:hint="eastAsia"/>
           <w:szCs w:val="21"/>
         </w:rPr>
       </w:pPr>
@@ -6125,25 +6742,7 @@
           <w:sz w:val="24"/>
           <w:szCs w:val="24"/>
         </w:rPr>
-        <w:t>（</w:t>
-      </w:r>
-      <w:r>
-        <w:rPr>
-          <w:rFonts w:ascii="宋体" w:eastAsia="宋体" w:hAnsi="宋体" w:hint="eastAsia"/>
-          <w:b/>
-          <w:sz w:val="24"/>
-          <w:szCs w:val="24"/>
-        </w:rPr>
-        <w:t>4</w:t>
-      </w:r>
-      <w:r>
-        <w:rPr>
-          <w:rFonts w:ascii="宋体" w:eastAsia="宋体" w:hAnsi="宋体" w:hint="eastAsia"/>
-          <w:b/>
-          <w:sz w:val="24"/>
-          <w:szCs w:val="24"/>
-        </w:rPr>
-        <w:t>）系统技术架构</w:t>
+        <w:t>（4）系统技术架构</w:t>
       </w:r>
     </w:p>
     <w:p>
@@ -7086,7 +7685,6 @@
       </w:r>
     </w:p>
     <w:sectPr>
-      <w:footerReference w:type="default" r:id="rId18"/>
       <w:pgSz w:w="11900" w:h="16840"/>
       <w:pgMar w:top="1440" w:right="1800" w:bottom="1440" w:left="1800" w:header="851" w:footer="850" w:gutter="0"/>
       <w:cols w:space="425"/>
@@ -8273,10 +8871,9 @@
     <w:uiPriority w:val="35"/>
     <w:unhideWhenUsed/>
     <w:qFormat/>
-    <w:rsid w:val="00692487"/>
+    <w:rsid w:val="00D16EC7"/>
     <w:rPr>
-      <w:rFonts w:asciiTheme="majorHAnsi" w:eastAsia="黑体" w:hAnsiTheme="majorHAnsi" w:cstheme="majorBidi"/>
-      <w:sz w:val="20"/>
+      <w:rFonts w:ascii="Times New Roman" w:eastAsia="宋体" w:hAnsi="Times New Roman" w:cstheme="majorBidi"/>
       <w:szCs w:val="20"/>
     </w:rPr>
   </w:style>

--- a/docs/2026人工智能创意赛（鸿蒙赛道）作品说明文档-Beat-Per-Mile跑步电台.docx
+++ b/docs/2026人工智能创意赛（鸿蒙赛道）作品说明文档-Beat-Per-Mile跑步电台.docx
@@ -125,7 +125,34 @@
           <w:szCs w:val="36"/>
           <w:u w:val="single"/>
         </w:rPr>
+        <w:t xml:space="preserve">  </w:t>
+      </w:r>
+      <w:r>
+        <w:rPr>
+          <w:rFonts w:ascii="宋体" w:eastAsia="宋体" w:hAnsi="宋体" w:hint="eastAsia"/>
+          <w:sz w:val="36"/>
+          <w:szCs w:val="36"/>
+          <w:u w:val="single"/>
+        </w:rPr>
+        <w:t xml:space="preserve">             </w:t>
+      </w:r>
+      <w:r>
+        <w:rPr>
+          <w:rFonts w:ascii="宋体" w:eastAsia="宋体" w:hAnsi="宋体" w:hint="eastAsia"/>
+          <w:sz w:val="36"/>
+          <w:szCs w:val="36"/>
+          <w:u w:val="single"/>
+        </w:rPr>
         <w:t>韶关学院</w:t>
+      </w:r>
+      <w:r>
+        <w:rPr>
+          <w:rFonts w:ascii="宋体" w:eastAsia="宋体" w:hAnsi="宋体" w:hint="eastAsia"/>
+          <w:sz w:val="36"/>
+          <w:szCs w:val="36"/>
+          <w:u w:val="single"/>
+        </w:rPr>
+        <w:t xml:space="preserve">     </w:t>
       </w:r>
     </w:p>
     <w:p>
@@ -154,7 +181,61 @@
           <w:szCs w:val="36"/>
           <w:u w:val="single"/>
         </w:rPr>
+        <w:t xml:space="preserve">  </w:t>
+      </w:r>
+      <w:r>
+        <w:rPr>
+          <w:rFonts w:ascii="宋体" w:eastAsia="宋体" w:hAnsi="宋体" w:hint="eastAsia"/>
+          <w:sz w:val="36"/>
+          <w:szCs w:val="36"/>
+          <w:u w:val="single"/>
+        </w:rPr>
+        <w:t xml:space="preserve">    </w:t>
+      </w:r>
+      <w:r>
+        <w:rPr>
+          <w:rFonts w:ascii="宋体" w:eastAsia="宋体" w:hAnsi="宋体" w:hint="eastAsia"/>
+          <w:sz w:val="36"/>
+          <w:szCs w:val="36"/>
+          <w:u w:val="single"/>
+        </w:rPr>
+        <w:t xml:space="preserve"> </w:t>
+      </w:r>
+      <w:r>
+        <w:rPr>
+          <w:rFonts w:ascii="宋体" w:eastAsia="宋体" w:hAnsi="宋体" w:hint="eastAsia"/>
+          <w:sz w:val="36"/>
+          <w:szCs w:val="36"/>
+          <w:u w:val="single"/>
+        </w:rPr>
+        <w:t xml:space="preserve">  </w:t>
+      </w:r>
+      <w:r>
+        <w:rPr>
+          <w:rFonts w:ascii="宋体" w:eastAsia="宋体" w:hAnsi="宋体" w:hint="eastAsia"/>
+          <w:sz w:val="36"/>
+          <w:szCs w:val="36"/>
+          <w:u w:val="single"/>
+        </w:rPr>
+        <w:t xml:space="preserve">   </w:t>
+      </w:r>
+      <w:r>
+        <w:rPr>
+          <w:rFonts w:ascii="宋体" w:eastAsia="宋体" w:hAnsi="宋体" w:hint="eastAsia"/>
+          <w:sz w:val="36"/>
+          <w:szCs w:val="36"/>
+          <w:u w:val="single"/>
+        </w:rPr>
         <w:t>真离散工作室</w:t>
+      </w:r>
+      <w:r>
+        <w:rPr>
+          <w:rFonts w:ascii="宋体" w:eastAsia="宋体" w:hAnsi="宋体" w:hint="eastAsia"/>
+          <w:sz w:val="36"/>
+          <w:szCs w:val="36"/>
+          <w:u w:val="single"/>
+        </w:rPr>
+        <w:t xml:space="preserve">     </w:t>
       </w:r>
     </w:p>
     <w:p>
@@ -183,7 +264,34 @@
           <w:szCs w:val="36"/>
           <w:u w:val="single"/>
         </w:rPr>
-        <w:t>Beat-Per-Mile 跑步电台</w:t>
+        <w:t>《</w:t>
+      </w:r>
+      <w:r>
+        <w:rPr>
+          <w:rFonts w:ascii="宋体" w:eastAsia="宋体" w:hAnsi="宋体" w:hint="eastAsia"/>
+          <w:sz w:val="36"/>
+          <w:szCs w:val="36"/>
+          <w:u w:val="single"/>
+        </w:rPr>
+        <w:t>B</w:t>
+      </w:r>
+      <w:r>
+        <w:rPr>
+          <w:rFonts w:ascii="宋体" w:eastAsia="宋体" w:hAnsi="宋体" w:hint="eastAsia"/>
+          <w:sz w:val="36"/>
+          <w:szCs w:val="36"/>
+          <w:u w:val="single"/>
+        </w:rPr>
+        <w:t>eat-Per-Mile 跑步电台</w:t>
+      </w:r>
+      <w:r>
+        <w:rPr>
+          <w:rFonts w:ascii="宋体" w:eastAsia="宋体" w:hAnsi="宋体" w:hint="eastAsia"/>
+          <w:sz w:val="36"/>
+          <w:szCs w:val="36"/>
+          <w:u w:val="single"/>
+        </w:rPr>
+        <w:t xml:space="preserve">》     </w:t>
       </w:r>
     </w:p>
     <w:p>
@@ -212,7 +320,52 @@
           <w:szCs w:val="36"/>
           <w:u w:val="single"/>
         </w:rPr>
+        <w:t xml:space="preserve"> </w:t>
+      </w:r>
+      <w:r>
+        <w:rPr>
+          <w:rFonts w:ascii="宋体" w:eastAsia="宋体" w:hAnsi="宋体" w:hint="eastAsia"/>
+          <w:sz w:val="36"/>
+          <w:szCs w:val="36"/>
+          <w:u w:val="single"/>
+        </w:rPr>
+        <w:t xml:space="preserve">               </w:t>
+      </w:r>
+      <w:r>
+        <w:rPr>
+          <w:rFonts w:ascii="宋体" w:eastAsia="宋体" w:hAnsi="宋体" w:hint="eastAsia"/>
+          <w:sz w:val="36"/>
+          <w:szCs w:val="36"/>
+          <w:u w:val="single"/>
+        </w:rPr>
         <w:t>应用创新</w:t>
+      </w:r>
+      <w:r>
+        <w:rPr>
+          <w:rFonts w:ascii="宋体" w:eastAsia="宋体" w:hAnsi="宋体" w:hint="eastAsia"/>
+          <w:sz w:val="36"/>
+          <w:szCs w:val="36"/>
+          <w:u w:val="single"/>
+        </w:rPr>
+        <w:t xml:space="preserve">    </w:t>
+      </w:r>
+      <w:r>
+        <w:rPr>
+          <w:rFonts w:ascii="宋体" w:eastAsia="宋体" w:hAnsi="宋体" w:hint="eastAsia"/>
+          <w:sz w:val="36"/>
+          <w:szCs w:val="36"/>
+          <w:u w:val="single"/>
+        </w:rPr>
+        <w:t xml:space="preserve"> </w:t>
+      </w:r>
+      <w:r>
+        <w:rPr>
+          <w:rFonts w:ascii="宋体" w:eastAsia="宋体" w:hAnsi="宋体" w:hint="eastAsia"/>
+          <w:sz w:val="36"/>
+          <w:szCs w:val="36"/>
+          <w:u w:val="single"/>
+        </w:rPr>
+        <w:t xml:space="preserve"> </w:t>
       </w:r>
     </w:p>
     <w:p>
@@ -252,7 +405,43 @@
           <w:szCs w:val="36"/>
           <w:u w:val="single"/>
         </w:rPr>
+        <w:t xml:space="preserve">    </w:t>
+      </w:r>
+      <w:r>
+        <w:rPr>
+          <w:rFonts w:ascii="宋体" w:eastAsia="宋体" w:hAnsi="宋体" w:hint="eastAsia"/>
+          <w:sz w:val="36"/>
+          <w:szCs w:val="36"/>
+          <w:u w:val="single"/>
+        </w:rPr>
+        <w:t xml:space="preserve">  </w:t>
+      </w:r>
+      <w:r>
+        <w:rPr>
+          <w:rFonts w:ascii="宋体" w:eastAsia="宋体" w:hAnsi="宋体" w:hint="eastAsia"/>
+          <w:sz w:val="36"/>
+          <w:szCs w:val="36"/>
+          <w:u w:val="single"/>
+        </w:rPr>
+        <w:t xml:space="preserve">      </w:t>
+      </w:r>
+      <w:r>
+        <w:rPr>
+          <w:rFonts w:ascii="宋体" w:eastAsia="宋体" w:hAnsi="宋体" w:hint="eastAsia"/>
+          <w:sz w:val="36"/>
+          <w:szCs w:val="36"/>
+          <w:u w:val="single"/>
+        </w:rPr>
         <w:t>谢朝旭</w:t>
+      </w:r>
+      <w:r>
+        <w:rPr>
+          <w:rFonts w:ascii="宋体" w:eastAsia="宋体" w:hAnsi="宋体" w:hint="eastAsia"/>
+          <w:sz w:val="36"/>
+          <w:szCs w:val="36"/>
+          <w:u w:val="single"/>
+        </w:rPr>
+        <w:t xml:space="preserve">     </w:t>
       </w:r>
     </w:p>
     <w:p>
@@ -281,7 +470,25 @@
           <w:szCs w:val="36"/>
           <w:u w:val="single"/>
         </w:rPr>
+        <w:t xml:space="preserve">      </w:t>
+      </w:r>
+      <w:r>
+        <w:rPr>
+          <w:rFonts w:ascii="宋体" w:eastAsia="宋体" w:hAnsi="宋体" w:hint="eastAsia"/>
+          <w:sz w:val="36"/>
+          <w:szCs w:val="36"/>
+          <w:u w:val="single"/>
+        </w:rPr>
         <w:t>13189171015</w:t>
+      </w:r>
+      <w:r>
+        <w:rPr>
+          <w:rFonts w:ascii="宋体" w:eastAsia="宋体" w:hAnsi="宋体" w:hint="eastAsia"/>
+          <w:sz w:val="36"/>
+          <w:szCs w:val="36"/>
+          <w:u w:val="single"/>
+        </w:rPr>
+        <w:t xml:space="preserve">      </w:t>
       </w:r>
     </w:p>
     <w:p>
@@ -2097,7 +2304,6 @@
           <w:szCs w:val="40"/>
         </w:rPr>
       </w:pPr>
-      <w:proofErr w:type="gramStart"/>
       <w:r>
         <w:rPr>
           <w:rFonts w:ascii="宋体" w:eastAsia="宋体" w:hAnsi="宋体" w:hint="eastAsia"/>
@@ -2107,18 +2313,7 @@
           <w:u w:val="single"/>
         </w:rPr>
         <w:lastRenderedPageBreak/>
-        <w:t xml:space="preserve">《 </w:t>
-      </w:r>
-      <w:proofErr w:type="gramEnd"/>
-      <w:r>
-        <w:rPr>
-          <w:rFonts w:ascii="宋体" w:eastAsia="宋体" w:hAnsi="宋体" w:hint="eastAsia"/>
-          <w:b/>
-          <w:sz w:val="40"/>
-          <w:szCs w:val="40"/>
-          <w:u w:val="single"/>
-        </w:rPr>
-        <w:t>Beat-Per-Mile 跑步电台》</w:t>
+        <w:t>《 Beat-Per-Mile 跑步电台》</w:t>
       </w:r>
       <w:r>
         <w:rPr>
@@ -2348,6 +2543,7 @@
       <w:pPr>
         <w:adjustRightInd w:val="0"/>
         <w:snapToGrid w:val="0"/>
+        <w:jc w:val="right"/>
         <w:rPr>
           <w:rFonts w:ascii="宋体" w:eastAsia="宋体" w:hAnsi="宋体" w:hint="eastAsia"/>
           <w:szCs w:val="21"/>
@@ -2453,6 +2649,7 @@
       <w:r>
         <w:rPr>
           <w:rFonts w:ascii="宋体" w:eastAsia="宋体" w:hAnsi="宋体"/>
+          <w:noProof/>
           <w:szCs w:val="21"/>
         </w:rPr>
         <w:drawing>
@@ -2506,6 +2703,7 @@
       <w:pPr>
         <w:adjustRightInd w:val="0"/>
         <w:snapToGrid w:val="0"/>
+        <w:jc w:val="right"/>
         <w:rPr>
           <w:rFonts w:ascii="宋体" w:eastAsia="宋体" w:hAnsi="宋体" w:hint="eastAsia"/>
           <w:szCs w:val="21"/>
@@ -2662,7 +2860,16 @@
           <w:sz w:val="28"/>
           <w:szCs w:val="28"/>
         </w:rPr>
-        <w:t>1. 创意描述</w:t>
+        <w:t>（一）</w:t>
+      </w:r>
+      <w:r>
+        <w:rPr>
+          <w:rFonts w:ascii="宋体" w:eastAsia="宋体" w:hAnsi="宋体" w:hint="eastAsia"/>
+          <w:b/>
+          <w:sz w:val="28"/>
+          <w:szCs w:val="28"/>
+        </w:rPr>
+        <w:t xml:space="preserve"> 创意描述</w:t>
       </w:r>
     </w:p>
     <w:p>
@@ -2702,7 +2909,16 @@
           <w:sz w:val="28"/>
           <w:szCs w:val="28"/>
         </w:rPr>
-        <w:t>2. 设计稿（应用）／技术方案</w:t>
+        <w:t>（二）</w:t>
+      </w:r>
+      <w:r>
+        <w:rPr>
+          <w:rFonts w:ascii="宋体" w:eastAsia="宋体" w:hAnsi="宋体" w:hint="eastAsia"/>
+          <w:b/>
+          <w:sz w:val="28"/>
+          <w:szCs w:val="28"/>
+        </w:rPr>
+        <w:t xml:space="preserve"> 设计稿（应用）／技术方案</w:t>
       </w:r>
     </w:p>
     <w:p>
@@ -2802,9 +3018,6 @@
       <w:pPr>
         <w:pStyle w:val="ac"/>
         <w:jc w:val="center"/>
-        <w:rPr>
-          <w:rFonts w:hint="eastAsia"/>
-        </w:rPr>
       </w:pPr>
       <w:r>
         <w:rPr>
@@ -3136,9 +3349,6 @@
       <w:pPr>
         <w:pStyle w:val="ac"/>
         <w:jc w:val="center"/>
-        <w:rPr>
-          <w:rFonts w:hint="eastAsia"/>
-        </w:rPr>
       </w:pPr>
       <w:r>
         <w:rPr>
@@ -3902,8 +4112,8 @@
         </w:rPr>
         <w:sectPr>
           <w:footerReference w:type="default" r:id="rId17"/>
-          <w:pgSz w:w="11900" w:h="16840"/>
-          <w:pgMar w:top="1440" w:right="1800" w:bottom="1440" w:left="1800" w:header="851" w:footer="850" w:gutter="0"/>
+          <w:pgSz w:w="11900" w:h="16840" w:code="9"/>
+          <w:pgMar w:top="1418" w:right="1701" w:bottom="1418" w:left="1701" w:header="851" w:footer="851" w:gutter="0"/>
           <w:cols w:space="425"/>
           <w:docGrid w:type="lines" w:linePitch="312"/>
         </w:sectPr>
@@ -6090,7 +6300,16 @@
           <w:sz w:val="28"/>
           <w:szCs w:val="28"/>
         </w:rPr>
-        <w:t>3. 介绍文档</w:t>
+        <w:t>（三）</w:t>
+      </w:r>
+      <w:r>
+        <w:rPr>
+          <w:rFonts w:ascii="宋体" w:eastAsia="宋体" w:hAnsi="宋体" w:hint="eastAsia"/>
+          <w:b/>
+          <w:sz w:val="28"/>
+          <w:szCs w:val="28"/>
+        </w:rPr>
+        <w:t xml:space="preserve"> 介绍文档</w:t>
       </w:r>
     </w:p>
     <w:p>
@@ -7685,8 +7904,8 @@
       </w:r>
     </w:p>
     <w:sectPr>
-      <w:pgSz w:w="11900" w:h="16840"/>
-      <w:pgMar w:top="1440" w:right="1800" w:bottom="1440" w:left="1800" w:header="851" w:footer="850" w:gutter="0"/>
+      <w:pgSz w:w="11900" w:h="16840" w:code="9"/>
+      <w:pgMar w:top="1440" w:right="1797" w:bottom="1440" w:left="1797" w:header="851" w:footer="851" w:gutter="0"/>
       <w:cols w:space="425"/>
       <w:docGrid w:type="lines" w:linePitch="312"/>
     </w:sectPr>
@@ -7725,72 +7944,44 @@
 
 <file path=word/footer1.xml><?xml version="1.0" encoding="utf-8"?>
 <w:ftr xmlns:wpc="http://schemas.microsoft.com/office/word/2010/wordprocessingCanvas" xmlns:cx="http://schemas.microsoft.com/office/drawing/2014/chartex" xmlns:cx1="http://schemas.microsoft.com/office/drawing/2015/9/8/chartex" xmlns:cx2="http://schemas.microsoft.com/office/drawing/2015/10/21/chartex" xmlns:cx3="http://schemas.microsoft.com/office/drawing/2016/5/9/chartex" xmlns:cx4="http://schemas.microsoft.com/office/drawing/2016/5/10/chartex" xmlns:cx5="http://schemas.microsoft.com/office/drawing/2016/5/11/chartex" xmlns:cx6="http://schemas.microsoft.com/office/drawing/2016/5/12/chartex" xmlns:cx7="http://schemas.microsoft.com/office/drawing/2016/5/13/chartex" xmlns:cx8="http://schemas.microsoft.com/office/drawing/2016/5/14/chartex" xmlns:mc="http://schemas.openxmlformats.org/markup-compatibility/2006" xmlns:aink="http://schemas.microsoft.com/office/drawing/2016/ink" xmlns:am3d="http://schemas.microsoft.com/office/drawing/2017/model3d" xmlns:o="urn:schemas-microsoft-com:office:office" xmlns:oel="http://schemas.microsoft.com/office/2019/extlst" xmlns:r="http://schemas.openxmlformats.org/officeDocument/2006/relationships" xmlns:m="http://schemas.openxmlformats.org/officeDocument/2006/math" xmlns:v="urn:schemas-microsoft-com:vml" xmlns:wp14="http://schemas.microsoft.com/office/word/2010/wordprocessingDrawing" xmlns:wp="http://schemas.openxmlformats.org/drawingml/2006/wordprocessingDrawing" xmlns:w10="urn:schemas-microsoft-com:office:word" xmlns:w="http://schemas.openxmlformats.org/wordprocessingml/2006/main" xmlns:w14="http://schemas.microsoft.com/office/word/2010/wordml" xmlns:w15="http://schemas.microsoft.com/office/word/2012/wordml" xmlns:w16cex="http://schemas.microsoft.com/office/word/2018/wordml/cex" xmlns:w16cid="http://schemas.microsoft.com/office/word/2016/wordml/cid" xmlns:w16="http://schemas.microsoft.com/office/word/2018/wordml" xmlns:w16du="http://schemas.microsoft.com/office/word/2023/wordml/word16du" xmlns:w16sdtdh="http://schemas.microsoft.com/office/word/2020/wordml/sdtdatahash" xmlns:w16sdtfl="http://schemas.microsoft.com/office/word/2024/wordml/sdtformatlock" xmlns:w16se="http://schemas.microsoft.com/office/word/2015/wordml/symex" xmlns:wpg="http://schemas.microsoft.com/office/word/2010/wordprocessingGroup" xmlns:wpi="http://schemas.microsoft.com/office/word/2010/wordprocessingInk" xmlns:wne="http://schemas.microsoft.com/office/word/2006/wordml" xmlns:wps="http://schemas.microsoft.com/office/word/2010/wordprocessingShape" mc:Ignorable="w14 w15 w16se w16cid w16 w16cex w16sdtdh w16sdtfl w16du wp14">
-  <w:p>
-    <w:pPr>
-      <w:pStyle w:val="a5"/>
-      <w:rPr>
-        <w:rFonts w:ascii="HarmonyOS Sans SC" w:eastAsia="HarmonyOS Sans SC" w:hAnsi="HarmonyOS Sans SC" w:hint="eastAsia"/>
-        <w:sz w:val="21"/>
-        <w:szCs w:val="21"/>
-      </w:rPr>
-    </w:pPr>
-    <w:r>
-      <w:rPr>
-        <w:rFonts w:ascii="HarmonyOS Sans SC" w:eastAsia="HarmonyOS Sans SC" w:hAnsi="HarmonyOS Sans SC" w:hint="eastAsia"/>
-        <w:w w:val="98"/>
-        <w:kern w:val="0"/>
-        <w:sz w:val="21"/>
-        <w:szCs w:val="21"/>
-        <w:fitText w:val="5670" w:id="-442214912"/>
-      </w:rPr>
-      <w:t>中国高校计算机大赛-人工智能创意赛（鸿蒙赛道）组委会编</w:t>
-    </w:r>
-    <w:r>
-      <w:rPr>
-        <w:rFonts w:ascii="HarmonyOS Sans SC" w:eastAsia="HarmonyOS Sans SC" w:hAnsi="HarmonyOS Sans SC" w:hint="eastAsia"/>
-        <w:spacing w:val="12"/>
-        <w:w w:val="98"/>
-        <w:kern w:val="0"/>
-        <w:sz w:val="21"/>
-        <w:szCs w:val="21"/>
-        <w:fitText w:val="5670" w:id="-442214912"/>
-      </w:rPr>
-      <w:t>制</w:t>
-    </w:r>
-    <w:r>
-      <w:rPr>
-        <w:rFonts w:ascii="HarmonyOS Sans SC" w:eastAsia="HarmonyOS Sans SC" w:hAnsi="HarmonyOS Sans SC" w:hint="eastAsia"/>
-        <w:sz w:val="21"/>
-        <w:szCs w:val="21"/>
-      </w:rPr>
-      <w:tab/>
-      <w:t xml:space="preserve">       20</w:t>
-    </w:r>
-    <w:r>
-      <w:rPr>
-        <w:rFonts w:ascii="HarmonyOS Sans SC" w:eastAsia="HarmonyOS Sans SC" w:hAnsi="HarmonyOS Sans SC"/>
-        <w:sz w:val="21"/>
-        <w:szCs w:val="21"/>
-      </w:rPr>
-      <w:t>26</w:t>
-    </w:r>
-    <w:r>
-      <w:rPr>
-        <w:rFonts w:ascii="HarmonyOS Sans SC" w:eastAsia="HarmonyOS Sans SC" w:hAnsi="HarmonyOS Sans SC" w:hint="eastAsia"/>
-        <w:sz w:val="21"/>
-        <w:szCs w:val="21"/>
-      </w:rPr>
-      <w:t>.0</w:t>
-    </w:r>
-    <w:r>
-      <w:rPr>
-        <w:rFonts w:ascii="HarmonyOS Sans SC" w:eastAsia="HarmonyOS Sans SC" w:hAnsi="HarmonyOS Sans SC"/>
-        <w:sz w:val="21"/>
-        <w:szCs w:val="21"/>
-      </w:rPr>
-      <w:t>6</w:t>
-    </w:r>
-  </w:p>
+  <w:sdt>
+    <w:sdtPr>
+      <w:id w:val="1793782182"/>
+      <w:docPartObj>
+        <w:docPartGallery w:val="Page Numbers (Bottom of Page)"/>
+        <w:docPartUnique/>
+      </w:docPartObj>
+    </w:sdtPr>
+    <w:sdtContent>
+      <w:p>
+        <w:pPr>
+          <w:pStyle w:val="a5"/>
+          <w:jc w:val="center"/>
+          <w:rPr>
+            <w:rFonts w:hint="eastAsia"/>
+          </w:rPr>
+        </w:pPr>
+        <w:r>
+          <w:fldChar w:fldCharType="begin"/>
+        </w:r>
+        <w:r>
+          <w:instrText>PAGE   \* MERGEFORMAT</w:instrText>
+        </w:r>
+        <w:r>
+          <w:fldChar w:fldCharType="separate"/>
+        </w:r>
+        <w:r>
+          <w:rPr>
+            <w:lang w:val="zh-CN"/>
+          </w:rPr>
+          <w:t>2</w:t>
+        </w:r>
+        <w:r>
+          <w:fldChar w:fldCharType="end"/>
+        </w:r>
+      </w:p>
+    </w:sdtContent>
+  </w:sdt>
   <w:p>
     <w:pPr>
       <w:pStyle w:val="a5"/>

--- a/docs/2026人工智能创意赛（鸿蒙赛道）作品说明文档-Beat-Per-Mile跑步电台.docx
+++ b/docs/2026人工智能创意赛（鸿蒙赛道）作品说明文档-Beat-Per-Mile跑步电台.docx
@@ -134,7 +134,27 @@
           <w:szCs w:val="36"/>
           <w:u w:val="single"/>
         </w:rPr>
-        <w:t xml:space="preserve">             </w:t>
+        <w:t xml:space="preserve">             韶关学院     </w:t>
+      </w:r>
+    </w:p>
+    <w:p>
+      <w:pPr>
+        <w:adjustRightInd w:val="0"/>
+        <w:snapToGrid w:val="0"/>
+        <w:jc w:val="center"/>
+        <w:rPr>
+          <w:rFonts w:ascii="宋体" w:eastAsia="宋体" w:hAnsi="宋体" w:hint="eastAsia"/>
+          <w:sz w:val="36"/>
+          <w:szCs w:val="36"/>
+        </w:rPr>
+      </w:pPr>
+      <w:r>
+        <w:rPr>
+          <w:rFonts w:ascii="宋体" w:eastAsia="宋体" w:hAnsi="宋体" w:hint="eastAsia"/>
+          <w:sz w:val="36"/>
+          <w:szCs w:val="36"/>
+        </w:rPr>
+        <w:t>团队名称：</w:t>
       </w:r>
       <w:r>
         <w:rPr>
@@ -143,7 +163,7 @@
           <w:szCs w:val="36"/>
           <w:u w:val="single"/>
         </w:rPr>
-        <w:t>韶关学院</w:t>
+        <w:t xml:space="preserve">  </w:t>
       </w:r>
       <w:r>
         <w:rPr>
@@ -152,6 +172,51 @@
           <w:szCs w:val="36"/>
           <w:u w:val="single"/>
         </w:rPr>
+        <w:t xml:space="preserve">    </w:t>
+      </w:r>
+      <w:r>
+        <w:rPr>
+          <w:rFonts w:ascii="宋体" w:eastAsia="宋体" w:hAnsi="宋体" w:hint="eastAsia"/>
+          <w:sz w:val="36"/>
+          <w:szCs w:val="36"/>
+          <w:u w:val="single"/>
+        </w:rPr>
+        <w:t xml:space="preserve"> </w:t>
+      </w:r>
+      <w:r>
+        <w:rPr>
+          <w:rFonts w:ascii="宋体" w:eastAsia="宋体" w:hAnsi="宋体" w:hint="eastAsia"/>
+          <w:sz w:val="36"/>
+          <w:szCs w:val="36"/>
+          <w:u w:val="single"/>
+        </w:rPr>
+        <w:t xml:space="preserve">  </w:t>
+      </w:r>
+      <w:r>
+        <w:rPr>
+          <w:rFonts w:ascii="宋体" w:eastAsia="宋体" w:hAnsi="宋体" w:hint="eastAsia"/>
+          <w:sz w:val="36"/>
+          <w:szCs w:val="36"/>
+          <w:u w:val="single"/>
+        </w:rPr>
+        <w:t xml:space="preserve">   </w:t>
+      </w:r>
+      <w:r>
+        <w:rPr>
+          <w:rFonts w:ascii="宋体" w:eastAsia="宋体" w:hAnsi="宋体" w:hint="eastAsia"/>
+          <w:sz w:val="36"/>
+          <w:szCs w:val="36"/>
+          <w:u w:val="single"/>
+        </w:rPr>
+        <w:t>真离散工作室</w:t>
+      </w:r>
+      <w:r>
+        <w:rPr>
+          <w:rFonts w:ascii="宋体" w:eastAsia="宋体" w:hAnsi="宋体" w:hint="eastAsia"/>
+          <w:sz w:val="36"/>
+          <w:szCs w:val="36"/>
+          <w:u w:val="single"/>
+        </w:rPr>
         <w:t xml:space="preserve">     </w:t>
       </w:r>
     </w:p>
@@ -172,7 +237,7 @@
           <w:sz w:val="36"/>
           <w:szCs w:val="36"/>
         </w:rPr>
-        <w:t>团队名称：</w:t>
+        <w:t>作品名称：</w:t>
       </w:r>
       <w:r>
         <w:rPr>
@@ -181,7 +246,7 @@
           <w:szCs w:val="36"/>
           <w:u w:val="single"/>
         </w:rPr>
-        <w:t xml:space="preserve">  </w:t>
+        <w:t>《B</w:t>
       </w:r>
       <w:r>
         <w:rPr>
@@ -190,7 +255,27 @@
           <w:szCs w:val="36"/>
           <w:u w:val="single"/>
         </w:rPr>
-        <w:t xml:space="preserve">    </w:t>
+        <w:t xml:space="preserve">eat-Per-Mile 跑步电台》     </w:t>
+      </w:r>
+    </w:p>
+    <w:p>
+      <w:pPr>
+        <w:adjustRightInd w:val="0"/>
+        <w:snapToGrid w:val="0"/>
+        <w:jc w:val="center"/>
+        <w:rPr>
+          <w:rFonts w:ascii="宋体" w:eastAsia="宋体" w:hAnsi="宋体" w:hint="eastAsia"/>
+          <w:sz w:val="36"/>
+          <w:szCs w:val="36"/>
+        </w:rPr>
+      </w:pPr>
+      <w:r>
+        <w:rPr>
+          <w:rFonts w:ascii="宋体" w:eastAsia="宋体" w:hAnsi="宋体" w:hint="eastAsia"/>
+          <w:sz w:val="36"/>
+          <w:szCs w:val="36"/>
+        </w:rPr>
+        <w:t>赛题方向：</w:t>
       </w:r>
       <w:r>
         <w:rPr>
@@ -208,146 +293,7 @@
           <w:szCs w:val="36"/>
           <w:u w:val="single"/>
         </w:rPr>
-        <w:t xml:space="preserve">  </w:t>
-      </w:r>
-      <w:r>
-        <w:rPr>
-          <w:rFonts w:ascii="宋体" w:eastAsia="宋体" w:hAnsi="宋体" w:hint="eastAsia"/>
-          <w:sz w:val="36"/>
-          <w:szCs w:val="36"/>
-          <w:u w:val="single"/>
-        </w:rPr>
-        <w:t xml:space="preserve">   </w:t>
-      </w:r>
-      <w:r>
-        <w:rPr>
-          <w:rFonts w:ascii="宋体" w:eastAsia="宋体" w:hAnsi="宋体" w:hint="eastAsia"/>
-          <w:sz w:val="36"/>
-          <w:szCs w:val="36"/>
-          <w:u w:val="single"/>
-        </w:rPr>
-        <w:t>真离散工作室</w:t>
-      </w:r>
-      <w:r>
-        <w:rPr>
-          <w:rFonts w:ascii="宋体" w:eastAsia="宋体" w:hAnsi="宋体" w:hint="eastAsia"/>
-          <w:sz w:val="36"/>
-          <w:szCs w:val="36"/>
-          <w:u w:val="single"/>
-        </w:rPr>
-        <w:t xml:space="preserve">     </w:t>
-      </w:r>
-    </w:p>
-    <w:p>
-      <w:pPr>
-        <w:adjustRightInd w:val="0"/>
-        <w:snapToGrid w:val="0"/>
-        <w:jc w:val="center"/>
-        <w:rPr>
-          <w:rFonts w:ascii="宋体" w:eastAsia="宋体" w:hAnsi="宋体" w:hint="eastAsia"/>
-          <w:sz w:val="36"/>
-          <w:szCs w:val="36"/>
-        </w:rPr>
-      </w:pPr>
-      <w:r>
-        <w:rPr>
-          <w:rFonts w:ascii="宋体" w:eastAsia="宋体" w:hAnsi="宋体" w:hint="eastAsia"/>
-          <w:sz w:val="36"/>
-          <w:szCs w:val="36"/>
-        </w:rPr>
-        <w:t>作品名称：</w:t>
-      </w:r>
-      <w:r>
-        <w:rPr>
-          <w:rFonts w:ascii="宋体" w:eastAsia="宋体" w:hAnsi="宋体" w:hint="eastAsia"/>
-          <w:sz w:val="36"/>
-          <w:szCs w:val="36"/>
-          <w:u w:val="single"/>
-        </w:rPr>
-        <w:t>《</w:t>
-      </w:r>
-      <w:r>
-        <w:rPr>
-          <w:rFonts w:ascii="宋体" w:eastAsia="宋体" w:hAnsi="宋体" w:hint="eastAsia"/>
-          <w:sz w:val="36"/>
-          <w:szCs w:val="36"/>
-          <w:u w:val="single"/>
-        </w:rPr>
-        <w:t>B</w:t>
-      </w:r>
-      <w:r>
-        <w:rPr>
-          <w:rFonts w:ascii="宋体" w:eastAsia="宋体" w:hAnsi="宋体" w:hint="eastAsia"/>
-          <w:sz w:val="36"/>
-          <w:szCs w:val="36"/>
-          <w:u w:val="single"/>
-        </w:rPr>
-        <w:t>eat-Per-Mile 跑步电台</w:t>
-      </w:r>
-      <w:r>
-        <w:rPr>
-          <w:rFonts w:ascii="宋体" w:eastAsia="宋体" w:hAnsi="宋体" w:hint="eastAsia"/>
-          <w:sz w:val="36"/>
-          <w:szCs w:val="36"/>
-          <w:u w:val="single"/>
-        </w:rPr>
-        <w:t xml:space="preserve">》     </w:t>
-      </w:r>
-    </w:p>
-    <w:p>
-      <w:pPr>
-        <w:adjustRightInd w:val="0"/>
-        <w:snapToGrid w:val="0"/>
-        <w:jc w:val="center"/>
-        <w:rPr>
-          <w:rFonts w:ascii="宋体" w:eastAsia="宋体" w:hAnsi="宋体" w:hint="eastAsia"/>
-          <w:sz w:val="36"/>
-          <w:szCs w:val="36"/>
-        </w:rPr>
-      </w:pPr>
-      <w:r>
-        <w:rPr>
-          <w:rFonts w:ascii="宋体" w:eastAsia="宋体" w:hAnsi="宋体" w:hint="eastAsia"/>
-          <w:sz w:val="36"/>
-          <w:szCs w:val="36"/>
-        </w:rPr>
-        <w:t>赛题方向：</w:t>
-      </w:r>
-      <w:r>
-        <w:rPr>
-          <w:rFonts w:ascii="宋体" w:eastAsia="宋体" w:hAnsi="宋体" w:hint="eastAsia"/>
-          <w:sz w:val="36"/>
-          <w:szCs w:val="36"/>
-          <w:u w:val="single"/>
-        </w:rPr>
-        <w:t xml:space="preserve"> </w:t>
-      </w:r>
-      <w:r>
-        <w:rPr>
-          <w:rFonts w:ascii="宋体" w:eastAsia="宋体" w:hAnsi="宋体" w:hint="eastAsia"/>
-          <w:sz w:val="36"/>
-          <w:szCs w:val="36"/>
-          <w:u w:val="single"/>
-        </w:rPr>
-        <w:t xml:space="preserve">               </w:t>
-      </w:r>
-      <w:r>
-        <w:rPr>
-          <w:rFonts w:ascii="宋体" w:eastAsia="宋体" w:hAnsi="宋体" w:hint="eastAsia"/>
-          <w:sz w:val="36"/>
-          <w:szCs w:val="36"/>
-          <w:u w:val="single"/>
-        </w:rPr>
-        <w:t>应用创新</w:t>
-      </w:r>
-      <w:r>
-        <w:rPr>
-          <w:rFonts w:ascii="宋体" w:eastAsia="宋体" w:hAnsi="宋体" w:hint="eastAsia"/>
-          <w:sz w:val="36"/>
-          <w:szCs w:val="36"/>
-          <w:u w:val="single"/>
-        </w:rPr>
-        <w:t xml:space="preserve">    </w:t>
+        <w:t xml:space="preserve">               应用创新    </w:t>
       </w:r>
       <w:r>
         <w:rPr>
@@ -2045,11 +1991,12 @@
             </w:pPr>
             <w:r>
               <w:rPr>
-                <w:rFonts w:ascii="宋体" w:eastAsia="宋体" w:hAnsi="宋体" w:hint="eastAsia"/>
+                <w:rFonts w:ascii="宋体" w:eastAsia="宋体" w:hAnsi="宋体" w:cs="宋体" w:hint="eastAsia"/>
                 <w:color w:val="808080" w:themeColor="background1" w:themeShade="80"/>
-                <w:szCs w:val="21"/>
-              </w:rPr>
-              <w:t>梁晓</w:t>
+                <w:sz w:val="22"/>
+                <w:lang w:eastAsia="zh"/>
+              </w:rPr>
+              <w:t>刘晓樑</w:t>
             </w:r>
           </w:p>
         </w:tc>
@@ -2304,6 +2251,7 @@
           <w:szCs w:val="40"/>
         </w:rPr>
       </w:pPr>
+      <w:proofErr w:type="gramStart"/>
       <w:r>
         <w:rPr>
           <w:rFonts w:ascii="宋体" w:eastAsia="宋体" w:hAnsi="宋体" w:hint="eastAsia"/>
@@ -2313,7 +2261,18 @@
           <w:u w:val="single"/>
         </w:rPr>
         <w:lastRenderedPageBreak/>
-        <w:t>《 Beat-Per-Mile 跑步电台》</w:t>
+        <w:t xml:space="preserve">《 </w:t>
+      </w:r>
+      <w:proofErr w:type="gramEnd"/>
+      <w:r>
+        <w:rPr>
+          <w:rFonts w:ascii="宋体" w:eastAsia="宋体" w:hAnsi="宋体" w:hint="eastAsia"/>
+          <w:b/>
+          <w:sz w:val="40"/>
+          <w:szCs w:val="40"/>
+          <w:u w:val="single"/>
+        </w:rPr>
+        <w:t>Beat-Per-Mile 跑步电台》</w:t>
       </w:r>
       <w:r>
         <w:rPr>
@@ -2648,15 +2607,16 @@
       </w:pPr>
       <w:r>
         <w:rPr>
-          <w:rFonts w:ascii="宋体" w:eastAsia="宋体" w:hAnsi="宋体"/>
+          <w:rFonts w:ascii="宋体" w:eastAsia="宋体" w:hAnsi="宋体" w:cs="宋体"/>
           <w:noProof/>
-          <w:szCs w:val="21"/>
+          <w:sz w:val="24"/>
+          <w:szCs w:val="24"/>
         </w:rPr>
         <w:drawing>
-          <wp:inline distT="0" distB="0" distL="0" distR="0" wp14:anchorId="47231705" wp14:editId="28370870">
-            <wp:extent cx="1570467" cy="708034"/>
-            <wp:effectExtent l="0" t="0" r="0" b="0"/>
-            <wp:docPr id="1389134174" name="图片 1"/>
+          <wp:inline distT="0" distB="0" distL="114300" distR="114300" wp14:anchorId="49903EAC" wp14:editId="3DC12CFE">
+            <wp:extent cx="1679575" cy="557530"/>
+            <wp:effectExtent l="0" t="0" r="15875" b="13970"/>
+            <wp:docPr id="9" name="图片 9"/>
             <wp:cNvGraphicFramePr>
               <a:graphicFrameLocks xmlns:a="http://schemas.openxmlformats.org/drawingml/2006/main" noChangeAspect="1"/>
             </wp:cNvGraphicFramePr>
@@ -2664,8 +2624,10 @@
               <a:graphicData uri="http://schemas.openxmlformats.org/drawingml/2006/picture">
                 <pic:pic xmlns:pic="http://schemas.openxmlformats.org/drawingml/2006/picture">
                   <pic:nvPicPr>
-                    <pic:cNvPr id="1389134174" name=""/>
-                    <pic:cNvPicPr/>
+                    <pic:cNvPr id="9" name="图片 9"/>
+                    <pic:cNvPicPr>
+                      <a:picLocks noChangeAspect="1"/>
+                    </pic:cNvPicPr>
                   </pic:nvPicPr>
                   <pic:blipFill>
                     <a:blip r:embed="rId11"/>
@@ -2676,7 +2638,7 @@
                   <pic:spPr>
                     <a:xfrm>
                       <a:off x="0" y="0"/>
-                      <a:ext cx="1626368" cy="733237"/>
+                      <a:ext cx="1679575" cy="557530"/>
                     </a:xfrm>
                     <a:prstGeom prst="rect">
                       <a:avLst/>
@@ -2860,65 +2822,47 @@
           <w:sz w:val="28"/>
           <w:szCs w:val="28"/>
         </w:rPr>
-        <w:t>（一）</w:t>
-      </w:r>
-      <w:r>
+        <w:t>（一） 创意描述</w:t>
+      </w:r>
+    </w:p>
+    <w:p>
+      <w:pPr>
+        <w:adjustRightInd w:val="0"/>
+        <w:snapToGrid w:val="0"/>
+        <w:ind w:firstLineChars="200" w:firstLine="420"/>
+        <w:rPr>
+          <w:rFonts w:ascii="宋体" w:eastAsia="宋体" w:hAnsi="宋体" w:hint="eastAsia"/>
+          <w:szCs w:val="21"/>
+        </w:rPr>
+      </w:pPr>
+      <w:r>
+        <w:rPr>
+          <w:rFonts w:ascii="宋体" w:eastAsia="宋体" w:hAnsi="宋体" w:hint="eastAsia"/>
+          <w:szCs w:val="21"/>
+        </w:rPr>
+        <w:t>《Beat-Per-Mile 跑步电台》实时捕获跑者步频，以相位对齐算法驱动保音高变速引擎，在不改变音高的前提下让鼓点精准踩中每一步；提供步频跟随、恒定 BPM 与自定义曲线三种模式。</w:t>
+      </w:r>
+    </w:p>
+    <w:p>
+      <w:pPr>
+        <w:keepNext/>
+        <w:adjustRightInd w:val="0"/>
+        <w:snapToGrid w:val="0"/>
         <w:rPr>
           <w:rFonts w:ascii="宋体" w:eastAsia="宋体" w:hAnsi="宋体" w:hint="eastAsia"/>
           <w:b/>
           <w:sz w:val="28"/>
           <w:szCs w:val="28"/>
         </w:rPr>
-        <w:t xml:space="preserve"> 创意描述</w:t>
-      </w:r>
-    </w:p>
-    <w:p>
-      <w:pPr>
-        <w:adjustRightInd w:val="0"/>
-        <w:snapToGrid w:val="0"/>
-        <w:ind w:firstLineChars="200" w:firstLine="420"/>
-        <w:rPr>
-          <w:rFonts w:ascii="宋体" w:eastAsia="宋体" w:hAnsi="宋体" w:hint="eastAsia"/>
-          <w:szCs w:val="21"/>
-        </w:rPr>
-      </w:pPr>
-      <w:r>
-        <w:rPr>
-          <w:rFonts w:ascii="宋体" w:eastAsia="宋体" w:hAnsi="宋体" w:hint="eastAsia"/>
-          <w:szCs w:val="21"/>
-        </w:rPr>
-        <w:t>《Beat-Per-Mile 跑步电台》实时捕获跑者步频，以相位对齐算法驱动保音高变速引擎，在不改变音高的前提下让鼓点精准踩中每一步；提供步频跟随、恒定 BPM 与自定义曲线三种模式。</w:t>
-      </w:r>
-    </w:p>
-    <w:p>
-      <w:pPr>
-        <w:keepNext/>
-        <w:adjustRightInd w:val="0"/>
-        <w:snapToGrid w:val="0"/>
+      </w:pPr>
+      <w:r>
         <w:rPr>
           <w:rFonts w:ascii="宋体" w:eastAsia="宋体" w:hAnsi="宋体" w:hint="eastAsia"/>
           <w:b/>
           <w:sz w:val="28"/>
           <w:szCs w:val="28"/>
         </w:rPr>
-      </w:pPr>
-      <w:r>
-        <w:rPr>
-          <w:rFonts w:ascii="宋体" w:eastAsia="宋体" w:hAnsi="宋体" w:hint="eastAsia"/>
-          <w:b/>
-          <w:sz w:val="28"/>
-          <w:szCs w:val="28"/>
-        </w:rPr>
-        <w:t>（二）</w:t>
-      </w:r>
-      <w:r>
-        <w:rPr>
-          <w:rFonts w:ascii="宋体" w:eastAsia="宋体" w:hAnsi="宋体" w:hint="eastAsia"/>
-          <w:b/>
-          <w:sz w:val="28"/>
-          <w:szCs w:val="28"/>
-        </w:rPr>
-        <w:t xml:space="preserve"> 设计稿（应用）／技术方案</w:t>
+        <w:t>（二） 设计稿（应用）／技术方案</w:t>
       </w:r>
     </w:p>
     <w:p>
@@ -6300,16 +6244,7 @@
           <w:sz w:val="28"/>
           <w:szCs w:val="28"/>
         </w:rPr>
-        <w:t>（三）</w:t>
-      </w:r>
-      <w:r>
-        <w:rPr>
-          <w:rFonts w:ascii="宋体" w:eastAsia="宋体" w:hAnsi="宋体" w:hint="eastAsia"/>
-          <w:b/>
-          <w:sz w:val="28"/>
-          <w:szCs w:val="28"/>
-        </w:rPr>
-        <w:t xml:space="preserve"> 介绍文档</w:t>
+        <w:t>（三） 介绍文档</w:t>
       </w:r>
     </w:p>
     <w:p>

--- a/docs/2026人工智能创意赛（鸿蒙赛道）作品说明文档-Beat-Per-Mile跑步电台.docx
+++ b/docs/2026人工智能创意赛（鸿蒙赛道）作品说明文档-Beat-Per-Mile跑步电台.docx
@@ -2251,7 +2251,6 @@
           <w:szCs w:val="40"/>
         </w:rPr>
       </w:pPr>
-      <w:proofErr w:type="gramStart"/>
       <w:r>
         <w:rPr>
           <w:rFonts w:ascii="宋体" w:eastAsia="宋体" w:hAnsi="宋体" w:hint="eastAsia"/>
@@ -2261,18 +2260,7 @@
           <w:u w:val="single"/>
         </w:rPr>
         <w:lastRenderedPageBreak/>
-        <w:t xml:space="preserve">《 </w:t>
-      </w:r>
-      <w:proofErr w:type="gramEnd"/>
-      <w:r>
-        <w:rPr>
-          <w:rFonts w:ascii="宋体" w:eastAsia="宋体" w:hAnsi="宋体" w:hint="eastAsia"/>
-          <w:b/>
-          <w:sz w:val="40"/>
-          <w:szCs w:val="40"/>
-          <w:u w:val="single"/>
-        </w:rPr>
-        <w:t>Beat-Per-Mile 跑步电台》</w:t>
+        <w:t>《 Beat-Per-Mile 跑步电台》</w:t>
       </w:r>
       <w:r>
         <w:rPr>
@@ -3145,13 +3133,13 @@
           <w:lang w:eastAsia="zh"/>
         </w:rPr>
         <w:drawing>
-          <wp:anchor distT="0" distB="0" distL="114300" distR="114300" simplePos="0" relativeHeight="251659264" behindDoc="0" locked="0" layoutInCell="1" allowOverlap="1" wp14:anchorId="59CC9380" wp14:editId="2380E967">
+          <wp:anchor distT="0" distB="0" distL="114300" distR="114300" simplePos="0" relativeHeight="251659264" behindDoc="0" locked="0" layoutInCell="1" allowOverlap="1" wp14:anchorId="59CC9380" wp14:editId="0C1B7D5C">
             <wp:simplePos x="0" y="0"/>
             <wp:positionH relativeFrom="column">
-              <wp:posOffset>120650</wp:posOffset>
+              <wp:posOffset>166370</wp:posOffset>
             </wp:positionH>
             <wp:positionV relativeFrom="paragraph">
-              <wp:posOffset>641985</wp:posOffset>
+              <wp:posOffset>602797</wp:posOffset>
             </wp:positionV>
             <wp:extent cx="4923790" cy="6965315"/>
             <wp:effectExtent l="0" t="0" r="0" b="6985"/>
@@ -6626,55 +6614,7 @@
           <w:rFonts w:ascii="宋体" w:eastAsia="宋体" w:hAnsi="宋体" w:hint="eastAsia"/>
           <w:szCs w:val="21"/>
         </w:rPr>
-        <w:t xml:space="preserve">① 总体架构。应用基于 HarmonyOS 开发，采用 </w:t>
-      </w:r>
-      <w:proofErr w:type="spellStart"/>
-      <w:r>
-        <w:rPr>
-          <w:rFonts w:ascii="宋体" w:eastAsia="宋体" w:hAnsi="宋体" w:hint="eastAsia"/>
-          <w:szCs w:val="21"/>
-        </w:rPr>
-        <w:t>ArkTS</w:t>
-      </w:r>
-      <w:proofErr w:type="spellEnd"/>
-      <w:r>
-        <w:rPr>
-          <w:rFonts w:ascii="宋体" w:eastAsia="宋体" w:hAnsi="宋体" w:hint="eastAsia"/>
-          <w:szCs w:val="21"/>
-        </w:rPr>
-        <w:t xml:space="preserve"> + C++ 混合架构，自上而下分为四层：设备感知层通过 Sensor 套件以 50Hz 采集加速度数据；核心算法层完成步频检测、相位对齐与节拍网格计算；音频引擎层由 </w:t>
-      </w:r>
-      <w:proofErr w:type="spellStart"/>
-      <w:r>
-        <w:rPr>
-          <w:rFonts w:ascii="宋体" w:eastAsia="宋体" w:hAnsi="宋体" w:hint="eastAsia"/>
-          <w:szCs w:val="21"/>
-        </w:rPr>
-        <w:t>FFmpeg</w:t>
-      </w:r>
-      <w:proofErr w:type="spellEnd"/>
-      <w:r>
-        <w:rPr>
-          <w:rFonts w:ascii="宋体" w:eastAsia="宋体" w:hAnsi="宋体" w:hint="eastAsia"/>
-          <w:szCs w:val="21"/>
-        </w:rPr>
-        <w:t xml:space="preserve"> 解码、Essentia 节拍分析与 </w:t>
-      </w:r>
-      <w:proofErr w:type="spellStart"/>
-      <w:r>
-        <w:rPr>
-          <w:rFonts w:ascii="宋体" w:eastAsia="宋体" w:hAnsi="宋体" w:hint="eastAsia"/>
-          <w:szCs w:val="21"/>
-        </w:rPr>
-        <w:t>Signalsmith</w:t>
-      </w:r>
-      <w:proofErr w:type="spellEnd"/>
-      <w:r>
-        <w:rPr>
-          <w:rFonts w:ascii="宋体" w:eastAsia="宋体" w:hAnsi="宋体" w:hint="eastAsia"/>
-          <w:szCs w:val="21"/>
-        </w:rPr>
-        <w:t xml:space="preserve"> Stretch 变速引擎构成；应用交互层负责模式切换、曲线编辑与数据可视化。</w:t>
+        <w:t>① 总体架构。应用基于 HarmonyOS 开发，采用 ArkTS + C++ 混合架构，自上而下分为四层：设备感知层通过 Sensor 套件以 50Hz 采集加速度数据；核心算法层完成步频检测、相位对齐与节拍网格计算；音频引擎层由 FFmpeg 解码、Essentia 节拍分析与 Signalsmith Stretch 变速引擎构成；应用交互层负责模式切换、曲线编辑与数据可视化。</w:t>
       </w:r>
     </w:p>
     <w:p>
@@ -6710,23 +6650,7 @@
           <w:rFonts w:ascii="宋体" w:eastAsia="宋体" w:hAnsi="宋体" w:hint="eastAsia"/>
           <w:szCs w:val="21"/>
         </w:rPr>
-        <w:t xml:space="preserve">③ 三种播放模式。步频跟随：以传感器实测瞬时步频为目标，由 </w:t>
-      </w:r>
-      <w:proofErr w:type="spellStart"/>
-      <w:r>
-        <w:rPr>
-          <w:rFonts w:ascii="宋体" w:eastAsia="宋体" w:hAnsi="宋体" w:hint="eastAsia"/>
-          <w:szCs w:val="21"/>
-        </w:rPr>
-        <w:t>TempoFollower</w:t>
-      </w:r>
-      <w:proofErr w:type="spellEnd"/>
-      <w:r>
-        <w:rPr>
-          <w:rFonts w:ascii="宋体" w:eastAsia="宋体" w:hAnsi="宋体" w:hint="eastAsia"/>
-          <w:szCs w:val="21"/>
-        </w:rPr>
-        <w:t xml:space="preserve"> 状态机（ADJUST→CHASE→HOLD）闭环跟踪，适合自由跑；恒定 BPM：以规定步频为目标，开环控制、结构简单；步频曲线：用户绘制“热身—目标—放松”的阶梯曲线，暂停时曲线时间轴自动冻结，恢复后相位不跳变。</w:t>
+        <w:t>③ 三种播放模式。步频跟随：以传感器实测瞬时步频为目标，由 TempoFollower 状态机（ADJUST→CHASE→HOLD）闭环跟踪，适合自由跑；恒定 BPM：以规定步频为目标，开环控制、结构简单；步频曲线：用户绘制“热身—目标—放松”的阶梯曲线，暂停时曲线时间轴自动冻结，恢复后相位不跳变。</w:t>
       </w:r>
     </w:p>
     <w:p>
@@ -6752,71 +6676,7 @@
           <w:szCs w:val="21"/>
         </w:rPr>
         <w:lastRenderedPageBreak/>
-        <w:t xml:space="preserve">接 </w:t>
-      </w:r>
-      <w:proofErr w:type="spellStart"/>
-      <w:r>
-        <w:rPr>
-          <w:rFonts w:ascii="宋体" w:eastAsia="宋体" w:hAnsi="宋体" w:hint="eastAsia"/>
-          <w:szCs w:val="21"/>
-        </w:rPr>
-        <w:t>ArkTS</w:t>
-      </w:r>
-      <w:proofErr w:type="spellEnd"/>
-      <w:r>
-        <w:rPr>
-          <w:rFonts w:ascii="宋体" w:eastAsia="宋体" w:hAnsi="宋体" w:hint="eastAsia"/>
-          <w:szCs w:val="21"/>
-        </w:rPr>
-        <w:t xml:space="preserve">：beatgrid.hpp 负责拍点与小节网格，phase_trim.hpp 负责预设模式的相位同步，switch_plan.hpp 实现换歌对拍，step_detector.hpp 用自适应阈值谷峰检测完成计步。变速播放由 </w:t>
-      </w:r>
-      <w:proofErr w:type="spellStart"/>
-      <w:r>
-        <w:rPr>
-          <w:rFonts w:ascii="宋体" w:eastAsia="宋体" w:hAnsi="宋体" w:hint="eastAsia"/>
-          <w:szCs w:val="21"/>
-        </w:rPr>
-        <w:t>LiveStretchPlayer</w:t>
-      </w:r>
-      <w:proofErr w:type="spellEnd"/>
-      <w:r>
-        <w:rPr>
-          <w:rFonts w:ascii="宋体" w:eastAsia="宋体" w:hAnsi="宋体" w:hint="eastAsia"/>
-          <w:szCs w:val="21"/>
-        </w:rPr>
-        <w:t xml:space="preserve"> 驱动，端到端引擎延迟恒定 120ms，跳转零误差、暂停恢复相位连续。各模块均通过单元自测与 Python 镜像交叉验证：计步自测 26/26 通过且与镜像实现逐样本偏差为 0；</w:t>
-      </w:r>
-      <w:proofErr w:type="spellStart"/>
-      <w:r>
-        <w:rPr>
-          <w:rFonts w:ascii="宋体" w:eastAsia="宋体" w:hAnsi="宋体" w:hint="eastAsia"/>
-          <w:szCs w:val="21"/>
-        </w:rPr>
-        <w:t>TempoFollower</w:t>
-      </w:r>
-      <w:proofErr w:type="spellEnd"/>
-      <w:r>
-        <w:rPr>
-          <w:rFonts w:ascii="宋体" w:eastAsia="宋体" w:hAnsi="宋体" w:hint="eastAsia"/>
-          <w:szCs w:val="21"/>
-        </w:rPr>
-        <w:t xml:space="preserve"> 冷启动 2.83 秒进入锁定；</w:t>
-      </w:r>
-      <w:proofErr w:type="spellStart"/>
-      <w:r>
-        <w:rPr>
-          <w:rFonts w:ascii="宋体" w:eastAsia="宋体" w:hAnsi="宋体" w:hint="eastAsia"/>
-          <w:szCs w:val="21"/>
-        </w:rPr>
-        <w:t>PhaseTrim</w:t>
-      </w:r>
-      <w:proofErr w:type="spellEnd"/>
-      <w:r>
-        <w:rPr>
-          <w:rFonts w:ascii="宋体" w:eastAsia="宋体" w:hAnsi="宋体" w:hint="eastAsia"/>
-          <w:szCs w:val="21"/>
-        </w:rPr>
-        <w:t xml:space="preserve"> 可将 0.5 拍的相位偏置在 4.34 秒内拉回。</w:t>
+        <w:t>接 ArkTS：beatgrid.hpp 负责拍点与小节网格，phase_trim.hpp 负责预设模式的相位同步，switch_plan.hpp 实现换歌对拍，step_detector.hpp 用自适应阈值谷峰检测完成计步。变速播放由 LiveStretchPlayer 驱动，端到端引擎延迟恒定 120ms，跳转零误差、暂停恢复相位连续。各模块均通过单元自测与 Python 镜像交叉验证：计步自测 26/26 通过且与镜像实现逐样本偏差为 0；TempoFollower 冷启动 2.83 秒进入锁定；PhaseTrim 可将 0.5 拍的相位偏置在 4.34 秒内拉回。</w:t>
       </w:r>
     </w:p>
     <w:p>
